--- a/DF_TermProject_Spring2026.docx
+++ b/DF_TermProject_Spring2026.docx
@@ -746,7 +746,11 @@
             </w:tcMar>
             <w:vAlign w:val="center"/>
           </w:tcPr>
-          <w:p/>
+          <w:p>
+            <w:r>
+              <w:t>1</w:t>
+            </w:r>
+          </w:p>
         </w:tc>
         <w:tc>
           <w:tcPr>
@@ -908,7 +912,11 @@
             </w:tcMar>
             <w:vAlign w:val="center"/>
           </w:tcPr>
-          <w:p/>
+          <w:p>
+            <w:r>
+              <w:t>2</w:t>
+            </w:r>
+          </w:p>
         </w:tc>
         <w:tc>
           <w:tcPr>
@@ -1070,7 +1078,11 @@
             </w:tcMar>
             <w:vAlign w:val="center"/>
           </w:tcPr>
-          <w:p/>
+          <w:p>
+            <w:r>
+              <w:t>3</w:t>
+            </w:r>
+          </w:p>
         </w:tc>
         <w:tc>
           <w:tcPr>
@@ -1232,7 +1244,11 @@
             </w:tcMar>
             <w:vAlign w:val="center"/>
           </w:tcPr>
-          <w:p/>
+          <w:p>
+            <w:r>
+              <w:t>4</w:t>
+            </w:r>
+          </w:p>
         </w:tc>
         <w:tc>
           <w:tcPr>
@@ -1394,7 +1410,11 @@
             </w:tcMar>
             <w:vAlign w:val="center"/>
           </w:tcPr>
-          <w:p/>
+          <w:p>
+            <w:r>
+              <w:t>5</w:t>
+            </w:r>
+          </w:p>
         </w:tc>
         <w:tc>
           <w:tcPr>

--- a/DF_TermProject_Spring2026.docx
+++ b/DF_TermProject_Spring2026.docx
@@ -444,14 +444,14 @@
         <w:tblLook w:val="04A0" w:firstRow="1" w:lastRow="0" w:firstColumn="1" w:lastColumn="0" w:noHBand="0" w:noVBand="1"/>
       </w:tblPr>
       <w:tblGrid>
-        <w:gridCol w:w="452"/>
-        <w:gridCol w:w="985"/>
-        <w:gridCol w:w="1208"/>
-        <w:gridCol w:w="1663"/>
-        <w:gridCol w:w="1141"/>
-        <w:gridCol w:w="1141"/>
-        <w:gridCol w:w="974"/>
-        <w:gridCol w:w="1441"/>
+        <w:gridCol w:w="420"/>
+        <w:gridCol w:w="871"/>
+        <w:gridCol w:w="1587"/>
+        <w:gridCol w:w="1445"/>
+        <w:gridCol w:w="1003"/>
+        <w:gridCol w:w="1276"/>
+        <w:gridCol w:w="2219"/>
+        <w:gridCol w:w="1257"/>
       </w:tblGrid>
       <w:tr>
         <w:tc>
@@ -1102,11 +1102,46 @@
             </w:tcMar>
             <w:vAlign w:val="center"/>
           </w:tcPr>
+          <w:p>
+            <w:r>
+              <w:t>Hamza</w:t>
+            </w:r>
+          </w:p>
+        </w:tc>
+        <w:tc>
+          <w:tcPr>
+            <w:tcW w:w="1400" w:type="dxa"/>
+            <w:tcBorders>
+              <w:top w:val="single" w:sz="1" w:space="0" w:color="AAAAAA"/>
+              <w:left w:val="single" w:sz="1" w:space="0" w:color="AAAAAA"/>
+              <w:bottom w:val="single" w:sz="1" w:space="0" w:color="AAAAAA"/>
+              <w:right w:val="single" w:sz="1" w:space="0" w:color="AAAAAA"/>
+            </w:tcBorders>
+            <w:shd w:val="clear" w:color="auto" w:fill="FFFFFF"/>
+            <w:tcMar>
+              <w:top w:w="80" w:type="dxa"/>
+              <w:left w:w="120" w:type="dxa"/>
+              <w:bottom w:w="80" w:type="dxa"/>
+              <w:right w:w="120" w:type="dxa"/>
+            </w:tcMar>
+            <w:vAlign w:val="center"/>
+          </w:tcPr>
+          <w:p>
+            <w:pPr>
+              <w:rPr>
+                <w:b/>
+                <w:bCs/>
+              </w:rPr>
+            </w:pPr>
+            <w:r>
+              <w:t>hamzaaftab525-stack</w:t>
+            </w:r>
+          </w:p>
           <w:p/>
         </w:tc>
         <w:tc>
           <w:tcPr>
-            <w:tcW w:w="1400" w:type="dxa"/>
+            <w:tcW w:w="1100" w:type="dxa"/>
             <w:tcBorders>
               <w:top w:val="single" w:sz="1" w:space="0" w:color="AAAAAA"/>
               <w:left w:val="single" w:sz="1" w:space="0" w:color="AAAAAA"/>
@@ -1122,11 +1157,15 @@
             </w:tcMar>
             <w:vAlign w:val="center"/>
           </w:tcPr>
-          <w:p/>
-        </w:tc>
-        <w:tc>
-          <w:tcPr>
-            <w:tcW w:w="1100" w:type="dxa"/>
+          <w:p>
+            <w:r>
+              <w:t>Member</w:t>
+            </w:r>
+          </w:p>
+        </w:tc>
+        <w:tc>
+          <w:tcPr>
+            <w:tcW w:w="1200" w:type="dxa"/>
             <w:tcBorders>
               <w:top w:val="single" w:sz="1" w:space="0" w:color="AAAAAA"/>
               <w:left w:val="single" w:sz="1" w:space="0" w:color="AAAAAA"/>
@@ -1142,7 +1181,11 @@
             </w:tcMar>
             <w:vAlign w:val="center"/>
           </w:tcPr>
-          <w:p/>
+          <w:p>
+            <w:r>
+              <w:t>CD Staging</w:t>
+            </w:r>
+          </w:p>
         </w:tc>
         <w:tc>
           <w:tcPr>
@@ -1162,7 +1205,14 @@
             </w:tcMar>
             <w:vAlign w:val="center"/>
           </w:tcPr>
-          <w:p/>
+          <w:p>
+            <w:r>
+              <w:t>Karachi</w:t>
+            </w:r>
+            <w:r>
+              <w:t>.html</w:t>
+            </w:r>
+          </w:p>
         </w:tc>
         <w:tc>
           <w:tcPr>
@@ -1182,11 +1232,18 @@
             </w:tcMar>
             <w:vAlign w:val="center"/>
           </w:tcPr>
-          <w:p/>
-        </w:tc>
-        <w:tc>
-          <w:tcPr>
-            <w:tcW w:w="1200" w:type="dxa"/>
+          <w:p>
+            <w:r>
+              <w:t>feature/</w:t>
+            </w:r>
+            <w:r>
+              <w:t>hamzaaftab525-stack</w:t>
+            </w:r>
+          </w:p>
+        </w:tc>
+        <w:tc>
+          <w:tcPr>
+            <w:tcW w:w="900" w:type="dxa"/>
             <w:tcBorders>
               <w:top w:val="single" w:sz="1" w:space="0" w:color="AAAAAA"/>
               <w:left w:val="single" w:sz="1" w:space="0" w:color="AAAAAA"/>
@@ -1202,27 +1259,11 @@
             </w:tcMar>
             <w:vAlign w:val="center"/>
           </w:tcPr>
-          <w:p/>
-        </w:tc>
-        <w:tc>
-          <w:tcPr>
-            <w:tcW w:w="900" w:type="dxa"/>
-            <w:tcBorders>
-              <w:top w:val="single" w:sz="1" w:space="0" w:color="AAAAAA"/>
-              <w:left w:val="single" w:sz="1" w:space="0" w:color="AAAAAA"/>
-              <w:bottom w:val="single" w:sz="1" w:space="0" w:color="AAAAAA"/>
-              <w:right w:val="single" w:sz="1" w:space="0" w:color="AAAAAA"/>
-            </w:tcBorders>
-            <w:shd w:val="clear" w:color="auto" w:fill="FFFFFF"/>
-            <w:tcMar>
-              <w:top w:w="80" w:type="dxa"/>
-              <w:left w:w="120" w:type="dxa"/>
-              <w:bottom w:w="80" w:type="dxa"/>
-              <w:right w:w="120" w:type="dxa"/>
-            </w:tcMar>
-            <w:vAlign w:val="center"/>
-          </w:tcPr>
-          <w:p/>
+          <w:p>
+            <w:r>
+              <w:t>Yes</w:t>
+            </w:r>
+          </w:p>
         </w:tc>
       </w:tr>
       <w:tr>
@@ -1756,6 +1797,7 @@
                 <w:sz w:val="20"/>
                 <w:szCs w:val="20"/>
               </w:rPr>
+              <w:lastRenderedPageBreak/>
               <w:t>Environment</w:t>
             </w:r>
           </w:p>
@@ -1891,7 +1933,6 @@
                 <w:sz w:val="20"/>
                 <w:szCs w:val="20"/>
               </w:rPr>
-              <w:lastRenderedPageBreak/>
               <w:t>Development</w:t>
             </w:r>
           </w:p>
@@ -3281,6 +3322,7 @@
                 <w:sz w:val="20"/>
                 <w:szCs w:val="20"/>
               </w:rPr>
+              <w:lastRenderedPageBreak/>
               <w:t>1</w:t>
             </w:r>
           </w:p>
@@ -3407,16 +3449,7 @@
                 <w:sz w:val="20"/>
                 <w:szCs w:val="20"/>
               </w:rPr>
-              <w:t xml:space="preserve"> HTML &amp; CSS Linting, Building with </w:t>
-            </w:r>
-            <w:r>
-              <w:rPr>
-                <w:color w:val="000000"/>
-                <w:sz w:val="20"/>
-                <w:szCs w:val="20"/>
-              </w:rPr>
-              <w:lastRenderedPageBreak/>
-              <w:t>Parcel,</w:t>
+              <w:t xml:space="preserve"> HTML &amp; CSS Linting, Building with Parcel,</w:t>
             </w:r>
             <w:r>
               <w:rPr>
@@ -3460,7 +3493,6 @@
                 <w:sz w:val="20"/>
                 <w:szCs w:val="20"/>
               </w:rPr>
-              <w:lastRenderedPageBreak/>
               <w:t>2</w:t>
             </w:r>
           </w:p>
@@ -13629,7 +13661,7 @@
       <w:tr>
         <w:tc>
           <w:tcPr>
-            <w:tcW w:w="3400" w:type="dxa"/>
+            <w:tcW w:w="3071" w:type="dxa"/>
             <w:tcBorders>
               <w:top w:val="single" w:sz="1" w:space="0" w:color="AAAAAA"/>
               <w:left w:val="single" w:sz="1" w:space="0" w:color="AAAAAA"/>
@@ -13663,7 +13695,7 @@
         </w:tc>
         <w:tc>
           <w:tcPr>
-            <w:tcW w:w="5960" w:type="dxa"/>
+            <w:tcW w:w="6289" w:type="dxa"/>
             <w:tcBorders>
               <w:top w:val="single" w:sz="1" w:space="0" w:color="AAAAAA"/>
               <w:left w:val="single" w:sz="1" w:space="0" w:color="AAAAAA"/>
@@ -13699,7 +13731,7 @@
       <w:tr>
         <w:tc>
           <w:tcPr>
-            <w:tcW w:w="3400" w:type="dxa"/>
+            <w:tcW w:w="3071" w:type="dxa"/>
             <w:tcBorders>
               <w:top w:val="single" w:sz="1" w:space="0" w:color="AAAAAA"/>
               <w:left w:val="single" w:sz="1" w:space="0" w:color="AAAAAA"/>
@@ -13730,7 +13762,7 @@
         </w:tc>
         <w:tc>
           <w:tcPr>
-            <w:tcW w:w="5960" w:type="dxa"/>
+            <w:tcW w:w="6289" w:type="dxa"/>
             <w:tcBorders>
               <w:top w:val="single" w:sz="1" w:space="0" w:color="AAAAAA"/>
               <w:left w:val="single" w:sz="1" w:space="0" w:color="AAAAAA"/>
@@ -13761,7 +13793,7 @@
       <w:tr>
         <w:tc>
           <w:tcPr>
-            <w:tcW w:w="3400" w:type="dxa"/>
+            <w:tcW w:w="3071" w:type="dxa"/>
             <w:tcBorders>
               <w:top w:val="single" w:sz="1" w:space="0" w:color="AAAAAA"/>
               <w:left w:val="single" w:sz="1" w:space="0" w:color="AAAAAA"/>
@@ -13792,7 +13824,7 @@
         </w:tc>
         <w:tc>
           <w:tcPr>
-            <w:tcW w:w="5960" w:type="dxa"/>
+            <w:tcW w:w="6289" w:type="dxa"/>
             <w:tcBorders>
               <w:top w:val="single" w:sz="1" w:space="0" w:color="AAAAAA"/>
               <w:left w:val="single" w:sz="1" w:space="0" w:color="AAAAAA"/>
@@ -13823,7 +13855,7 @@
       <w:tr>
         <w:tc>
           <w:tcPr>
-            <w:tcW w:w="3400" w:type="dxa"/>
+            <w:tcW w:w="3071" w:type="dxa"/>
             <w:tcBorders>
               <w:top w:val="single" w:sz="1" w:space="0" w:color="AAAAAA"/>
               <w:left w:val="single" w:sz="1" w:space="0" w:color="AAAAAA"/>
@@ -13854,7 +13886,7 @@
         </w:tc>
         <w:tc>
           <w:tcPr>
-            <w:tcW w:w="5960" w:type="dxa"/>
+            <w:tcW w:w="6289" w:type="dxa"/>
             <w:tcBorders>
               <w:top w:val="single" w:sz="1" w:space="0" w:color="AAAAAA"/>
               <w:left w:val="single" w:sz="1" w:space="0" w:color="AAAAAA"/>
@@ -13885,7 +13917,7 @@
       <w:tr>
         <w:tc>
           <w:tcPr>
-            <w:tcW w:w="3400" w:type="dxa"/>
+            <w:tcW w:w="3071" w:type="dxa"/>
             <w:tcBorders>
               <w:top w:val="single" w:sz="1" w:space="0" w:color="AAAAAA"/>
               <w:left w:val="single" w:sz="1" w:space="0" w:color="AAAAAA"/>
@@ -13916,7 +13948,7 @@
         </w:tc>
         <w:tc>
           <w:tcPr>
-            <w:tcW w:w="5960" w:type="dxa"/>
+            <w:tcW w:w="6289" w:type="dxa"/>
             <w:tcBorders>
               <w:top w:val="single" w:sz="1" w:space="0" w:color="AAAAAA"/>
               <w:left w:val="single" w:sz="1" w:space="0" w:color="AAAAAA"/>
@@ -13947,7 +13979,7 @@
       <w:tr>
         <w:tc>
           <w:tcPr>
-            <w:tcW w:w="3400" w:type="dxa"/>
+            <w:tcW w:w="3071" w:type="dxa"/>
             <w:tcBorders>
               <w:top w:val="single" w:sz="1" w:space="0" w:color="AAAAAA"/>
               <w:left w:val="single" w:sz="1" w:space="0" w:color="AAAAAA"/>
@@ -13978,7 +14010,7 @@
         </w:tc>
         <w:tc>
           <w:tcPr>
-            <w:tcW w:w="5960" w:type="dxa"/>
+            <w:tcW w:w="6289" w:type="dxa"/>
             <w:tcBorders>
               <w:top w:val="single" w:sz="1" w:space="0" w:color="AAAAAA"/>
               <w:left w:val="single" w:sz="1" w:space="0" w:color="AAAAAA"/>
@@ -14009,7 +14041,7 @@
       <w:tr>
         <w:tc>
           <w:tcPr>
-            <w:tcW w:w="3400" w:type="dxa"/>
+            <w:tcW w:w="3071" w:type="dxa"/>
             <w:tcBorders>
               <w:top w:val="single" w:sz="1" w:space="0" w:color="AAAAAA"/>
               <w:left w:val="single" w:sz="1" w:space="0" w:color="AAAAAA"/>
@@ -14040,7 +14072,7 @@
         </w:tc>
         <w:tc>
           <w:tcPr>
-            <w:tcW w:w="5960" w:type="dxa"/>
+            <w:tcW w:w="6289" w:type="dxa"/>
             <w:tcBorders>
               <w:top w:val="single" w:sz="1" w:space="0" w:color="AAAAAA"/>
               <w:left w:val="single" w:sz="1" w:space="0" w:color="AAAAAA"/>
@@ -14071,7 +14103,7 @@
       <w:tr>
         <w:tc>
           <w:tcPr>
-            <w:tcW w:w="3400" w:type="dxa"/>
+            <w:tcW w:w="3071" w:type="dxa"/>
             <w:tcBorders>
               <w:top w:val="single" w:sz="1" w:space="0" w:color="AAAAAA"/>
               <w:left w:val="single" w:sz="1" w:space="0" w:color="AAAAAA"/>
@@ -14102,7 +14134,7 @@
         </w:tc>
         <w:tc>
           <w:tcPr>
-            <w:tcW w:w="5960" w:type="dxa"/>
+            <w:tcW w:w="6289" w:type="dxa"/>
             <w:tcBorders>
               <w:top w:val="single" w:sz="1" w:space="0" w:color="AAAAAA"/>
               <w:left w:val="single" w:sz="1" w:space="0" w:color="AAAAAA"/>
@@ -14133,7 +14165,7 @@
       <w:tr>
         <w:tc>
           <w:tcPr>
-            <w:tcW w:w="3400" w:type="dxa"/>
+            <w:tcW w:w="3071" w:type="dxa"/>
             <w:tcBorders>
               <w:top w:val="single" w:sz="1" w:space="0" w:color="AAAAAA"/>
               <w:left w:val="single" w:sz="1" w:space="0" w:color="AAAAAA"/>
@@ -14164,7 +14196,7 @@
         </w:tc>
         <w:tc>
           <w:tcPr>
-            <w:tcW w:w="5960" w:type="dxa"/>
+            <w:tcW w:w="6289" w:type="dxa"/>
             <w:tcBorders>
               <w:top w:val="single" w:sz="1" w:space="0" w:color="AAAAAA"/>
               <w:left w:val="single" w:sz="1" w:space="0" w:color="AAAAAA"/>
@@ -14195,7 +14227,7 @@
       <w:tr>
         <w:tc>
           <w:tcPr>
-            <w:tcW w:w="3400" w:type="dxa"/>
+            <w:tcW w:w="3071" w:type="dxa"/>
             <w:tcBorders>
               <w:top w:val="single" w:sz="1" w:space="0" w:color="AAAAAA"/>
               <w:left w:val="single" w:sz="1" w:space="0" w:color="AAAAAA"/>
@@ -14226,7 +14258,7 @@
         </w:tc>
         <w:tc>
           <w:tcPr>
-            <w:tcW w:w="5960" w:type="dxa"/>
+            <w:tcW w:w="6289" w:type="dxa"/>
             <w:tcBorders>
               <w:top w:val="single" w:sz="1" w:space="0" w:color="AAAAAA"/>
               <w:left w:val="single" w:sz="1" w:space="0" w:color="AAAAAA"/>
@@ -14257,7 +14289,7 @@
       <w:tr>
         <w:tc>
           <w:tcPr>
-            <w:tcW w:w="3400" w:type="dxa"/>
+            <w:tcW w:w="3071" w:type="dxa"/>
             <w:tcBorders>
               <w:top w:val="single" w:sz="1" w:space="0" w:color="AAAAAA"/>
               <w:left w:val="single" w:sz="1" w:space="0" w:color="AAAAAA"/>
@@ -14288,7 +14320,7 @@
         </w:tc>
         <w:tc>
           <w:tcPr>
-            <w:tcW w:w="5960" w:type="dxa"/>
+            <w:tcW w:w="6289" w:type="dxa"/>
             <w:tcBorders>
               <w:top w:val="single" w:sz="1" w:space="0" w:color="AAAAAA"/>
               <w:left w:val="single" w:sz="1" w:space="0" w:color="AAAAAA"/>
@@ -14319,7 +14351,7 @@
       <w:tr>
         <w:tc>
           <w:tcPr>
-            <w:tcW w:w="3400" w:type="dxa"/>
+            <w:tcW w:w="3071" w:type="dxa"/>
             <w:tcBorders>
               <w:top w:val="single" w:sz="1" w:space="0" w:color="AAAAAA"/>
               <w:left w:val="single" w:sz="1" w:space="0" w:color="AAAAAA"/>
@@ -14350,7 +14382,7 @@
         </w:tc>
         <w:tc>
           <w:tcPr>
-            <w:tcW w:w="5960" w:type="dxa"/>
+            <w:tcW w:w="6289" w:type="dxa"/>
             <w:tcBorders>
               <w:top w:val="single" w:sz="1" w:space="0" w:color="AAAAAA"/>
               <w:left w:val="single" w:sz="1" w:space="0" w:color="AAAAAA"/>
@@ -14381,7 +14413,7 @@
       <w:tr>
         <w:tc>
           <w:tcPr>
-            <w:tcW w:w="3400" w:type="dxa"/>
+            <w:tcW w:w="3071" w:type="dxa"/>
             <w:tcBorders>
               <w:top w:val="single" w:sz="1" w:space="0" w:color="AAAAAA"/>
               <w:left w:val="single" w:sz="1" w:space="0" w:color="AAAAAA"/>
@@ -14412,7 +14444,7 @@
         </w:tc>
         <w:tc>
           <w:tcPr>
-            <w:tcW w:w="5960" w:type="dxa"/>
+            <w:tcW w:w="6289" w:type="dxa"/>
             <w:tcBorders>
               <w:top w:val="single" w:sz="1" w:space="0" w:color="AAAAAA"/>
               <w:left w:val="single" w:sz="1" w:space="0" w:color="AAAAAA"/>
@@ -14443,7 +14475,7 @@
       <w:tr>
         <w:tc>
           <w:tcPr>
-            <w:tcW w:w="3400" w:type="dxa"/>
+            <w:tcW w:w="3071" w:type="dxa"/>
             <w:tcBorders>
               <w:top w:val="single" w:sz="1" w:space="0" w:color="AAAAAA"/>
               <w:left w:val="single" w:sz="1" w:space="0" w:color="AAAAAA"/>
@@ -14474,7 +14506,7 @@
         </w:tc>
         <w:tc>
           <w:tcPr>
-            <w:tcW w:w="5960" w:type="dxa"/>
+            <w:tcW w:w="6289" w:type="dxa"/>
             <w:tcBorders>
               <w:top w:val="single" w:sz="1" w:space="0" w:color="AAAAAA"/>
               <w:left w:val="single" w:sz="1" w:space="0" w:color="AAAAAA"/>
@@ -14505,7 +14537,7 @@
       <w:tr>
         <w:tc>
           <w:tcPr>
-            <w:tcW w:w="3400" w:type="dxa"/>
+            <w:tcW w:w="3071" w:type="dxa"/>
             <w:tcBorders>
               <w:top w:val="single" w:sz="1" w:space="0" w:color="AAAAAA"/>
               <w:left w:val="single" w:sz="1" w:space="0" w:color="AAAAAA"/>
@@ -14536,7 +14568,7 @@
         </w:tc>
         <w:tc>
           <w:tcPr>
-            <w:tcW w:w="5960" w:type="dxa"/>
+            <w:tcW w:w="6289" w:type="dxa"/>
             <w:tcBorders>
               <w:top w:val="single" w:sz="1" w:space="0" w:color="AAAAAA"/>
               <w:left w:val="single" w:sz="1" w:space="0" w:color="AAAAAA"/>
@@ -14567,7 +14599,7 @@
       <w:tr>
         <w:tc>
           <w:tcPr>
-            <w:tcW w:w="3400" w:type="dxa"/>
+            <w:tcW w:w="3071" w:type="dxa"/>
             <w:tcBorders>
               <w:top w:val="single" w:sz="1" w:space="0" w:color="AAAAAA"/>
               <w:left w:val="single" w:sz="1" w:space="0" w:color="AAAAAA"/>
@@ -14598,7 +14630,7 @@
         </w:tc>
         <w:tc>
           <w:tcPr>
-            <w:tcW w:w="5960" w:type="dxa"/>
+            <w:tcW w:w="6289" w:type="dxa"/>
             <w:tcBorders>
               <w:top w:val="single" w:sz="1" w:space="0" w:color="AAAAAA"/>
               <w:left w:val="single" w:sz="1" w:space="0" w:color="AAAAAA"/>
@@ -14629,7 +14661,7 @@
       <w:tr>
         <w:tc>
           <w:tcPr>
-            <w:tcW w:w="3400" w:type="dxa"/>
+            <w:tcW w:w="3071" w:type="dxa"/>
             <w:tcBorders>
               <w:top w:val="single" w:sz="1" w:space="0" w:color="AAAAAA"/>
               <w:left w:val="single" w:sz="1" w:space="0" w:color="AAAAAA"/>
@@ -14660,7 +14692,7 @@
         </w:tc>
         <w:tc>
           <w:tcPr>
-            <w:tcW w:w="5960" w:type="dxa"/>
+            <w:tcW w:w="6289" w:type="dxa"/>
             <w:tcBorders>
               <w:top w:val="single" w:sz="1" w:space="0" w:color="AAAAAA"/>
               <w:left w:val="single" w:sz="1" w:space="0" w:color="AAAAAA"/>
@@ -14691,7 +14723,7 @@
       <w:tr>
         <w:tc>
           <w:tcPr>
-            <w:tcW w:w="3400" w:type="dxa"/>
+            <w:tcW w:w="3071" w:type="dxa"/>
             <w:tcBorders>
               <w:top w:val="single" w:sz="1" w:space="0" w:color="AAAAAA"/>
               <w:left w:val="single" w:sz="1" w:space="0" w:color="AAAAAA"/>
@@ -14722,7 +14754,7 @@
         </w:tc>
         <w:tc>
           <w:tcPr>
-            <w:tcW w:w="5960" w:type="dxa"/>
+            <w:tcW w:w="6289" w:type="dxa"/>
             <w:tcBorders>
               <w:top w:val="single" w:sz="1" w:space="0" w:color="AAAAAA"/>
               <w:left w:val="single" w:sz="1" w:space="0" w:color="AAAAAA"/>
@@ -14753,7 +14785,7 @@
       <w:tr>
         <w:tc>
           <w:tcPr>
-            <w:tcW w:w="3400" w:type="dxa"/>
+            <w:tcW w:w="3071" w:type="dxa"/>
             <w:tcBorders>
               <w:top w:val="single" w:sz="1" w:space="0" w:color="AAAAAA"/>
               <w:left w:val="single" w:sz="1" w:space="0" w:color="AAAAAA"/>
@@ -14784,7 +14816,7 @@
         </w:tc>
         <w:tc>
           <w:tcPr>
-            <w:tcW w:w="5960" w:type="dxa"/>
+            <w:tcW w:w="6289" w:type="dxa"/>
             <w:tcBorders>
               <w:top w:val="single" w:sz="1" w:space="0" w:color="AAAAAA"/>
               <w:left w:val="single" w:sz="1" w:space="0" w:color="AAAAAA"/>
@@ -14815,7 +14847,7 @@
       <w:tr>
         <w:tc>
           <w:tcPr>
-            <w:tcW w:w="3400" w:type="dxa"/>
+            <w:tcW w:w="3071" w:type="dxa"/>
             <w:tcBorders>
               <w:top w:val="single" w:sz="1" w:space="0" w:color="AAAAAA"/>
               <w:left w:val="single" w:sz="1" w:space="0" w:color="AAAAAA"/>
@@ -14847,7 +14879,7 @@
         </w:tc>
         <w:tc>
           <w:tcPr>
-            <w:tcW w:w="5960" w:type="dxa"/>
+            <w:tcW w:w="6289" w:type="dxa"/>
             <w:tcBorders>
               <w:top w:val="single" w:sz="1" w:space="0" w:color="AAAAAA"/>
               <w:left w:val="single" w:sz="1" w:space="0" w:color="AAAAAA"/>
@@ -14876,10 +14908,51 @@
         </w:tc>
       </w:tr>
     </w:tbl>
-    <w:p/>
+    <w:p>
+      <w:r>
+        <w:rPr>
+          <w:noProof/>
+        </w:rPr>
+        <w:drawing>
+          <wp:inline distT="0" distB="0" distL="0" distR="0" wp14:anchorId="075D0D41" wp14:editId="10F9F15A">
+            <wp:extent cx="6400800" cy="3598545"/>
+            <wp:effectExtent l="0" t="0" r="0" b="1905"/>
+            <wp:docPr id="1970137626" name="Picture 1"/>
+            <wp:cNvGraphicFramePr>
+              <a:graphicFrameLocks xmlns:a="http://schemas.openxmlformats.org/drawingml/2006/main" noChangeAspect="1"/>
+            </wp:cNvGraphicFramePr>
+            <a:graphic xmlns:a="http://schemas.openxmlformats.org/drawingml/2006/main">
+              <a:graphicData uri="http://schemas.openxmlformats.org/drawingml/2006/picture">
+                <pic:pic xmlns:pic="http://schemas.openxmlformats.org/drawingml/2006/picture">
+                  <pic:nvPicPr>
+                    <pic:cNvPr id="1970137626" name=""/>
+                    <pic:cNvPicPr/>
+                  </pic:nvPicPr>
+                  <pic:blipFill>
+                    <a:blip r:embed="rId7"/>
+                    <a:stretch>
+                      <a:fillRect/>
+                    </a:stretch>
+                  </pic:blipFill>
+                  <pic:spPr>
+                    <a:xfrm>
+                      <a:off x="0" y="0"/>
+                      <a:ext cx="6400800" cy="3598545"/>
+                    </a:xfrm>
+                    <a:prstGeom prst="rect">
+                      <a:avLst/>
+                    </a:prstGeom>
+                  </pic:spPr>
+                </pic:pic>
+              </a:graphicData>
+            </a:graphic>
+          </wp:inline>
+        </w:drawing>
+      </w:r>
+    </w:p>
     <w:sectPr>
-      <w:headerReference w:type="default" r:id="rId7"/>
-      <w:footerReference w:type="default" r:id="rId8"/>
+      <w:headerReference w:type="default" r:id="rId8"/>
+      <w:footerReference w:type="default" r:id="rId9"/>
       <w:pgSz w:w="12240" w:h="15840"/>
       <w:pgMar w:top="1080" w:right="1080" w:bottom="1080" w:left="1080" w:header="708" w:footer="708" w:gutter="0"/>
       <w:cols w:space="720"/>
@@ -16042,7 +16115,6 @@
   <w:style w:type="character" w:default="1" w:styleId="DefaultParagraphFont">
     <w:name w:val="Default Paragraph Font"/>
     <w:uiPriority w:val="1"/>
-    <w:semiHidden/>
     <w:unhideWhenUsed/>
   </w:style>
   <w:style w:type="table" w:default="1" w:styleId="TableNormal">

--- a/DF_TermProject_Spring2026.docx
+++ b/DF_TermProject_Spring2026.docx
@@ -444,14 +444,14 @@
         <w:tblLook w:val="04A0" w:firstRow="1" w:lastRow="0" w:firstColumn="1" w:lastColumn="0" w:noHBand="0" w:noVBand="1"/>
       </w:tblPr>
       <w:tblGrid>
-        <w:gridCol w:w="452"/>
-        <w:gridCol w:w="985"/>
-        <w:gridCol w:w="1208"/>
-        <w:gridCol w:w="1663"/>
-        <w:gridCol w:w="1141"/>
-        <w:gridCol w:w="1141"/>
-        <w:gridCol w:w="974"/>
-        <w:gridCol w:w="1441"/>
+        <w:gridCol w:w="411"/>
+        <w:gridCol w:w="1130"/>
+        <w:gridCol w:w="1397"/>
+        <w:gridCol w:w="1390"/>
+        <w:gridCol w:w="968"/>
+        <w:gridCol w:w="968"/>
+        <w:gridCol w:w="2603"/>
+        <w:gridCol w:w="1211"/>
       </w:tblGrid>
       <w:tr>
         <w:tc>
@@ -936,7 +936,11 @@
             </w:tcMar>
             <w:vAlign w:val="center"/>
           </w:tcPr>
-          <w:p/>
+          <w:p>
+            <w:r>
+              <w:t>Salahuddin Momi</w:t>
+            </w:r>
+          </w:p>
         </w:tc>
         <w:tc>
           <w:tcPr>
@@ -956,7 +960,11 @@
             </w:tcMar>
             <w:vAlign w:val="center"/>
           </w:tcPr>
-          <w:p/>
+          <w:p>
+            <w:r>
+              <w:t>l1f21bsse0152</w:t>
+            </w:r>
+          </w:p>
         </w:tc>
         <w:tc>
           <w:tcPr>
@@ -976,7 +984,11 @@
             </w:tcMar>
             <w:vAlign w:val="center"/>
           </w:tcPr>
-          <w:p/>
+          <w:p>
+            <w:r>
+              <w:t>Member</w:t>
+            </w:r>
+          </w:p>
         </w:tc>
         <w:tc>
           <w:tcPr>
@@ -996,7 +1008,11 @@
             </w:tcMar>
             <w:vAlign w:val="center"/>
           </w:tcPr>
-          <w:p/>
+          <w:p>
+            <w:r>
+              <w:t>cd-dev</w:t>
+            </w:r>
+          </w:p>
         </w:tc>
         <w:tc>
           <w:tcPr>
@@ -1016,7 +1032,11 @@
             </w:tcMar>
             <w:vAlign w:val="center"/>
           </w:tcPr>
-          <w:p/>
+          <w:p>
+            <w:r>
+              <w:t>Lahore</w:t>
+            </w:r>
+          </w:p>
         </w:tc>
         <w:tc>
           <w:tcPr>
@@ -1036,7 +1056,11 @@
             </w:tcMar>
             <w:vAlign w:val="center"/>
           </w:tcPr>
-          <w:p/>
+          <w:p>
+            <w:r>
+              <w:t>Feature/l1f21bsse0152/lahore</w:t>
+            </w:r>
+          </w:p>
         </w:tc>
         <w:tc>
           <w:tcPr>
@@ -1056,7 +1080,11 @@
             </w:tcMar>
             <w:vAlign w:val="center"/>
           </w:tcPr>
-          <w:p/>
+          <w:p>
+            <w:r>
+              <w:t>Yes</w:t>
+            </w:r>
+          </w:p>
         </w:tc>
       </w:tr>
       <w:tr>
@@ -1756,6 +1784,7 @@
                 <w:sz w:val="20"/>
                 <w:szCs w:val="20"/>
               </w:rPr>
+              <w:lastRenderedPageBreak/>
               <w:t>Environment</w:t>
             </w:r>
           </w:p>
@@ -1891,7 +1920,6 @@
                 <w:sz w:val="20"/>
                 <w:szCs w:val="20"/>
               </w:rPr>
-              <w:lastRenderedPageBreak/>
               <w:t>Development</w:t>
             </w:r>
           </w:p>
@@ -3281,6 +3309,7 @@
                 <w:sz w:val="20"/>
                 <w:szCs w:val="20"/>
               </w:rPr>
+              <w:lastRenderedPageBreak/>
               <w:t>1</w:t>
             </w:r>
           </w:p>
@@ -3407,16 +3436,7 @@
                 <w:sz w:val="20"/>
                 <w:szCs w:val="20"/>
               </w:rPr>
-              <w:t xml:space="preserve"> HTML &amp; CSS Linting, Building with </w:t>
-            </w:r>
-            <w:r>
-              <w:rPr>
-                <w:color w:val="000000"/>
-                <w:sz w:val="20"/>
-                <w:szCs w:val="20"/>
-              </w:rPr>
-              <w:lastRenderedPageBreak/>
-              <w:t>Parcel,</w:t>
+              <w:t xml:space="preserve"> HTML &amp; CSS Linting, Building with Parcel,</w:t>
             </w:r>
             <w:r>
               <w:rPr>
@@ -3460,7 +3480,6 @@
                 <w:sz w:val="20"/>
                 <w:szCs w:val="20"/>
               </w:rPr>
-              <w:lastRenderedPageBreak/>
               <w:t>2</w:t>
             </w:r>
           </w:p>

--- a/DF_TermProject_Spring2026.docx
+++ b/DF_TermProject_Spring2026.docx
@@ -444,14 +444,14 @@
         <w:tblLook w:val="04A0" w:firstRow="1" w:lastRow="0" w:firstColumn="1" w:lastColumn="0" w:noHBand="0" w:noVBand="1"/>
       </w:tblPr>
       <w:tblGrid>
-        <w:gridCol w:w="452"/>
-        <w:gridCol w:w="985"/>
-        <w:gridCol w:w="1208"/>
-        <w:gridCol w:w="1663"/>
-        <w:gridCol w:w="1141"/>
-        <w:gridCol w:w="1141"/>
-        <w:gridCol w:w="974"/>
-        <w:gridCol w:w="1441"/>
+        <w:gridCol w:w="421"/>
+        <w:gridCol w:w="1177"/>
+        <w:gridCol w:w="1157"/>
+        <w:gridCol w:w="1451"/>
+        <w:gridCol w:w="1007"/>
+        <w:gridCol w:w="1187"/>
+        <w:gridCol w:w="2416"/>
+        <w:gridCol w:w="1262"/>
       </w:tblGrid>
       <w:tr>
         <w:tc>
@@ -1434,7 +1434,11 @@
             </w:tcMar>
             <w:vAlign w:val="center"/>
           </w:tcPr>
-          <w:p/>
+          <w:p>
+            <w:r>
+              <w:t>AffanBadar</w:t>
+            </w:r>
+          </w:p>
         </w:tc>
         <w:tc>
           <w:tcPr>
@@ -1454,7 +1458,11 @@
             </w:tcMar>
             <w:vAlign w:val="center"/>
           </w:tcPr>
-          <w:p/>
+          <w:p>
+            <w:r>
+              <w:t>Affanbadar</w:t>
+            </w:r>
+          </w:p>
         </w:tc>
         <w:tc>
           <w:tcPr>
@@ -1474,7 +1482,11 @@
             </w:tcMar>
             <w:vAlign w:val="center"/>
           </w:tcPr>
-          <w:p/>
+          <w:p>
+            <w:r>
+              <w:t>Member</w:t>
+            </w:r>
+          </w:p>
         </w:tc>
         <w:tc>
           <w:tcPr>
@@ -1494,7 +1506,11 @@
             </w:tcMar>
             <w:vAlign w:val="center"/>
           </w:tcPr>
-          <w:p/>
+          <w:p>
+            <w:r>
+              <w:t>CI Staging</w:t>
+            </w:r>
+          </w:p>
         </w:tc>
         <w:tc>
           <w:tcPr>
@@ -1514,7 +1530,11 @@
             </w:tcMar>
             <w:vAlign w:val="center"/>
           </w:tcPr>
-          <w:p/>
+          <w:p>
+            <w:r>
+              <w:t>Hunza.html</w:t>
+            </w:r>
+          </w:p>
         </w:tc>
         <w:tc>
           <w:tcPr>
@@ -1534,7 +1554,17 @@
             </w:tcMar>
             <w:vAlign w:val="center"/>
           </w:tcPr>
-          <w:p/>
+          <w:p>
+            <w:r>
+              <w:t>Feature/</w:t>
+            </w:r>
+            <w:r>
+              <w:t>Affanbadar</w:t>
+            </w:r>
+            <w:r>
+              <w:t>/hunza</w:t>
+            </w:r>
+          </w:p>
         </w:tc>
         <w:tc>
           <w:tcPr>
@@ -1554,7 +1584,11 @@
             </w:tcMar>
             <w:vAlign w:val="center"/>
           </w:tcPr>
-          <w:p/>
+          <w:p>
+            <w:r>
+              <w:t>Yes</w:t>
+            </w:r>
+          </w:p>
         </w:tc>
       </w:tr>
     </w:tbl>

--- a/DF_TermProject_Spring2026.docx
+++ b/DF_TermProject_Spring2026.docx
@@ -15,7 +15,29 @@
           <w:sz w:val="20"/>
           <w:szCs w:val="20"/>
         </w:rPr>
-        <w:t>University of Central Punjab – Faculty of Information Technology  |  DevOps Fundamentals – Spring, 2026</w:t>
+        <w:t xml:space="preserve">University of Central Punjab – Faculty of Information </w:t>
+      </w:r>
+      <w:proofErr w:type="gramStart"/>
+      <w:r>
+        <w:rPr>
+          <w:b/>
+          <w:bCs/>
+          <w:color w:val="595959"/>
+          <w:sz w:val="20"/>
+          <w:szCs w:val="20"/>
+        </w:rPr>
+        <w:t>Technology  |</w:t>
+      </w:r>
+      <w:proofErr w:type="gramEnd"/>
+      <w:r>
+        <w:rPr>
+          <w:b/>
+          <w:bCs/>
+          <w:color w:val="595959"/>
+          <w:sz w:val="20"/>
+          <w:szCs w:val="20"/>
+        </w:rPr>
+        <w:t xml:space="preserve">  DevOps Fundamentals – Spring, 2026</w:t>
       </w:r>
     </w:p>
     <w:p>
@@ -146,7 +168,91 @@
         <w:rPr>
           <w:color w:val="000000"/>
         </w:rPr>
-        <w:t>Design and implement six GitHub Actions workflow files: ci-dev.yml, cd-dev.yml, ci-staging.yml, cd-staging.yml, ci-prod.yml, and cd-prod.yml.</w:t>
+        <w:t>Design and implement six GitHub Actions workflow files: ci-</w:t>
+      </w:r>
+      <w:proofErr w:type="spellStart"/>
+      <w:r>
+        <w:rPr>
+          <w:color w:val="000000"/>
+        </w:rPr>
+        <w:t>dev.yml</w:t>
+      </w:r>
+      <w:proofErr w:type="spellEnd"/>
+      <w:r>
+        <w:rPr>
+          <w:color w:val="000000"/>
+        </w:rPr>
+        <w:t>, cd-</w:t>
+      </w:r>
+      <w:proofErr w:type="spellStart"/>
+      <w:r>
+        <w:rPr>
+          <w:color w:val="000000"/>
+        </w:rPr>
+        <w:t>dev.yml</w:t>
+      </w:r>
+      <w:proofErr w:type="spellEnd"/>
+      <w:r>
+        <w:rPr>
+          <w:color w:val="000000"/>
+        </w:rPr>
+        <w:t>, ci-</w:t>
+      </w:r>
+      <w:proofErr w:type="spellStart"/>
+      <w:r>
+        <w:rPr>
+          <w:color w:val="000000"/>
+        </w:rPr>
+        <w:t>staging.yml</w:t>
+      </w:r>
+      <w:proofErr w:type="spellEnd"/>
+      <w:r>
+        <w:rPr>
+          <w:color w:val="000000"/>
+        </w:rPr>
+        <w:t>, cd-</w:t>
+      </w:r>
+      <w:proofErr w:type="spellStart"/>
+      <w:r>
+        <w:rPr>
+          <w:color w:val="000000"/>
+        </w:rPr>
+        <w:t>staging.yml</w:t>
+      </w:r>
+      <w:proofErr w:type="spellEnd"/>
+      <w:r>
+        <w:rPr>
+          <w:color w:val="000000"/>
+        </w:rPr>
+        <w:t>, ci-</w:t>
+      </w:r>
+      <w:proofErr w:type="spellStart"/>
+      <w:r>
+        <w:rPr>
+          <w:color w:val="000000"/>
+        </w:rPr>
+        <w:t>prod.yml</w:t>
+      </w:r>
+      <w:proofErr w:type="spellEnd"/>
+      <w:r>
+        <w:rPr>
+          <w:color w:val="000000"/>
+        </w:rPr>
+        <w:t>, and cd-</w:t>
+      </w:r>
+      <w:proofErr w:type="spellStart"/>
+      <w:r>
+        <w:rPr>
+          <w:color w:val="000000"/>
+        </w:rPr>
+        <w:t>prod.yml</w:t>
+      </w:r>
+      <w:proofErr w:type="spellEnd"/>
+      <w:r>
+        <w:rPr>
+          <w:color w:val="000000"/>
+        </w:rPr>
+        <w:t>.</w:t>
       </w:r>
     </w:p>
     <w:p>
@@ -267,7 +373,21 @@
         <w:rPr>
           <w:color w:val="000000"/>
         </w:rPr>
-        <w:t>Team Lead (TL): One student acts as the Team Lead; all others are Team Members.</w:t>
+        <w:t xml:space="preserve">Team Lead (TL): One student </w:t>
+      </w:r>
+      <w:proofErr w:type="gramStart"/>
+      <w:r>
+        <w:rPr>
+          <w:color w:val="000000"/>
+        </w:rPr>
+        <w:t>acts</w:t>
+      </w:r>
+      <w:proofErr w:type="gramEnd"/>
+      <w:r>
+        <w:rPr>
+          <w:color w:val="000000"/>
+        </w:rPr>
+        <w:t xml:space="preserve"> as the Team Lead; all others are Team Members.</w:t>
       </w:r>
     </w:p>
     <w:p>
@@ -396,7 +516,21 @@
         <w:rPr>
           <w:color w:val="000000"/>
         </w:rPr>
-        <w:t>No JavaScript of any kind is permitted. All pages must be built exclusively using HTML5 and CSS3. Forms must use HTML-only attributes (no JS event listeners, no fetch, no XMLHttpRequest).</w:t>
+        <w:t xml:space="preserve">No JavaScript of any kind is permitted. All pages must be built exclusively using HTML5 and CSS3. Forms must use HTML-only attributes (no JS event listeners, no fetch, no </w:t>
+      </w:r>
+      <w:proofErr w:type="spellStart"/>
+      <w:r>
+        <w:rPr>
+          <w:color w:val="000000"/>
+        </w:rPr>
+        <w:t>XMLHttpRequest</w:t>
+      </w:r>
+      <w:proofErr w:type="spellEnd"/>
+      <w:r>
+        <w:rPr>
+          <w:color w:val="000000"/>
+        </w:rPr>
+        <w:t>).</w:t>
       </w:r>
     </w:p>
     <w:p>
@@ -444,14 +578,14 @@
         <w:tblLook w:val="04A0" w:firstRow="1" w:lastRow="0" w:firstColumn="1" w:lastColumn="0" w:noHBand="0" w:noVBand="1"/>
       </w:tblPr>
       <w:tblGrid>
-        <w:gridCol w:w="452"/>
-        <w:gridCol w:w="985"/>
-        <w:gridCol w:w="1208"/>
-        <w:gridCol w:w="1663"/>
-        <w:gridCol w:w="1141"/>
-        <w:gridCol w:w="1141"/>
-        <w:gridCol w:w="974"/>
-        <w:gridCol w:w="1441"/>
+        <w:gridCol w:w="398"/>
+        <w:gridCol w:w="1100"/>
+        <w:gridCol w:w="1462"/>
+        <w:gridCol w:w="1294"/>
+        <w:gridCol w:w="1064"/>
+        <w:gridCol w:w="1118"/>
+        <w:gridCol w:w="2513"/>
+        <w:gridCol w:w="1129"/>
       </w:tblGrid>
       <w:tr>
         <w:tc>
@@ -770,7 +904,11 @@
             </w:tcMar>
             <w:vAlign w:val="center"/>
           </w:tcPr>
-          <w:p/>
+          <w:p>
+            <w:r>
+              <w:t>Abdullah Ehsan</w:t>
+            </w:r>
+          </w:p>
         </w:tc>
         <w:tc>
           <w:tcPr>
@@ -790,7 +928,11 @@
             </w:tcMar>
             <w:vAlign w:val="center"/>
           </w:tcPr>
-          <w:p/>
+          <w:p>
+            <w:r>
+              <w:t>Abdullah-0024</w:t>
+            </w:r>
+          </w:p>
         </w:tc>
         <w:tc>
           <w:tcPr>
@@ -810,7 +952,11 @@
             </w:tcMar>
             <w:vAlign w:val="center"/>
           </w:tcPr>
-          <w:p/>
+          <w:p>
+            <w:r>
+              <w:t>Team Lead</w:t>
+            </w:r>
+          </w:p>
         </w:tc>
         <w:tc>
           <w:tcPr>
@@ -936,7 +1082,11 @@
             </w:tcMar>
             <w:vAlign w:val="center"/>
           </w:tcPr>
-          <w:p/>
+          <w:p>
+            <w:r>
+              <w:t>Muhammad Salahuddin Momi</w:t>
+            </w:r>
+          </w:p>
         </w:tc>
         <w:tc>
           <w:tcPr>
@@ -956,7 +1106,11 @@
             </w:tcMar>
             <w:vAlign w:val="center"/>
           </w:tcPr>
-          <w:p/>
+          <w:p>
+            <w:r>
+              <w:t>L1f21bsse0152</w:t>
+            </w:r>
+          </w:p>
         </w:tc>
         <w:tc>
           <w:tcPr>
@@ -976,7 +1130,11 @@
             </w:tcMar>
             <w:vAlign w:val="center"/>
           </w:tcPr>
-          <w:p/>
+          <w:p>
+            <w:r>
+              <w:t>Member</w:t>
+            </w:r>
+          </w:p>
         </w:tc>
         <w:tc>
           <w:tcPr>
@@ -996,7 +1154,16 @@
             </w:tcMar>
             <w:vAlign w:val="center"/>
           </w:tcPr>
-          <w:p/>
+          <w:p>
+            <w:r>
+              <w:t>cd-</w:t>
+            </w:r>
+            <w:proofErr w:type="spellStart"/>
+            <w:r>
+              <w:t>dev.yml</w:t>
+            </w:r>
+            <w:proofErr w:type="spellEnd"/>
+          </w:p>
         </w:tc>
         <w:tc>
           <w:tcPr>
@@ -1016,7 +1183,11 @@
             </w:tcMar>
             <w:vAlign w:val="center"/>
           </w:tcPr>
-          <w:p/>
+          <w:p>
+            <w:r>
+              <w:t>lahore.html/</w:t>
+            </w:r>
+          </w:p>
         </w:tc>
         <w:tc>
           <w:tcPr>
@@ -1036,7 +1207,31 @@
             </w:tcMar>
             <w:vAlign w:val="center"/>
           </w:tcPr>
-          <w:p/>
+          <w:p>
+            <w:r>
+              <w:rPr>
+                <w:b/>
+                <w:bCs/>
+              </w:rPr>
+              <w:t>feature/l1f21bsse0152/</w:t>
+            </w:r>
+            <w:proofErr w:type="spellStart"/>
+            <w:r>
+              <w:rPr>
+                <w:b/>
+                <w:bCs/>
+              </w:rPr>
+              <w:t>lahore</w:t>
+            </w:r>
+            <w:proofErr w:type="spellEnd"/>
+            <w:r>
+              <w:rPr>
+                <w:b/>
+                <w:bCs/>
+              </w:rPr>
+              <w:t> </w:t>
+            </w:r>
+          </w:p>
         </w:tc>
         <w:tc>
           <w:tcPr>
@@ -1102,11 +1297,123 @@
             </w:tcMar>
             <w:vAlign w:val="center"/>
           </w:tcPr>
+          <w:p>
+            <w:r>
+              <w:t>Affan Badar</w:t>
+            </w:r>
+          </w:p>
+        </w:tc>
+        <w:tc>
+          <w:tcPr>
+            <w:tcW w:w="1400" w:type="dxa"/>
+            <w:tcBorders>
+              <w:top w:val="single" w:sz="1" w:space="0" w:color="AAAAAA"/>
+              <w:left w:val="single" w:sz="1" w:space="0" w:color="AAAAAA"/>
+              <w:bottom w:val="single" w:sz="1" w:space="0" w:color="AAAAAA"/>
+              <w:right w:val="single" w:sz="1" w:space="0" w:color="AAAAAA"/>
+            </w:tcBorders>
+            <w:shd w:val="clear" w:color="auto" w:fill="FFFFFF"/>
+            <w:tcMar>
+              <w:top w:w="80" w:type="dxa"/>
+              <w:left w:w="120" w:type="dxa"/>
+              <w:bottom w:w="80" w:type="dxa"/>
+              <w:right w:w="120" w:type="dxa"/>
+            </w:tcMar>
+            <w:vAlign w:val="center"/>
+          </w:tcPr>
+          <w:p>
+            <w:proofErr w:type="spellStart"/>
+            <w:r>
+              <w:rPr>
+                <w:b/>
+                <w:bCs/>
+              </w:rPr>
+              <w:t>Affanbadar</w:t>
+            </w:r>
+            <w:proofErr w:type="spellEnd"/>
+          </w:p>
+        </w:tc>
+        <w:tc>
+          <w:tcPr>
+            <w:tcW w:w="1100" w:type="dxa"/>
+            <w:tcBorders>
+              <w:top w:val="single" w:sz="1" w:space="0" w:color="AAAAAA"/>
+              <w:left w:val="single" w:sz="1" w:space="0" w:color="AAAAAA"/>
+              <w:bottom w:val="single" w:sz="1" w:space="0" w:color="AAAAAA"/>
+              <w:right w:val="single" w:sz="1" w:space="0" w:color="AAAAAA"/>
+            </w:tcBorders>
+            <w:shd w:val="clear" w:color="auto" w:fill="FFFFFF"/>
+            <w:tcMar>
+              <w:top w:w="80" w:type="dxa"/>
+              <w:left w:w="120" w:type="dxa"/>
+              <w:bottom w:w="80" w:type="dxa"/>
+              <w:right w:w="120" w:type="dxa"/>
+            </w:tcMar>
+            <w:vAlign w:val="center"/>
+          </w:tcPr>
+          <w:p>
+            <w:r>
+              <w:t>Member</w:t>
+            </w:r>
+          </w:p>
+        </w:tc>
+        <w:tc>
+          <w:tcPr>
+            <w:tcW w:w="1200" w:type="dxa"/>
+            <w:tcBorders>
+              <w:top w:val="single" w:sz="1" w:space="0" w:color="AAAAAA"/>
+              <w:left w:val="single" w:sz="1" w:space="0" w:color="AAAAAA"/>
+              <w:bottom w:val="single" w:sz="1" w:space="0" w:color="AAAAAA"/>
+              <w:right w:val="single" w:sz="1" w:space="0" w:color="AAAAAA"/>
+            </w:tcBorders>
+            <w:shd w:val="clear" w:color="auto" w:fill="FFFFFF"/>
+            <w:tcMar>
+              <w:top w:w="80" w:type="dxa"/>
+              <w:left w:w="120" w:type="dxa"/>
+              <w:bottom w:w="80" w:type="dxa"/>
+              <w:right w:w="120" w:type="dxa"/>
+            </w:tcMar>
+            <w:vAlign w:val="center"/>
+          </w:tcPr>
+          <w:p>
+            <w:r>
+              <w:t>ci-</w:t>
+            </w:r>
+            <w:proofErr w:type="spellStart"/>
+            <w:r>
+              <w:t>staging.yml</w:t>
+            </w:r>
+            <w:proofErr w:type="spellEnd"/>
+          </w:p>
+        </w:tc>
+        <w:tc>
+          <w:tcPr>
+            <w:tcW w:w="1200" w:type="dxa"/>
+            <w:tcBorders>
+              <w:top w:val="single" w:sz="1" w:space="0" w:color="AAAAAA"/>
+              <w:left w:val="single" w:sz="1" w:space="0" w:color="AAAAAA"/>
+              <w:bottom w:val="single" w:sz="1" w:space="0" w:color="AAAAAA"/>
+              <w:right w:val="single" w:sz="1" w:space="0" w:color="AAAAAA"/>
+            </w:tcBorders>
+            <w:shd w:val="clear" w:color="auto" w:fill="FFFFFF"/>
+            <w:tcMar>
+              <w:top w:w="80" w:type="dxa"/>
+              <w:left w:w="120" w:type="dxa"/>
+              <w:bottom w:w="80" w:type="dxa"/>
+              <w:right w:w="120" w:type="dxa"/>
+            </w:tcMar>
+            <w:vAlign w:val="center"/>
+          </w:tcPr>
+          <w:p>
+            <w:r>
+              <w:t>hunza.html</w:t>
+            </w:r>
+          </w:p>
           <w:p/>
         </w:tc>
         <w:tc>
           <w:tcPr>
-            <w:tcW w:w="1400" w:type="dxa"/>
+            <w:tcW w:w="1200" w:type="dxa"/>
             <w:tcBorders>
               <w:top w:val="single" w:sz="1" w:space="0" w:color="AAAAAA"/>
               <w:left w:val="single" w:sz="1" w:space="0" w:color="AAAAAA"/>
@@ -1122,87 +1429,40 @@
             </w:tcMar>
             <w:vAlign w:val="center"/>
           </w:tcPr>
-          <w:p/>
-        </w:tc>
-        <w:tc>
-          <w:tcPr>
-            <w:tcW w:w="1100" w:type="dxa"/>
-            <w:tcBorders>
-              <w:top w:val="single" w:sz="1" w:space="0" w:color="AAAAAA"/>
-              <w:left w:val="single" w:sz="1" w:space="0" w:color="AAAAAA"/>
-              <w:bottom w:val="single" w:sz="1" w:space="0" w:color="AAAAAA"/>
-              <w:right w:val="single" w:sz="1" w:space="0" w:color="AAAAAA"/>
-            </w:tcBorders>
-            <w:shd w:val="clear" w:color="auto" w:fill="FFFFFF"/>
-            <w:tcMar>
-              <w:top w:w="80" w:type="dxa"/>
-              <w:left w:w="120" w:type="dxa"/>
-              <w:bottom w:w="80" w:type="dxa"/>
-              <w:right w:w="120" w:type="dxa"/>
-            </w:tcMar>
-            <w:vAlign w:val="center"/>
-          </w:tcPr>
-          <w:p/>
-        </w:tc>
-        <w:tc>
-          <w:tcPr>
-            <w:tcW w:w="1200" w:type="dxa"/>
-            <w:tcBorders>
-              <w:top w:val="single" w:sz="1" w:space="0" w:color="AAAAAA"/>
-              <w:left w:val="single" w:sz="1" w:space="0" w:color="AAAAAA"/>
-              <w:bottom w:val="single" w:sz="1" w:space="0" w:color="AAAAAA"/>
-              <w:right w:val="single" w:sz="1" w:space="0" w:color="AAAAAA"/>
-            </w:tcBorders>
-            <w:shd w:val="clear" w:color="auto" w:fill="FFFFFF"/>
-            <w:tcMar>
-              <w:top w:w="80" w:type="dxa"/>
-              <w:left w:w="120" w:type="dxa"/>
-              <w:bottom w:w="80" w:type="dxa"/>
-              <w:right w:w="120" w:type="dxa"/>
-            </w:tcMar>
-            <w:vAlign w:val="center"/>
-          </w:tcPr>
-          <w:p/>
-        </w:tc>
-        <w:tc>
-          <w:tcPr>
-            <w:tcW w:w="1200" w:type="dxa"/>
-            <w:tcBorders>
-              <w:top w:val="single" w:sz="1" w:space="0" w:color="AAAAAA"/>
-              <w:left w:val="single" w:sz="1" w:space="0" w:color="AAAAAA"/>
-              <w:bottom w:val="single" w:sz="1" w:space="0" w:color="AAAAAA"/>
-              <w:right w:val="single" w:sz="1" w:space="0" w:color="AAAAAA"/>
-            </w:tcBorders>
-            <w:shd w:val="clear" w:color="auto" w:fill="FFFFFF"/>
-            <w:tcMar>
-              <w:top w:w="80" w:type="dxa"/>
-              <w:left w:w="120" w:type="dxa"/>
-              <w:bottom w:w="80" w:type="dxa"/>
-              <w:right w:w="120" w:type="dxa"/>
-            </w:tcMar>
-            <w:vAlign w:val="center"/>
-          </w:tcPr>
-          <w:p/>
-        </w:tc>
-        <w:tc>
-          <w:tcPr>
-            <w:tcW w:w="1200" w:type="dxa"/>
-            <w:tcBorders>
-              <w:top w:val="single" w:sz="1" w:space="0" w:color="AAAAAA"/>
-              <w:left w:val="single" w:sz="1" w:space="0" w:color="AAAAAA"/>
-              <w:bottom w:val="single" w:sz="1" w:space="0" w:color="AAAAAA"/>
-              <w:right w:val="single" w:sz="1" w:space="0" w:color="AAAAAA"/>
-            </w:tcBorders>
-            <w:shd w:val="clear" w:color="auto" w:fill="FFFFFF"/>
-            <w:tcMar>
-              <w:top w:w="80" w:type="dxa"/>
-              <w:left w:w="120" w:type="dxa"/>
-              <w:bottom w:w="80" w:type="dxa"/>
-              <w:right w:w="120" w:type="dxa"/>
-            </w:tcMar>
-            <w:vAlign w:val="center"/>
-          </w:tcPr>
-          <w:p/>
+          <w:p>
+            <w:r>
+              <w:rPr>
+                <w:b/>
+                <w:bCs/>
+              </w:rPr>
+              <w:t>feature/</w:t>
+            </w:r>
+            <w:proofErr w:type="spellStart"/>
+            <w:r>
+              <w:rPr>
+                <w:b/>
+                <w:bCs/>
+              </w:rPr>
+              <w:t>Affanbadar</w:t>
+            </w:r>
+            <w:proofErr w:type="spellEnd"/>
+            <w:r>
+              <w:rPr>
+                <w:b/>
+                <w:bCs/>
+              </w:rPr>
+              <w:t>/</w:t>
+            </w:r>
+            <w:proofErr w:type="spellStart"/>
+            <w:r>
+              <w:rPr>
+                <w:b/>
+                <w:bCs/>
+              </w:rPr>
+              <w:t>hunza</w:t>
+            </w:r>
+            <w:proofErr w:type="spellEnd"/>
+          </w:p>
         </w:tc>
         <w:tc>
           <w:tcPr>
@@ -1268,11 +1528,121 @@
             </w:tcMar>
             <w:vAlign w:val="center"/>
           </w:tcPr>
+          <w:p>
+            <w:r>
+              <w:t>Hamza Aftab</w:t>
+            </w:r>
+          </w:p>
+        </w:tc>
+        <w:tc>
+          <w:tcPr>
+            <w:tcW w:w="1400" w:type="dxa"/>
+            <w:tcBorders>
+              <w:top w:val="single" w:sz="1" w:space="0" w:color="AAAAAA"/>
+              <w:left w:val="single" w:sz="1" w:space="0" w:color="AAAAAA"/>
+              <w:bottom w:val="single" w:sz="1" w:space="0" w:color="AAAAAA"/>
+              <w:right w:val="single" w:sz="1" w:space="0" w:color="AAAAAA"/>
+            </w:tcBorders>
+            <w:shd w:val="clear" w:color="auto" w:fill="EBF3FA"/>
+            <w:tcMar>
+              <w:top w:w="80" w:type="dxa"/>
+              <w:left w:w="120" w:type="dxa"/>
+              <w:bottom w:w="80" w:type="dxa"/>
+              <w:right w:w="120" w:type="dxa"/>
+            </w:tcMar>
+            <w:vAlign w:val="center"/>
+          </w:tcPr>
+          <w:p>
+            <w:r>
+              <w:rPr>
+                <w:b/>
+                <w:bCs/>
+              </w:rPr>
+              <w:t>hamzaaftab525-stack</w:t>
+            </w:r>
+          </w:p>
+        </w:tc>
+        <w:tc>
+          <w:tcPr>
+            <w:tcW w:w="1100" w:type="dxa"/>
+            <w:tcBorders>
+              <w:top w:val="single" w:sz="1" w:space="0" w:color="AAAAAA"/>
+              <w:left w:val="single" w:sz="1" w:space="0" w:color="AAAAAA"/>
+              <w:bottom w:val="single" w:sz="1" w:space="0" w:color="AAAAAA"/>
+              <w:right w:val="single" w:sz="1" w:space="0" w:color="AAAAAA"/>
+            </w:tcBorders>
+            <w:shd w:val="clear" w:color="auto" w:fill="EBF3FA"/>
+            <w:tcMar>
+              <w:top w:w="80" w:type="dxa"/>
+              <w:left w:w="120" w:type="dxa"/>
+              <w:bottom w:w="80" w:type="dxa"/>
+              <w:right w:w="120" w:type="dxa"/>
+            </w:tcMar>
+            <w:vAlign w:val="center"/>
+          </w:tcPr>
+          <w:p>
+            <w:r>
+              <w:t>Member</w:t>
+            </w:r>
+          </w:p>
+        </w:tc>
+        <w:tc>
+          <w:tcPr>
+            <w:tcW w:w="1200" w:type="dxa"/>
+            <w:tcBorders>
+              <w:top w:val="single" w:sz="1" w:space="0" w:color="AAAAAA"/>
+              <w:left w:val="single" w:sz="1" w:space="0" w:color="AAAAAA"/>
+              <w:bottom w:val="single" w:sz="1" w:space="0" w:color="AAAAAA"/>
+              <w:right w:val="single" w:sz="1" w:space="0" w:color="AAAAAA"/>
+            </w:tcBorders>
+            <w:shd w:val="clear" w:color="auto" w:fill="EBF3FA"/>
+            <w:tcMar>
+              <w:top w:w="80" w:type="dxa"/>
+              <w:left w:w="120" w:type="dxa"/>
+              <w:bottom w:w="80" w:type="dxa"/>
+              <w:right w:w="120" w:type="dxa"/>
+            </w:tcMar>
+            <w:vAlign w:val="center"/>
+          </w:tcPr>
+          <w:p>
+            <w:r>
+              <w:t>cd-</w:t>
+            </w:r>
+            <w:proofErr w:type="spellStart"/>
+            <w:r>
+              <w:t>staging.yml</w:t>
+            </w:r>
+            <w:proofErr w:type="spellEnd"/>
+          </w:p>
+        </w:tc>
+        <w:tc>
+          <w:tcPr>
+            <w:tcW w:w="1200" w:type="dxa"/>
+            <w:tcBorders>
+              <w:top w:val="single" w:sz="1" w:space="0" w:color="AAAAAA"/>
+              <w:left w:val="single" w:sz="1" w:space="0" w:color="AAAAAA"/>
+              <w:bottom w:val="single" w:sz="1" w:space="0" w:color="AAAAAA"/>
+              <w:right w:val="single" w:sz="1" w:space="0" w:color="AAAAAA"/>
+            </w:tcBorders>
+            <w:shd w:val="clear" w:color="auto" w:fill="EBF3FA"/>
+            <w:tcMar>
+              <w:top w:w="80" w:type="dxa"/>
+              <w:left w:w="120" w:type="dxa"/>
+              <w:bottom w:w="80" w:type="dxa"/>
+              <w:right w:w="120" w:type="dxa"/>
+            </w:tcMar>
+            <w:vAlign w:val="center"/>
+          </w:tcPr>
+          <w:p>
+            <w:r>
+              <w:t>karachi.html</w:t>
+            </w:r>
+          </w:p>
           <w:p/>
         </w:tc>
         <w:tc>
           <w:tcPr>
-            <w:tcW w:w="1400" w:type="dxa"/>
+            <w:tcW w:w="1200" w:type="dxa"/>
             <w:tcBorders>
               <w:top w:val="single" w:sz="1" w:space="0" w:color="AAAAAA"/>
               <w:left w:val="single" w:sz="1" w:space="0" w:color="AAAAAA"/>
@@ -1288,87 +1658,15 @@
             </w:tcMar>
             <w:vAlign w:val="center"/>
           </w:tcPr>
-          <w:p/>
-        </w:tc>
-        <w:tc>
-          <w:tcPr>
-            <w:tcW w:w="1100" w:type="dxa"/>
-            <w:tcBorders>
-              <w:top w:val="single" w:sz="1" w:space="0" w:color="AAAAAA"/>
-              <w:left w:val="single" w:sz="1" w:space="0" w:color="AAAAAA"/>
-              <w:bottom w:val="single" w:sz="1" w:space="0" w:color="AAAAAA"/>
-              <w:right w:val="single" w:sz="1" w:space="0" w:color="AAAAAA"/>
-            </w:tcBorders>
-            <w:shd w:val="clear" w:color="auto" w:fill="EBF3FA"/>
-            <w:tcMar>
-              <w:top w:w="80" w:type="dxa"/>
-              <w:left w:w="120" w:type="dxa"/>
-              <w:bottom w:w="80" w:type="dxa"/>
-              <w:right w:w="120" w:type="dxa"/>
-            </w:tcMar>
-            <w:vAlign w:val="center"/>
-          </w:tcPr>
-          <w:p/>
-        </w:tc>
-        <w:tc>
-          <w:tcPr>
-            <w:tcW w:w="1200" w:type="dxa"/>
-            <w:tcBorders>
-              <w:top w:val="single" w:sz="1" w:space="0" w:color="AAAAAA"/>
-              <w:left w:val="single" w:sz="1" w:space="0" w:color="AAAAAA"/>
-              <w:bottom w:val="single" w:sz="1" w:space="0" w:color="AAAAAA"/>
-              <w:right w:val="single" w:sz="1" w:space="0" w:color="AAAAAA"/>
-            </w:tcBorders>
-            <w:shd w:val="clear" w:color="auto" w:fill="EBF3FA"/>
-            <w:tcMar>
-              <w:top w:w="80" w:type="dxa"/>
-              <w:left w:w="120" w:type="dxa"/>
-              <w:bottom w:w="80" w:type="dxa"/>
-              <w:right w:w="120" w:type="dxa"/>
-            </w:tcMar>
-            <w:vAlign w:val="center"/>
-          </w:tcPr>
-          <w:p/>
-        </w:tc>
-        <w:tc>
-          <w:tcPr>
-            <w:tcW w:w="1200" w:type="dxa"/>
-            <w:tcBorders>
-              <w:top w:val="single" w:sz="1" w:space="0" w:color="AAAAAA"/>
-              <w:left w:val="single" w:sz="1" w:space="0" w:color="AAAAAA"/>
-              <w:bottom w:val="single" w:sz="1" w:space="0" w:color="AAAAAA"/>
-              <w:right w:val="single" w:sz="1" w:space="0" w:color="AAAAAA"/>
-            </w:tcBorders>
-            <w:shd w:val="clear" w:color="auto" w:fill="EBF3FA"/>
-            <w:tcMar>
-              <w:top w:w="80" w:type="dxa"/>
-              <w:left w:w="120" w:type="dxa"/>
-              <w:bottom w:w="80" w:type="dxa"/>
-              <w:right w:w="120" w:type="dxa"/>
-            </w:tcMar>
-            <w:vAlign w:val="center"/>
-          </w:tcPr>
-          <w:p/>
-        </w:tc>
-        <w:tc>
-          <w:tcPr>
-            <w:tcW w:w="1200" w:type="dxa"/>
-            <w:tcBorders>
-              <w:top w:val="single" w:sz="1" w:space="0" w:color="AAAAAA"/>
-              <w:left w:val="single" w:sz="1" w:space="0" w:color="AAAAAA"/>
-              <w:bottom w:val="single" w:sz="1" w:space="0" w:color="AAAAAA"/>
-              <w:right w:val="single" w:sz="1" w:space="0" w:color="AAAAAA"/>
-            </w:tcBorders>
-            <w:shd w:val="clear" w:color="auto" w:fill="EBF3FA"/>
-            <w:tcMar>
-              <w:top w:w="80" w:type="dxa"/>
-              <w:left w:w="120" w:type="dxa"/>
-              <w:bottom w:w="80" w:type="dxa"/>
-              <w:right w:w="120" w:type="dxa"/>
-            </w:tcMar>
-            <w:vAlign w:val="center"/>
-          </w:tcPr>
-          <w:p/>
+          <w:p>
+            <w:r>
+              <w:rPr>
+                <w:b/>
+                <w:bCs/>
+              </w:rPr>
+              <w:t>feature/hamzaaftab525-stack</w:t>
+            </w:r>
+          </w:p>
         </w:tc>
         <w:tc>
           <w:tcPr>
@@ -1577,7 +1875,23 @@
           <w:iCs/>
           <w:color w:val="595959"/>
         </w:rPr>
-        <w:t>[Paste Your GitHub Repository URL Here]</w:t>
+        <w:t>[</w:t>
+      </w:r>
+      <w:r>
+        <w:rPr>
+          <w:i/>
+          <w:iCs/>
+          <w:color w:val="595959"/>
+        </w:rPr>
+        <w:t>https://github.com/Abdullah-0024/pakvista-cicd</w:t>
+      </w:r>
+      <w:r>
+        <w:rPr>
+          <w:i/>
+          <w:iCs/>
+          <w:color w:val="595959"/>
+        </w:rPr>
+        <w:t>]</w:t>
       </w:r>
     </w:p>
     <w:p/>
@@ -1611,19 +1925,7 @@
           <w:iCs/>
           <w:color w:val="595959"/>
         </w:rPr>
-        <w:t>[Paste Render Development Service URL Here]</w:t>
-      </w:r>
-    </w:p>
-    <w:p>
-      <w:pPr>
-        <w:spacing w:before="60" w:after="60" w:line="276" w:lineRule="auto"/>
-      </w:pPr>
-      <w:r>
-        <w:rPr>
-          <w:b/>
-          <w:bCs/>
-        </w:rPr>
-        <w:t xml:space="preserve">  Staging:     </w:t>
+        <w:t>[</w:t>
       </w:r>
       <w:r>
         <w:rPr>
@@ -1631,19 +1933,7 @@
           <w:iCs/>
           <w:color w:val="595959"/>
         </w:rPr>
-        <w:t>[Paste Render Staging Service URL Here]</w:t>
-      </w:r>
-    </w:p>
-    <w:p>
-      <w:pPr>
-        <w:spacing w:before="60" w:after="60" w:line="276" w:lineRule="auto"/>
-      </w:pPr>
-      <w:r>
-        <w:rPr>
-          <w:b/>
-          <w:bCs/>
-        </w:rPr>
-        <w:t xml:space="preserve">  Production:  </w:t>
+        <w:t>https://pakvista-dev-p4ie.onrender.com/swat.html</w:t>
       </w:r>
       <w:r>
         <w:rPr>
@@ -1651,7 +1941,97 @@
           <w:iCs/>
           <w:color w:val="595959"/>
         </w:rPr>
-        <w:t>[Paste Render Production Service URL Here]</w:t>
+        <w:t>]</w:t>
+      </w:r>
+    </w:p>
+    <w:p>
+      <w:pPr>
+        <w:spacing w:before="60" w:after="60" w:line="276" w:lineRule="auto"/>
+      </w:pPr>
+      <w:r>
+        <w:rPr>
+          <w:b/>
+          <w:bCs/>
+        </w:rPr>
+        <w:t xml:space="preserve">  Staging:  </w:t>
+      </w:r>
+      <w:proofErr w:type="gramStart"/>
+      <w:r>
+        <w:rPr>
+          <w:b/>
+          <w:bCs/>
+        </w:rPr>
+        <w:t xml:space="preserve">   </w:t>
+      </w:r>
+      <w:r>
+        <w:rPr>
+          <w:i/>
+          <w:iCs/>
+          <w:color w:val="595959"/>
+        </w:rPr>
+        <w:t>[</w:t>
+      </w:r>
+      <w:proofErr w:type="gramEnd"/>
+      <w:r>
+        <w:rPr>
+          <w:i/>
+          <w:iCs/>
+          <w:color w:val="595959"/>
+        </w:rPr>
+        <w:t>https://pakvista-staging-o0qx.onrender.com/</w:t>
+      </w:r>
+      <w:r>
+        <w:rPr>
+          <w:i/>
+          <w:iCs/>
+          <w:color w:val="595959"/>
+        </w:rPr>
+        <w:t>]</w:t>
+      </w:r>
+    </w:p>
+    <w:p>
+      <w:pPr>
+        <w:spacing w:before="60" w:after="60" w:line="276" w:lineRule="auto"/>
+      </w:pPr>
+      <w:r>
+        <w:rPr>
+          <w:b/>
+          <w:bCs/>
+        </w:rPr>
+        <w:t xml:space="preserve">  Production</w:t>
+      </w:r>
+      <w:proofErr w:type="gramStart"/>
+      <w:r>
+        <w:rPr>
+          <w:b/>
+          <w:bCs/>
+        </w:rPr>
+        <w:t xml:space="preserve">:  </w:t>
+      </w:r>
+      <w:r>
+        <w:rPr>
+          <w:i/>
+          <w:iCs/>
+          <w:color w:val="595959"/>
+        </w:rPr>
+        <w:t>[</w:t>
+      </w:r>
+      <w:proofErr w:type="gramEnd"/>
+      <w:r>
+        <w:rPr>
+          <w:i/>
+          <w:iCs/>
+          <w:color w:val="595959"/>
+        </w:rPr>
+        <w:t>https://pakvista-prod-t4xc.onrender.com/</w:t>
+      </w:r>
+      <w:r>
+        <w:rPr>
+          <w:i/>
+          <w:iCs/>
+          <w:color w:val="595959"/>
+        </w:rPr>
+        <w:t>]</w:t>
       </w:r>
     </w:p>
     <w:p/>
@@ -1670,6 +2050,7 @@
       <w:r>
         <w:t xml:space="preserve">Your team is the engineering crew for </w:t>
       </w:r>
+      <w:proofErr w:type="spellStart"/>
       <w:r>
         <w:rPr>
           <w:b/>
@@ -1678,8 +2059,13 @@
         </w:rPr>
         <w:t>PakVista</w:t>
       </w:r>
-      <w:r>
-        <w:t xml:space="preserve"> – a static informational website about Pakistan's top five tourist destinations. The site consists of five HTML pages, each dedicated to one destination, plus a shared stylesheet that enforces a consistent visual identity. The website must be built using </w:t>
+      <w:proofErr w:type="spellEnd"/>
+      <w:r>
+        <w:t xml:space="preserve"> – a static informational website about Pakistan's top five tourist destinations. The site consists of five HTML pages, each dedicated to one destination, plus </w:t>
+      </w:r>
+      <w:r>
+        <w:lastRenderedPageBreak/>
+        <w:t xml:space="preserve">a shared stylesheet that enforces a consistent visual identity. The website must be built using </w:t>
       </w:r>
       <w:r>
         <w:rPr>
@@ -1891,7 +2277,6 @@
                 <w:sz w:val="20"/>
                 <w:szCs w:val="20"/>
               </w:rPr>
-              <w:lastRenderedPageBreak/>
               <w:t>Development</w:t>
             </w:r>
           </w:p>
@@ -1944,13 +2329,41 @@
             <w:vAlign w:val="center"/>
           </w:tcPr>
           <w:p>
-            <w:r>
-              <w:rPr>
-                <w:color w:val="000000"/>
-                <w:sz w:val="20"/>
-                <w:szCs w:val="20"/>
-              </w:rPr>
-              <w:t>:dev-latest / :dev-&lt;sha&gt;</w:t>
+            <w:proofErr w:type="gramStart"/>
+            <w:r>
+              <w:rPr>
+                <w:color w:val="000000"/>
+                <w:sz w:val="20"/>
+                <w:szCs w:val="20"/>
+              </w:rPr>
+              <w:t>:dev</w:t>
+            </w:r>
+            <w:proofErr w:type="gramEnd"/>
+            <w:r>
+              <w:rPr>
+                <w:color w:val="000000"/>
+                <w:sz w:val="20"/>
+                <w:szCs w:val="20"/>
+              </w:rPr>
+              <w:t xml:space="preserve">-latest </w:t>
+            </w:r>
+            <w:proofErr w:type="gramStart"/>
+            <w:r>
+              <w:rPr>
+                <w:color w:val="000000"/>
+                <w:sz w:val="20"/>
+                <w:szCs w:val="20"/>
+              </w:rPr>
+              <w:t>/ :dev</w:t>
+            </w:r>
+            <w:proofErr w:type="gramEnd"/>
+            <w:r>
+              <w:rPr>
+                <w:color w:val="000000"/>
+                <w:sz w:val="20"/>
+                <w:szCs w:val="20"/>
+              </w:rPr>
+              <w:t>-&lt;sha&gt;</w:t>
             </w:r>
           </w:p>
         </w:tc>
@@ -1973,13 +2386,23 @@
             <w:vAlign w:val="center"/>
           </w:tcPr>
           <w:p>
-            <w:r>
-              <w:rPr>
-                <w:color w:val="000000"/>
-                <w:sz w:val="20"/>
-                <w:szCs w:val="20"/>
-              </w:rPr>
-              <w:t>pakvista-dev (on Render)</w:t>
+            <w:proofErr w:type="spellStart"/>
+            <w:r>
+              <w:rPr>
+                <w:color w:val="000000"/>
+                <w:sz w:val="20"/>
+                <w:szCs w:val="20"/>
+              </w:rPr>
+              <w:t>pakvista</w:t>
+            </w:r>
+            <w:proofErr w:type="spellEnd"/>
+            <w:r>
+              <w:rPr>
+                <w:color w:val="000000"/>
+                <w:sz w:val="20"/>
+                <w:szCs w:val="20"/>
+              </w:rPr>
+              <w:t>-dev (on Render)</w:t>
             </w:r>
           </w:p>
         </w:tc>
@@ -2064,13 +2487,41 @@
             <w:vAlign w:val="center"/>
           </w:tcPr>
           <w:p>
-            <w:r>
-              <w:rPr>
-                <w:color w:val="000000"/>
-                <w:sz w:val="20"/>
-                <w:szCs w:val="20"/>
-              </w:rPr>
-              <w:t>:staging-latest / :staging-&lt;sha&gt;</w:t>
+            <w:proofErr w:type="gramStart"/>
+            <w:r>
+              <w:rPr>
+                <w:color w:val="000000"/>
+                <w:sz w:val="20"/>
+                <w:szCs w:val="20"/>
+              </w:rPr>
+              <w:t>:staging</w:t>
+            </w:r>
+            <w:proofErr w:type="gramEnd"/>
+            <w:r>
+              <w:rPr>
+                <w:color w:val="000000"/>
+                <w:sz w:val="20"/>
+                <w:szCs w:val="20"/>
+              </w:rPr>
+              <w:t xml:space="preserve">-latest </w:t>
+            </w:r>
+            <w:proofErr w:type="gramStart"/>
+            <w:r>
+              <w:rPr>
+                <w:color w:val="000000"/>
+                <w:sz w:val="20"/>
+                <w:szCs w:val="20"/>
+              </w:rPr>
+              <w:t>/ :staging</w:t>
+            </w:r>
+            <w:proofErr w:type="gramEnd"/>
+            <w:r>
+              <w:rPr>
+                <w:color w:val="000000"/>
+                <w:sz w:val="20"/>
+                <w:szCs w:val="20"/>
+              </w:rPr>
+              <w:t>-&lt;sha&gt;</w:t>
             </w:r>
           </w:p>
         </w:tc>
@@ -2093,13 +2544,23 @@
             <w:vAlign w:val="center"/>
           </w:tcPr>
           <w:p>
-            <w:r>
-              <w:rPr>
-                <w:color w:val="000000"/>
-                <w:sz w:val="20"/>
-                <w:szCs w:val="20"/>
-              </w:rPr>
-              <w:t>pakvista-staging (on Render)</w:t>
+            <w:proofErr w:type="spellStart"/>
+            <w:r>
+              <w:rPr>
+                <w:color w:val="000000"/>
+                <w:sz w:val="20"/>
+                <w:szCs w:val="20"/>
+              </w:rPr>
+              <w:t>pakvista</w:t>
+            </w:r>
+            <w:proofErr w:type="spellEnd"/>
+            <w:r>
+              <w:rPr>
+                <w:color w:val="000000"/>
+                <w:sz w:val="20"/>
+                <w:szCs w:val="20"/>
+              </w:rPr>
+              <w:t>-staging (on Render)</w:t>
             </w:r>
           </w:p>
         </w:tc>
@@ -2184,13 +2645,41 @@
             <w:vAlign w:val="center"/>
           </w:tcPr>
           <w:p>
-            <w:r>
-              <w:rPr>
-                <w:color w:val="000000"/>
-                <w:sz w:val="20"/>
-                <w:szCs w:val="20"/>
-              </w:rPr>
-              <w:t>:prod-latest / :prod-&lt;sha&gt;</w:t>
+            <w:proofErr w:type="gramStart"/>
+            <w:r>
+              <w:rPr>
+                <w:color w:val="000000"/>
+                <w:sz w:val="20"/>
+                <w:szCs w:val="20"/>
+              </w:rPr>
+              <w:t>:prod</w:t>
+            </w:r>
+            <w:proofErr w:type="gramEnd"/>
+            <w:r>
+              <w:rPr>
+                <w:color w:val="000000"/>
+                <w:sz w:val="20"/>
+                <w:szCs w:val="20"/>
+              </w:rPr>
+              <w:t xml:space="preserve">-latest </w:t>
+            </w:r>
+            <w:proofErr w:type="gramStart"/>
+            <w:r>
+              <w:rPr>
+                <w:color w:val="000000"/>
+                <w:sz w:val="20"/>
+                <w:szCs w:val="20"/>
+              </w:rPr>
+              <w:t>/ :prod</w:t>
+            </w:r>
+            <w:proofErr w:type="gramEnd"/>
+            <w:r>
+              <w:rPr>
+                <w:color w:val="000000"/>
+                <w:sz w:val="20"/>
+                <w:szCs w:val="20"/>
+              </w:rPr>
+              <w:t>-&lt;sha&gt;</w:t>
             </w:r>
           </w:p>
         </w:tc>
@@ -2213,13 +2702,23 @@
             <w:vAlign w:val="center"/>
           </w:tcPr>
           <w:p>
-            <w:r>
-              <w:rPr>
-                <w:color w:val="000000"/>
-                <w:sz w:val="20"/>
-                <w:szCs w:val="20"/>
-              </w:rPr>
-              <w:t>pakvista-prod (on Render)</w:t>
+            <w:proofErr w:type="spellStart"/>
+            <w:r>
+              <w:rPr>
+                <w:color w:val="000000"/>
+                <w:sz w:val="20"/>
+                <w:szCs w:val="20"/>
+              </w:rPr>
+              <w:t>pakvista</w:t>
+            </w:r>
+            <w:proofErr w:type="spellEnd"/>
+            <w:r>
+              <w:rPr>
+                <w:color w:val="000000"/>
+                <w:sz w:val="20"/>
+                <w:szCs w:val="20"/>
+              </w:rPr>
+              <w:t>-prod (on Render)</w:t>
             </w:r>
           </w:p>
         </w:tc>
@@ -2234,7 +2733,21 @@
         <w:rPr>
           <w:color w:val="000000"/>
         </w:rPr>
-        <w:t>The Team Lead sets up the repository, Dockerfile, shared stylesheet (style.css), and all six CI/CD workflow files. Each team member is individually responsible for building one destination page (HTML + CSS) and authoring one workflow file – either a CI or a CD workflow for any one environment.</w:t>
+        <w:t xml:space="preserve">The Team Lead sets up the repository, </w:t>
+      </w:r>
+      <w:proofErr w:type="spellStart"/>
+      <w:r>
+        <w:rPr>
+          <w:color w:val="000000"/>
+        </w:rPr>
+        <w:t>Dockerfile</w:t>
+      </w:r>
+      <w:proofErr w:type="spellEnd"/>
+      <w:r>
+        <w:rPr>
+          <w:color w:val="000000"/>
+        </w:rPr>
+        <w:t>, shared stylesheet (style.css), and all six CI/CD workflow files. Each team member is individually responsible for building one destination page (HTML + CSS) and authoring one workflow file – either a CI or a CD workflow for any one environment.</w:t>
       </w:r>
     </w:p>
     <w:p/>
@@ -2243,7 +2756,15 @@
         <w:pStyle w:val="Heading2"/>
       </w:pPr>
       <w:r>
-        <w:t>Table 2: PakVista Page Assignment</w:t>
+        <w:t xml:space="preserve">Table 2: </w:t>
+      </w:r>
+      <w:proofErr w:type="spellStart"/>
+      <w:r>
+        <w:t>PakVista</w:t>
+      </w:r>
+      <w:proofErr w:type="spellEnd"/>
+      <w:r>
+        <w:t xml:space="preserve"> Page Assignment</w:t>
       </w:r>
     </w:p>
     <w:tbl>
@@ -2527,7 +3048,25 @@
                 <w:sz w:val="20"/>
                 <w:szCs w:val="20"/>
               </w:rPr>
-              <w:t>A welcoming landing page introducing PakVista, with a hero section, a brief paragraph about Pakistan's tourism, and navigation links to all five destination pages.</w:t>
+              <w:t xml:space="preserve">A welcoming landing page introducing </w:t>
+            </w:r>
+            <w:proofErr w:type="spellStart"/>
+            <w:r>
+              <w:rPr>
+                <w:color w:val="000000"/>
+                <w:sz w:val="20"/>
+                <w:szCs w:val="20"/>
+              </w:rPr>
+              <w:t>PakVista</w:t>
+            </w:r>
+            <w:proofErr w:type="spellEnd"/>
+            <w:r>
+              <w:rPr>
+                <w:color w:val="000000"/>
+                <w:sz w:val="20"/>
+                <w:szCs w:val="20"/>
+              </w:rPr>
+              <w:t>, with a hero section, a brief paragraph about Pakistan's tourism, and navigation links to all five destination pages.</w:t>
             </w:r>
           </w:p>
         </w:tc>
@@ -2777,7 +3316,61 @@
                 <w:sz w:val="20"/>
                 <w:szCs w:val="20"/>
               </w:rPr>
-              <w:t>Dedicated page for Hunza Valley covering Rakaposhi viewpoint, Attabad Lake, and Baltit Fort, with descriptive paragraphs and an HTML-only image placeholder section.</w:t>
+              <w:t xml:space="preserve">Dedicated page for Hunza Valley covering </w:t>
+            </w:r>
+            <w:proofErr w:type="spellStart"/>
+            <w:r>
+              <w:rPr>
+                <w:color w:val="000000"/>
+                <w:sz w:val="20"/>
+                <w:szCs w:val="20"/>
+              </w:rPr>
+              <w:t>Rakaposhi</w:t>
+            </w:r>
+            <w:proofErr w:type="spellEnd"/>
+            <w:r>
+              <w:rPr>
+                <w:color w:val="000000"/>
+                <w:sz w:val="20"/>
+                <w:szCs w:val="20"/>
+              </w:rPr>
+              <w:t xml:space="preserve"> viewpoint, </w:t>
+            </w:r>
+            <w:proofErr w:type="spellStart"/>
+            <w:r>
+              <w:rPr>
+                <w:color w:val="000000"/>
+                <w:sz w:val="20"/>
+                <w:szCs w:val="20"/>
+              </w:rPr>
+              <w:t>Attabad</w:t>
+            </w:r>
+            <w:proofErr w:type="spellEnd"/>
+            <w:r>
+              <w:rPr>
+                <w:color w:val="000000"/>
+                <w:sz w:val="20"/>
+                <w:szCs w:val="20"/>
+              </w:rPr>
+              <w:t xml:space="preserve"> Lake, and </w:t>
+            </w:r>
+            <w:proofErr w:type="spellStart"/>
+            <w:r>
+              <w:rPr>
+                <w:color w:val="000000"/>
+                <w:sz w:val="20"/>
+                <w:szCs w:val="20"/>
+              </w:rPr>
+              <w:t>Baltit</w:t>
+            </w:r>
+            <w:proofErr w:type="spellEnd"/>
+            <w:r>
+              <w:rPr>
+                <w:color w:val="000000"/>
+                <w:sz w:val="20"/>
+                <w:szCs w:val="20"/>
+              </w:rPr>
+              <w:t xml:space="preserve"> Fort, with descriptive paragraphs and an HTML-only image placeholder section.</w:t>
             </w:r>
           </w:p>
         </w:tc>
@@ -2902,7 +3495,25 @@
                 <w:sz w:val="20"/>
                 <w:szCs w:val="20"/>
               </w:rPr>
-              <w:t>Dedicated page for Karachi covering Clifton Beach, Mohatta Palace, and the Pakistan Maritime Museum, with descriptive paragraphs and an HTML-only image placeholder section.</w:t>
+              <w:t xml:space="preserve">Dedicated page for Karachi covering Clifton Beach, </w:t>
+            </w:r>
+            <w:proofErr w:type="spellStart"/>
+            <w:r>
+              <w:rPr>
+                <w:color w:val="000000"/>
+                <w:sz w:val="20"/>
+                <w:szCs w:val="20"/>
+              </w:rPr>
+              <w:t>Mohatta</w:t>
+            </w:r>
+            <w:proofErr w:type="spellEnd"/>
+            <w:r>
+              <w:rPr>
+                <w:color w:val="000000"/>
+                <w:sz w:val="20"/>
+                <w:szCs w:val="20"/>
+              </w:rPr>
+              <w:t xml:space="preserve"> Palace, and the Pakistan Maritime Museum, with descriptive paragraphs and an HTML-only image placeholder section.</w:t>
             </w:r>
           </w:p>
         </w:tc>
@@ -3050,6 +3661,7 @@
         <w:rPr>
           <w:color w:val="000000"/>
         </w:rPr>
+        <w:lastRenderedPageBreak/>
         <w:t>Each team member must author exactly one workflow file. The Team Lead authors the remaining workflow files as part of the repository setup.</w:t>
       </w:r>
     </w:p>
@@ -3312,8 +3924,42 @@
                 <w:sz w:val="20"/>
                 <w:szCs w:val="20"/>
               </w:rPr>
-              <w:t>.github/workflows/ci-dev.yml</w:t>
-            </w:r>
+              <w:t>.</w:t>
+            </w:r>
+            <w:proofErr w:type="spellStart"/>
+            <w:r>
+              <w:rPr>
+                <w:b/>
+                <w:bCs/>
+                <w:color w:val="000000"/>
+                <w:sz w:val="20"/>
+                <w:szCs w:val="20"/>
+              </w:rPr>
+              <w:t>github</w:t>
+            </w:r>
+            <w:proofErr w:type="spellEnd"/>
+            <w:r>
+              <w:rPr>
+                <w:b/>
+                <w:bCs/>
+                <w:color w:val="000000"/>
+                <w:sz w:val="20"/>
+                <w:szCs w:val="20"/>
+              </w:rPr>
+              <w:t>/workflows/ci-</w:t>
+            </w:r>
+            <w:proofErr w:type="spellStart"/>
+            <w:r>
+              <w:rPr>
+                <w:b/>
+                <w:bCs/>
+                <w:color w:val="000000"/>
+                <w:sz w:val="20"/>
+                <w:szCs w:val="20"/>
+              </w:rPr>
+              <w:t>dev.yml</w:t>
+            </w:r>
+            <w:proofErr w:type="spellEnd"/>
           </w:p>
         </w:tc>
         <w:tc>
@@ -3364,13 +4010,23 @@
             <w:vAlign w:val="center"/>
           </w:tcPr>
           <w:p>
-            <w:r>
-              <w:rPr>
-                <w:color w:val="000000"/>
-                <w:sz w:val="20"/>
-                <w:szCs w:val="20"/>
-              </w:rPr>
-              <w:t>pull_request → develop</w:t>
+            <w:proofErr w:type="spellStart"/>
+            <w:r>
+              <w:rPr>
+                <w:color w:val="000000"/>
+                <w:sz w:val="20"/>
+                <w:szCs w:val="20"/>
+              </w:rPr>
+              <w:t>pull_request</w:t>
+            </w:r>
+            <w:proofErr w:type="spellEnd"/>
+            <w:r>
+              <w:rPr>
+                <w:color w:val="000000"/>
+                <w:sz w:val="20"/>
+                <w:szCs w:val="20"/>
+              </w:rPr>
+              <w:t xml:space="preserve"> → develop</w:t>
             </w:r>
           </w:p>
         </w:tc>
@@ -3407,24 +4063,51 @@
                 <w:sz w:val="20"/>
                 <w:szCs w:val="20"/>
               </w:rPr>
-              <w:t xml:space="preserve"> HTML &amp; CSS Linting, Building with </w:t>
-            </w:r>
-            <w:r>
-              <w:rPr>
-                <w:color w:val="000000"/>
-                <w:sz w:val="20"/>
-                <w:szCs w:val="20"/>
-              </w:rPr>
-              <w:lastRenderedPageBreak/>
-              <w:t>Parcel,</w:t>
-            </w:r>
-            <w:r>
-              <w:rPr>
-                <w:color w:val="000000"/>
-                <w:sz w:val="20"/>
-                <w:szCs w:val="20"/>
-              </w:rPr>
-              <w:t xml:space="preserve"> Docker Login, Build, Tag (:dev-latest, :dev-&lt;sha&gt;), Push to Docker Hub.</w:t>
+              <w:t xml:space="preserve"> HTML &amp; CSS Linting, Building with Parcel,</w:t>
+            </w:r>
+            <w:r>
+              <w:rPr>
+                <w:color w:val="000000"/>
+                <w:sz w:val="20"/>
+                <w:szCs w:val="20"/>
+              </w:rPr>
+              <w:t xml:space="preserve"> Docker Login, Build, Tag </w:t>
+            </w:r>
+            <w:proofErr w:type="gramStart"/>
+            <w:r>
+              <w:rPr>
+                <w:color w:val="000000"/>
+                <w:sz w:val="20"/>
+                <w:szCs w:val="20"/>
+              </w:rPr>
+              <w:t>(:dev</w:t>
+            </w:r>
+            <w:proofErr w:type="gramEnd"/>
+            <w:r>
+              <w:rPr>
+                <w:color w:val="000000"/>
+                <w:sz w:val="20"/>
+                <w:szCs w:val="20"/>
+              </w:rPr>
+              <w:t>-latest</w:t>
+            </w:r>
+            <w:proofErr w:type="gramStart"/>
+            <w:r>
+              <w:rPr>
+                <w:color w:val="000000"/>
+                <w:sz w:val="20"/>
+                <w:szCs w:val="20"/>
+              </w:rPr>
+              <w:t>, :dev</w:t>
+            </w:r>
+            <w:proofErr w:type="gramEnd"/>
+            <w:r>
+              <w:rPr>
+                <w:color w:val="000000"/>
+                <w:sz w:val="20"/>
+                <w:szCs w:val="20"/>
+              </w:rPr>
+              <w:t>-&lt;sha&gt;), Push to Docker Hub.</w:t>
             </w:r>
           </w:p>
         </w:tc>
@@ -3460,7 +4143,6 @@
                 <w:sz w:val="20"/>
                 <w:szCs w:val="20"/>
               </w:rPr>
-              <w:lastRenderedPageBreak/>
               <w:t>2</w:t>
             </w:r>
           </w:p>
@@ -3492,8 +4174,42 @@
                 <w:sz w:val="20"/>
                 <w:szCs w:val="20"/>
               </w:rPr>
-              <w:t>.github/workflows/cd-dev.yml</w:t>
-            </w:r>
+              <w:t>.</w:t>
+            </w:r>
+            <w:proofErr w:type="spellStart"/>
+            <w:r>
+              <w:rPr>
+                <w:b/>
+                <w:bCs/>
+                <w:color w:val="000000"/>
+                <w:sz w:val="20"/>
+                <w:szCs w:val="20"/>
+              </w:rPr>
+              <w:t>github</w:t>
+            </w:r>
+            <w:proofErr w:type="spellEnd"/>
+            <w:r>
+              <w:rPr>
+                <w:b/>
+                <w:bCs/>
+                <w:color w:val="000000"/>
+                <w:sz w:val="20"/>
+                <w:szCs w:val="20"/>
+              </w:rPr>
+              <w:t>/workflows/cd-</w:t>
+            </w:r>
+            <w:proofErr w:type="spellStart"/>
+            <w:r>
+              <w:rPr>
+                <w:b/>
+                <w:bCs/>
+                <w:color w:val="000000"/>
+                <w:sz w:val="20"/>
+                <w:szCs w:val="20"/>
+              </w:rPr>
+              <w:t>dev.yml</w:t>
+            </w:r>
+            <w:proofErr w:type="spellEnd"/>
           </w:p>
         </w:tc>
         <w:tc>
@@ -3646,8 +4362,42 @@
                 <w:sz w:val="20"/>
                 <w:szCs w:val="20"/>
               </w:rPr>
-              <w:t>.github/workflows/ci-staging.yml</w:t>
-            </w:r>
+              <w:t>.</w:t>
+            </w:r>
+            <w:proofErr w:type="spellStart"/>
+            <w:r>
+              <w:rPr>
+                <w:b/>
+                <w:bCs/>
+                <w:color w:val="000000"/>
+                <w:sz w:val="20"/>
+                <w:szCs w:val="20"/>
+              </w:rPr>
+              <w:t>github</w:t>
+            </w:r>
+            <w:proofErr w:type="spellEnd"/>
+            <w:r>
+              <w:rPr>
+                <w:b/>
+                <w:bCs/>
+                <w:color w:val="000000"/>
+                <w:sz w:val="20"/>
+                <w:szCs w:val="20"/>
+              </w:rPr>
+              <w:t>/workflows/ci-</w:t>
+            </w:r>
+            <w:proofErr w:type="spellStart"/>
+            <w:r>
+              <w:rPr>
+                <w:b/>
+                <w:bCs/>
+                <w:color w:val="000000"/>
+                <w:sz w:val="20"/>
+                <w:szCs w:val="20"/>
+              </w:rPr>
+              <w:t>staging.yml</w:t>
+            </w:r>
+            <w:proofErr w:type="spellEnd"/>
           </w:p>
         </w:tc>
         <w:tc>
@@ -3698,13 +4448,23 @@
             <w:vAlign w:val="center"/>
           </w:tcPr>
           <w:p>
-            <w:r>
-              <w:rPr>
-                <w:color w:val="000000"/>
-                <w:sz w:val="20"/>
-                <w:szCs w:val="20"/>
-              </w:rPr>
-              <w:t>pull_request → staging</w:t>
+            <w:proofErr w:type="spellStart"/>
+            <w:r>
+              <w:rPr>
+                <w:color w:val="000000"/>
+                <w:sz w:val="20"/>
+                <w:szCs w:val="20"/>
+              </w:rPr>
+              <w:t>pull_request</w:t>
+            </w:r>
+            <w:proofErr w:type="spellEnd"/>
+            <w:r>
+              <w:rPr>
+                <w:color w:val="000000"/>
+                <w:sz w:val="20"/>
+                <w:szCs w:val="20"/>
+              </w:rPr>
+              <w:t xml:space="preserve"> → staging</w:t>
             </w:r>
           </w:p>
         </w:tc>
@@ -3749,7 +4509,43 @@
                 <w:sz w:val="20"/>
                 <w:szCs w:val="20"/>
               </w:rPr>
-              <w:t>Docker Login, Build, Tag (:staging-latest, :staging-&lt;sha&gt;), Push to Docker Hub.</w:t>
+              <w:t xml:space="preserve">Docker Login, Build, Tag </w:t>
+            </w:r>
+            <w:proofErr w:type="gramStart"/>
+            <w:r>
+              <w:rPr>
+                <w:color w:val="000000"/>
+                <w:sz w:val="20"/>
+                <w:szCs w:val="20"/>
+              </w:rPr>
+              <w:t>(:staging</w:t>
+            </w:r>
+            <w:proofErr w:type="gramEnd"/>
+            <w:r>
+              <w:rPr>
+                <w:color w:val="000000"/>
+                <w:sz w:val="20"/>
+                <w:szCs w:val="20"/>
+              </w:rPr>
+              <w:t>-latest</w:t>
+            </w:r>
+            <w:proofErr w:type="gramStart"/>
+            <w:r>
+              <w:rPr>
+                <w:color w:val="000000"/>
+                <w:sz w:val="20"/>
+                <w:szCs w:val="20"/>
+              </w:rPr>
+              <w:t>, :staging</w:t>
+            </w:r>
+            <w:proofErr w:type="gramEnd"/>
+            <w:r>
+              <w:rPr>
+                <w:color w:val="000000"/>
+                <w:sz w:val="20"/>
+                <w:szCs w:val="20"/>
+              </w:rPr>
+              <w:t>-&lt;sha&gt;), Push to Docker Hub.</w:t>
             </w:r>
           </w:p>
         </w:tc>
@@ -3816,8 +4612,42 @@
                 <w:sz w:val="20"/>
                 <w:szCs w:val="20"/>
               </w:rPr>
-              <w:t>.github/workflows/cd-staging.yml</w:t>
-            </w:r>
+              <w:t>.</w:t>
+            </w:r>
+            <w:proofErr w:type="spellStart"/>
+            <w:r>
+              <w:rPr>
+                <w:b/>
+                <w:bCs/>
+                <w:color w:val="000000"/>
+                <w:sz w:val="20"/>
+                <w:szCs w:val="20"/>
+              </w:rPr>
+              <w:t>github</w:t>
+            </w:r>
+            <w:proofErr w:type="spellEnd"/>
+            <w:r>
+              <w:rPr>
+                <w:b/>
+                <w:bCs/>
+                <w:color w:val="000000"/>
+                <w:sz w:val="20"/>
+                <w:szCs w:val="20"/>
+              </w:rPr>
+              <w:t>/workflows/cd-</w:t>
+            </w:r>
+            <w:proofErr w:type="spellStart"/>
+            <w:r>
+              <w:rPr>
+                <w:b/>
+                <w:bCs/>
+                <w:color w:val="000000"/>
+                <w:sz w:val="20"/>
+                <w:szCs w:val="20"/>
+              </w:rPr>
+              <w:t>staging.yml</w:t>
+            </w:r>
+            <w:proofErr w:type="spellEnd"/>
           </w:p>
         </w:tc>
         <w:tc>
@@ -3970,8 +4800,42 @@
                 <w:sz w:val="20"/>
                 <w:szCs w:val="20"/>
               </w:rPr>
-              <w:t>.github/workflows/ci-prod.yml</w:t>
-            </w:r>
+              <w:t>.</w:t>
+            </w:r>
+            <w:proofErr w:type="spellStart"/>
+            <w:r>
+              <w:rPr>
+                <w:b/>
+                <w:bCs/>
+                <w:color w:val="000000"/>
+                <w:sz w:val="20"/>
+                <w:szCs w:val="20"/>
+              </w:rPr>
+              <w:t>github</w:t>
+            </w:r>
+            <w:proofErr w:type="spellEnd"/>
+            <w:r>
+              <w:rPr>
+                <w:b/>
+                <w:bCs/>
+                <w:color w:val="000000"/>
+                <w:sz w:val="20"/>
+                <w:szCs w:val="20"/>
+              </w:rPr>
+              <w:t>/workflows/ci-</w:t>
+            </w:r>
+            <w:proofErr w:type="spellStart"/>
+            <w:r>
+              <w:rPr>
+                <w:b/>
+                <w:bCs/>
+                <w:color w:val="000000"/>
+                <w:sz w:val="20"/>
+                <w:szCs w:val="20"/>
+              </w:rPr>
+              <w:t>prod.yml</w:t>
+            </w:r>
+            <w:proofErr w:type="spellEnd"/>
           </w:p>
         </w:tc>
         <w:tc>
@@ -4022,13 +4886,23 @@
             <w:vAlign w:val="center"/>
           </w:tcPr>
           <w:p>
-            <w:r>
-              <w:rPr>
-                <w:color w:val="000000"/>
-                <w:sz w:val="20"/>
-                <w:szCs w:val="20"/>
-              </w:rPr>
-              <w:t>pull_request → main</w:t>
+            <w:proofErr w:type="spellStart"/>
+            <w:r>
+              <w:rPr>
+                <w:color w:val="000000"/>
+                <w:sz w:val="20"/>
+                <w:szCs w:val="20"/>
+              </w:rPr>
+              <w:t>pull_request</w:t>
+            </w:r>
+            <w:proofErr w:type="spellEnd"/>
+            <w:r>
+              <w:rPr>
+                <w:color w:val="000000"/>
+                <w:sz w:val="20"/>
+                <w:szCs w:val="20"/>
+              </w:rPr>
+              <w:t xml:space="preserve"> → main</w:t>
             </w:r>
           </w:p>
         </w:tc>
@@ -4073,7 +4947,43 @@
                 <w:sz w:val="20"/>
                 <w:szCs w:val="20"/>
               </w:rPr>
-              <w:t>Docker Login, Build, Tag (:prod-latest, :prod-&lt;sha&gt;), Push to Docker Hub.</w:t>
+              <w:t xml:space="preserve">Docker Login, Build, Tag </w:t>
+            </w:r>
+            <w:proofErr w:type="gramStart"/>
+            <w:r>
+              <w:rPr>
+                <w:color w:val="000000"/>
+                <w:sz w:val="20"/>
+                <w:szCs w:val="20"/>
+              </w:rPr>
+              <w:t>(:prod</w:t>
+            </w:r>
+            <w:proofErr w:type="gramEnd"/>
+            <w:r>
+              <w:rPr>
+                <w:color w:val="000000"/>
+                <w:sz w:val="20"/>
+                <w:szCs w:val="20"/>
+              </w:rPr>
+              <w:t>-latest</w:t>
+            </w:r>
+            <w:proofErr w:type="gramStart"/>
+            <w:r>
+              <w:rPr>
+                <w:color w:val="000000"/>
+                <w:sz w:val="20"/>
+                <w:szCs w:val="20"/>
+              </w:rPr>
+              <w:t>, :prod</w:t>
+            </w:r>
+            <w:proofErr w:type="gramEnd"/>
+            <w:r>
+              <w:rPr>
+                <w:color w:val="000000"/>
+                <w:sz w:val="20"/>
+                <w:szCs w:val="20"/>
+              </w:rPr>
+              <w:t>-&lt;sha&gt;), Push to Docker Hub.</w:t>
             </w:r>
           </w:p>
         </w:tc>
@@ -4140,8 +5050,42 @@
                 <w:sz w:val="20"/>
                 <w:szCs w:val="20"/>
               </w:rPr>
-              <w:t>.github/workflows/cd-prod.yml</w:t>
-            </w:r>
+              <w:t>.</w:t>
+            </w:r>
+            <w:proofErr w:type="spellStart"/>
+            <w:r>
+              <w:rPr>
+                <w:b/>
+                <w:bCs/>
+                <w:color w:val="000000"/>
+                <w:sz w:val="20"/>
+                <w:szCs w:val="20"/>
+              </w:rPr>
+              <w:t>github</w:t>
+            </w:r>
+            <w:proofErr w:type="spellEnd"/>
+            <w:r>
+              <w:rPr>
+                <w:b/>
+                <w:bCs/>
+                <w:color w:val="000000"/>
+                <w:sz w:val="20"/>
+                <w:szCs w:val="20"/>
+              </w:rPr>
+              <w:t>/workflows/cd-</w:t>
+            </w:r>
+            <w:proofErr w:type="spellStart"/>
+            <w:r>
+              <w:rPr>
+                <w:b/>
+                <w:bCs/>
+                <w:color w:val="000000"/>
+                <w:sz w:val="20"/>
+                <w:szCs w:val="20"/>
+              </w:rPr>
+              <w:t>prod.yml</w:t>
+            </w:r>
+            <w:proofErr w:type="spellEnd"/>
           </w:p>
         </w:tc>
         <w:tc>
@@ -4250,7 +5194,21 @@
         <w:rPr>
           <w:color w:val="000000"/>
         </w:rPr>
-        <w:t>Each team member independently follows the complete GitFlow for their assigned page and workflow file:</w:t>
+        <w:t xml:space="preserve">Each team member independently follows the complete </w:t>
+      </w:r>
+      <w:proofErr w:type="spellStart"/>
+      <w:r>
+        <w:rPr>
+          <w:color w:val="000000"/>
+        </w:rPr>
+        <w:t>GitFlow</w:t>
+      </w:r>
+      <w:proofErr w:type="spellEnd"/>
+      <w:r>
+        <w:rPr>
+          <w:color w:val="000000"/>
+        </w:rPr>
+        <w:t xml:space="preserve"> for their assigned page and workflow file:</w:t>
       </w:r>
     </w:p>
     <w:p>
@@ -4283,7 +5241,67 @@
           <w:sz w:val="20"/>
           <w:szCs w:val="20"/>
         </w:rPr>
-        <w:t>feature/&lt;github-username&gt;/&lt;page-name&gt;   (e.g., feature/sara-malik/lahore)</w:t>
+        <w:t>feature/&lt;</w:t>
+      </w:r>
+      <w:proofErr w:type="spellStart"/>
+      <w:r>
+        <w:rPr>
+          <w:rFonts w:ascii="Courier New" w:eastAsia="Courier New" w:hAnsi="Courier New" w:cs="Courier New"/>
+          <w:color w:val="C7254E"/>
+          <w:sz w:val="20"/>
+          <w:szCs w:val="20"/>
+        </w:rPr>
+        <w:t>github</w:t>
+      </w:r>
+      <w:proofErr w:type="spellEnd"/>
+      <w:r>
+        <w:rPr>
+          <w:rFonts w:ascii="Courier New" w:eastAsia="Courier New" w:hAnsi="Courier New" w:cs="Courier New"/>
+          <w:color w:val="C7254E"/>
+          <w:sz w:val="20"/>
+          <w:szCs w:val="20"/>
+        </w:rPr>
+        <w:t>-username&gt;/&lt;page-name&gt;</w:t>
+      </w:r>
+      <w:proofErr w:type="gramStart"/>
+      <w:r>
+        <w:rPr>
+          <w:rFonts w:ascii="Courier New" w:eastAsia="Courier New" w:hAnsi="Courier New" w:cs="Courier New"/>
+          <w:color w:val="C7254E"/>
+          <w:sz w:val="20"/>
+          <w:szCs w:val="20"/>
+        </w:rPr>
+        <w:t xml:space="preserve">   (</w:t>
+      </w:r>
+      <w:proofErr w:type="gramEnd"/>
+      <w:r>
+        <w:rPr>
+          <w:rFonts w:ascii="Courier New" w:eastAsia="Courier New" w:hAnsi="Courier New" w:cs="Courier New"/>
+          <w:color w:val="C7254E"/>
+          <w:sz w:val="20"/>
+          <w:szCs w:val="20"/>
+        </w:rPr>
+        <w:t>e.g., feature/sara-malik/</w:t>
+      </w:r>
+      <w:proofErr w:type="spellStart"/>
+      <w:r>
+        <w:rPr>
+          <w:rFonts w:ascii="Courier New" w:eastAsia="Courier New" w:hAnsi="Courier New" w:cs="Courier New"/>
+          <w:color w:val="C7254E"/>
+          <w:sz w:val="20"/>
+          <w:szCs w:val="20"/>
+        </w:rPr>
+        <w:t>lahore</w:t>
+      </w:r>
+      <w:proofErr w:type="spellEnd"/>
+      <w:r>
+        <w:rPr>
+          <w:rFonts w:ascii="Courier New" w:eastAsia="Courier New" w:hAnsi="Courier New" w:cs="Courier New"/>
+          <w:color w:val="C7254E"/>
+          <w:sz w:val="20"/>
+          <w:szCs w:val="20"/>
+        </w:rPr>
+        <w:t>)</w:t>
       </w:r>
     </w:p>
     <w:p>
@@ -4315,7 +5333,29 @@
         <w:rPr>
           <w:color w:val="000000"/>
         </w:rPr>
-        <w:t>Author the assigned workflow file (Table 3) in .github/workflows/. The workflow must be syntactically correct YAML.</w:t>
+        <w:t xml:space="preserve">Author the assigned workflow file (Table 3) </w:t>
+      </w:r>
+      <w:proofErr w:type="gramStart"/>
+      <w:r>
+        <w:rPr>
+          <w:color w:val="000000"/>
+        </w:rPr>
+        <w:t>in .</w:t>
+      </w:r>
+      <w:proofErr w:type="spellStart"/>
+      <w:r>
+        <w:rPr>
+          <w:color w:val="000000"/>
+        </w:rPr>
+        <w:t>github</w:t>
+      </w:r>
+      <w:proofErr w:type="spellEnd"/>
+      <w:proofErr w:type="gramEnd"/>
+      <w:r>
+        <w:rPr>
+          <w:color w:val="000000"/>
+        </w:rPr>
+        <w:t>/workflows/. The workflow must be syntactically correct YAML.</w:t>
       </w:r>
     </w:p>
     <w:p>
@@ -4347,7 +5387,21 @@
         <w:rPr>
           <w:color w:val="000000"/>
         </w:rPr>
-        <w:t>Open a Pull Request (PR) targeting the develop branch. The CI workflow for the development environment (ci-dev.yml) fires automatically. Verify all steps pass.</w:t>
+        <w:t>Open a Pull Request (PR) targeting the develop branch. The CI workflow for the development environment (ci-</w:t>
+      </w:r>
+      <w:proofErr w:type="spellStart"/>
+      <w:r>
+        <w:rPr>
+          <w:color w:val="000000"/>
+        </w:rPr>
+        <w:t>dev.yml</w:t>
+      </w:r>
+      <w:proofErr w:type="spellEnd"/>
+      <w:r>
+        <w:rPr>
+          <w:color w:val="000000"/>
+        </w:rPr>
+        <w:t>) fires automatically. Verify all steps pass.</w:t>
       </w:r>
     </w:p>
     <w:p>
@@ -4363,7 +5417,21 @@
         <w:rPr>
           <w:color w:val="000000"/>
         </w:rPr>
-        <w:t>Request a review from the Team Lead. Once CI passes and the PR is approved, the Team Lead merges it. The merge triggers the CD pipeline (cd-dev.yml) and deploys the updated site to the Render development service.</w:t>
+        <w:t>Request a review from the Team Lead. Once CI passes and the PR is approved, the Team Lead merges it. The merge triggers the CD pipeline (cd-</w:t>
+      </w:r>
+      <w:proofErr w:type="spellStart"/>
+      <w:r>
+        <w:rPr>
+          <w:color w:val="000000"/>
+        </w:rPr>
+        <w:t>dev.yml</w:t>
+      </w:r>
+      <w:proofErr w:type="spellEnd"/>
+      <w:r>
+        <w:rPr>
+          <w:color w:val="000000"/>
+        </w:rPr>
+        <w:t>) and deploys the updated site to the Render development service.</w:t>
       </w:r>
     </w:p>
     <w:p/>
@@ -4389,7 +5457,108 @@
           <w:sz w:val="19"/>
           <w:szCs w:val="19"/>
         </w:rPr>
-        <w:t>Feature Branch → PR to develop → ci-dev.yml builds &amp; pushes :dev-latest → PR merged → push on develop → cd-dev.yml deploys to pakvista-dev on Render → Live PakVista Development updated.</w:t>
+        <w:lastRenderedPageBreak/>
+        <w:t>Feature Branch → PR to develop → ci-</w:t>
+      </w:r>
+      <w:proofErr w:type="spellStart"/>
+      <w:r>
+        <w:rPr>
+          <w:rFonts w:ascii="Courier New" w:eastAsia="Courier New" w:hAnsi="Courier New" w:cs="Courier New"/>
+          <w:color w:val="1F3864"/>
+          <w:sz w:val="19"/>
+          <w:szCs w:val="19"/>
+        </w:rPr>
+        <w:t>dev.yml</w:t>
+      </w:r>
+      <w:proofErr w:type="spellEnd"/>
+      <w:r>
+        <w:rPr>
+          <w:rFonts w:ascii="Courier New" w:eastAsia="Courier New" w:hAnsi="Courier New" w:cs="Courier New"/>
+          <w:color w:val="1F3864"/>
+          <w:sz w:val="19"/>
+          <w:szCs w:val="19"/>
+        </w:rPr>
+        <w:t xml:space="preserve"> builds &amp; </w:t>
+      </w:r>
+      <w:proofErr w:type="gramStart"/>
+      <w:r>
+        <w:rPr>
+          <w:rFonts w:ascii="Courier New" w:eastAsia="Courier New" w:hAnsi="Courier New" w:cs="Courier New"/>
+          <w:color w:val="1F3864"/>
+          <w:sz w:val="19"/>
+          <w:szCs w:val="19"/>
+        </w:rPr>
+        <w:t>pushes :dev</w:t>
+      </w:r>
+      <w:proofErr w:type="gramEnd"/>
+      <w:r>
+        <w:rPr>
+          <w:rFonts w:ascii="Courier New" w:eastAsia="Courier New" w:hAnsi="Courier New" w:cs="Courier New"/>
+          <w:color w:val="1F3864"/>
+          <w:sz w:val="19"/>
+          <w:szCs w:val="19"/>
+        </w:rPr>
+        <w:t>-latest → PR merged → push on develop → cd-</w:t>
+      </w:r>
+      <w:proofErr w:type="spellStart"/>
+      <w:r>
+        <w:rPr>
+          <w:rFonts w:ascii="Courier New" w:eastAsia="Courier New" w:hAnsi="Courier New" w:cs="Courier New"/>
+          <w:color w:val="1F3864"/>
+          <w:sz w:val="19"/>
+          <w:szCs w:val="19"/>
+        </w:rPr>
+        <w:t>dev.yml</w:t>
+      </w:r>
+      <w:proofErr w:type="spellEnd"/>
+      <w:r>
+        <w:rPr>
+          <w:rFonts w:ascii="Courier New" w:eastAsia="Courier New" w:hAnsi="Courier New" w:cs="Courier New"/>
+          <w:color w:val="1F3864"/>
+          <w:sz w:val="19"/>
+          <w:szCs w:val="19"/>
+        </w:rPr>
+        <w:t xml:space="preserve"> deploys to </w:t>
+      </w:r>
+      <w:proofErr w:type="spellStart"/>
+      <w:r>
+        <w:rPr>
+          <w:rFonts w:ascii="Courier New" w:eastAsia="Courier New" w:hAnsi="Courier New" w:cs="Courier New"/>
+          <w:color w:val="1F3864"/>
+          <w:sz w:val="19"/>
+          <w:szCs w:val="19"/>
+        </w:rPr>
+        <w:t>pakvista</w:t>
+      </w:r>
+      <w:proofErr w:type="spellEnd"/>
+      <w:r>
+        <w:rPr>
+          <w:rFonts w:ascii="Courier New" w:eastAsia="Courier New" w:hAnsi="Courier New" w:cs="Courier New"/>
+          <w:color w:val="1F3864"/>
+          <w:sz w:val="19"/>
+          <w:szCs w:val="19"/>
+        </w:rPr>
+        <w:t xml:space="preserve">-dev on Render → Live </w:t>
+      </w:r>
+      <w:proofErr w:type="spellStart"/>
+      <w:r>
+        <w:rPr>
+          <w:rFonts w:ascii="Courier New" w:eastAsia="Courier New" w:hAnsi="Courier New" w:cs="Courier New"/>
+          <w:color w:val="1F3864"/>
+          <w:sz w:val="19"/>
+          <w:szCs w:val="19"/>
+        </w:rPr>
+        <w:t>PakVista</w:t>
+      </w:r>
+      <w:proofErr w:type="spellEnd"/>
+      <w:r>
+        <w:rPr>
+          <w:rFonts w:ascii="Courier New" w:eastAsia="Courier New" w:hAnsi="Courier New" w:cs="Courier New"/>
+          <w:color w:val="1F3864"/>
+          <w:sz w:val="19"/>
+          <w:szCs w:val="19"/>
+        </w:rPr>
+        <w:t xml:space="preserve"> Development updated.</w:t>
       </w:r>
     </w:p>
     <w:p/>
@@ -4423,8 +5592,13 @@
       <w:pPr>
         <w:pStyle w:val="Heading2"/>
       </w:pPr>
-      <w:r>
-        <w:t>5.1  Create the GitHub Repository</w:t>
+      <w:proofErr w:type="gramStart"/>
+      <w:r>
+        <w:t>5.1  Create</w:t>
+      </w:r>
+      <w:proofErr w:type="gramEnd"/>
+      <w:r>
+        <w:t xml:space="preserve"> the GitHub Repository</w:t>
       </w:r>
     </w:p>
     <w:p>
@@ -4440,7 +5614,21 @@
         <w:rPr>
           <w:color w:val="000000"/>
         </w:rPr>
-        <w:t>Create a new public GitHub repository named pakvista-cicd (or a name agreed by the team). Do NOT clone or fork any existing repository.</w:t>
+        <w:t xml:space="preserve">Create a new public GitHub repository named </w:t>
+      </w:r>
+      <w:proofErr w:type="spellStart"/>
+      <w:r>
+        <w:rPr>
+          <w:color w:val="000000"/>
+        </w:rPr>
+        <w:t>pakvista-cicd</w:t>
+      </w:r>
+      <w:proofErr w:type="spellEnd"/>
+      <w:r>
+        <w:rPr>
+          <w:color w:val="000000"/>
+        </w:rPr>
+        <w:t xml:space="preserve"> (or a name agreed by the team). Do NOT clone or fork any existing repository.</w:t>
       </w:r>
     </w:p>
     <w:p>
@@ -4574,8 +5762,13 @@
       <w:pPr>
         <w:pStyle w:val="Heading2"/>
       </w:pPr>
-      <w:r>
-        <w:t>5.2  Create Render Services</w:t>
+      <w:proofErr w:type="gramStart"/>
+      <w:r>
+        <w:t>5.2  Create</w:t>
+      </w:r>
+      <w:proofErr w:type="gramEnd"/>
+      <w:r>
+        <w:t xml:space="preserve"> Render Services</w:t>
       </w:r>
     </w:p>
     <w:p>
@@ -4771,15 +5964,27 @@
             <w:vAlign w:val="center"/>
           </w:tcPr>
           <w:p>
-            <w:r>
-              <w:rPr>
-                <w:b/>
-                <w:bCs/>
-                <w:color w:val="000000"/>
-                <w:sz w:val="20"/>
-                <w:szCs w:val="20"/>
-              </w:rPr>
-              <w:t>pakvista-dev</w:t>
+            <w:proofErr w:type="spellStart"/>
+            <w:r>
+              <w:rPr>
+                <w:b/>
+                <w:bCs/>
+                <w:color w:val="000000"/>
+                <w:sz w:val="20"/>
+                <w:szCs w:val="20"/>
+              </w:rPr>
+              <w:t>pakvista</w:t>
+            </w:r>
+            <w:proofErr w:type="spellEnd"/>
+            <w:r>
+              <w:rPr>
+                <w:b/>
+                <w:bCs/>
+                <w:color w:val="000000"/>
+                <w:sz w:val="20"/>
+                <w:szCs w:val="20"/>
+              </w:rPr>
+              <w:t>-dev</w:t>
             </w:r>
           </w:p>
         </w:tc>
@@ -4802,13 +6007,23 @@
             <w:vAlign w:val="center"/>
           </w:tcPr>
           <w:p>
-            <w:r>
-              <w:rPr>
-                <w:color w:val="000000"/>
-                <w:sz w:val="20"/>
-                <w:szCs w:val="20"/>
-              </w:rPr>
-              <w:t>:dev-latest</w:t>
+            <w:proofErr w:type="gramStart"/>
+            <w:r>
+              <w:rPr>
+                <w:color w:val="000000"/>
+                <w:sz w:val="20"/>
+                <w:szCs w:val="20"/>
+              </w:rPr>
+              <w:t>:dev</w:t>
+            </w:r>
+            <w:proofErr w:type="gramEnd"/>
+            <w:r>
+              <w:rPr>
+                <w:color w:val="000000"/>
+                <w:sz w:val="20"/>
+                <w:szCs w:val="20"/>
+              </w:rPr>
+              <w:t>-latest</w:t>
             </w:r>
           </w:p>
         </w:tc>
@@ -4891,15 +6106,27 @@
             <w:vAlign w:val="center"/>
           </w:tcPr>
           <w:p>
-            <w:r>
-              <w:rPr>
-                <w:b/>
-                <w:bCs/>
-                <w:color w:val="000000"/>
-                <w:sz w:val="20"/>
-                <w:szCs w:val="20"/>
-              </w:rPr>
-              <w:t>pakvista-staging</w:t>
+            <w:proofErr w:type="spellStart"/>
+            <w:r>
+              <w:rPr>
+                <w:b/>
+                <w:bCs/>
+                <w:color w:val="000000"/>
+                <w:sz w:val="20"/>
+                <w:szCs w:val="20"/>
+              </w:rPr>
+              <w:t>pakvista</w:t>
+            </w:r>
+            <w:proofErr w:type="spellEnd"/>
+            <w:r>
+              <w:rPr>
+                <w:b/>
+                <w:bCs/>
+                <w:color w:val="000000"/>
+                <w:sz w:val="20"/>
+                <w:szCs w:val="20"/>
+              </w:rPr>
+              <w:t>-staging</w:t>
             </w:r>
           </w:p>
         </w:tc>
@@ -4922,13 +6149,23 @@
             <w:vAlign w:val="center"/>
           </w:tcPr>
           <w:p>
-            <w:r>
-              <w:rPr>
-                <w:color w:val="000000"/>
-                <w:sz w:val="20"/>
-                <w:szCs w:val="20"/>
-              </w:rPr>
-              <w:t>:staging-latest</w:t>
+            <w:proofErr w:type="gramStart"/>
+            <w:r>
+              <w:rPr>
+                <w:color w:val="000000"/>
+                <w:sz w:val="20"/>
+                <w:szCs w:val="20"/>
+              </w:rPr>
+              <w:t>:staging</w:t>
+            </w:r>
+            <w:proofErr w:type="gramEnd"/>
+            <w:r>
+              <w:rPr>
+                <w:color w:val="000000"/>
+                <w:sz w:val="20"/>
+                <w:szCs w:val="20"/>
+              </w:rPr>
+              <w:t>-latest</w:t>
             </w:r>
           </w:p>
         </w:tc>
@@ -5011,15 +6248,27 @@
             <w:vAlign w:val="center"/>
           </w:tcPr>
           <w:p>
-            <w:r>
-              <w:rPr>
-                <w:b/>
-                <w:bCs/>
-                <w:color w:val="000000"/>
-                <w:sz w:val="20"/>
-                <w:szCs w:val="20"/>
-              </w:rPr>
-              <w:t>pakvista-prod</w:t>
+            <w:proofErr w:type="spellStart"/>
+            <w:r>
+              <w:rPr>
+                <w:b/>
+                <w:bCs/>
+                <w:color w:val="000000"/>
+                <w:sz w:val="20"/>
+                <w:szCs w:val="20"/>
+              </w:rPr>
+              <w:t>pakvista</w:t>
+            </w:r>
+            <w:proofErr w:type="spellEnd"/>
+            <w:r>
+              <w:rPr>
+                <w:b/>
+                <w:bCs/>
+                <w:color w:val="000000"/>
+                <w:sz w:val="20"/>
+                <w:szCs w:val="20"/>
+              </w:rPr>
+              <w:t>-prod</w:t>
             </w:r>
           </w:p>
         </w:tc>
@@ -5042,13 +6291,23 @@
             <w:vAlign w:val="center"/>
           </w:tcPr>
           <w:p>
-            <w:r>
-              <w:rPr>
-                <w:color w:val="000000"/>
-                <w:sz w:val="20"/>
-                <w:szCs w:val="20"/>
-              </w:rPr>
-              <w:t>:prod-latest</w:t>
+            <w:proofErr w:type="gramStart"/>
+            <w:r>
+              <w:rPr>
+                <w:color w:val="000000"/>
+                <w:sz w:val="20"/>
+                <w:szCs w:val="20"/>
+              </w:rPr>
+              <w:t>:prod</w:t>
+            </w:r>
+            <w:proofErr w:type="gramEnd"/>
+            <w:r>
+              <w:rPr>
+                <w:color w:val="000000"/>
+                <w:sz w:val="20"/>
+                <w:szCs w:val="20"/>
+              </w:rPr>
+              <w:t>-latest</w:t>
             </w:r>
           </w:p>
         </w:tc>
@@ -5117,8 +6376,13 @@
       <w:pPr>
         <w:pStyle w:val="Heading2"/>
       </w:pPr>
-      <w:r>
-        <w:t>5.3  Required Repository Structure</w:t>
+      <w:proofErr w:type="gramStart"/>
+      <w:r>
+        <w:t>5.3  Required</w:t>
+      </w:r>
+      <w:proofErr w:type="gramEnd"/>
+      <w:r>
+        <w:t xml:space="preserve"> Repository Structure</w:t>
       </w:r>
     </w:p>
     <w:p>
@@ -5275,13 +6539,23 @@
             <w:vAlign w:val="center"/>
           </w:tcPr>
           <w:p>
-            <w:r>
-              <w:rPr>
-                <w:color w:val="000000"/>
-                <w:sz w:val="20"/>
-                <w:szCs w:val="20"/>
-              </w:rPr>
-              <w:t>PakVista Home / Welcome page – created by Member 1 (Team Lead)</w:t>
+            <w:proofErr w:type="spellStart"/>
+            <w:r>
+              <w:rPr>
+                <w:color w:val="000000"/>
+                <w:sz w:val="20"/>
+                <w:szCs w:val="20"/>
+              </w:rPr>
+              <w:t>PakVista</w:t>
+            </w:r>
+            <w:proofErr w:type="spellEnd"/>
+            <w:r>
+              <w:rPr>
+                <w:color w:val="000000"/>
+                <w:sz w:val="20"/>
+                <w:szCs w:val="20"/>
+              </w:rPr>
+              <w:t xml:space="preserve"> Home / Welcome page – created by Member 1 (Team Lead)</w:t>
             </w:r>
           </w:p>
         </w:tc>
@@ -5617,6 +6891,7 @@
             <w:vAlign w:val="center"/>
           </w:tcPr>
           <w:p>
+            <w:proofErr w:type="spellStart"/>
             <w:r>
               <w:rPr>
                 <w:b/>
@@ -5627,6 +6902,7 @@
               </w:rPr>
               <w:t>Dockerfile</w:t>
             </w:r>
+            <w:proofErr w:type="spellEnd"/>
           </w:p>
         </w:tc>
         <w:tc>
@@ -5654,7 +6930,71 @@
                 <w:sz w:val="20"/>
                 <w:szCs w:val="20"/>
               </w:rPr>
-              <w:t>Multi-stage Dockerfile to containerise the application (nginx:alpine-based)</w:t>
+              <w:t xml:space="preserve">Multi-stage </w:t>
+            </w:r>
+            <w:proofErr w:type="spellStart"/>
+            <w:r>
+              <w:rPr>
+                <w:color w:val="000000"/>
+                <w:sz w:val="20"/>
+                <w:szCs w:val="20"/>
+              </w:rPr>
+              <w:t>Dockerfile</w:t>
+            </w:r>
+            <w:proofErr w:type="spellEnd"/>
+            <w:r>
+              <w:rPr>
+                <w:color w:val="000000"/>
+                <w:sz w:val="20"/>
+                <w:szCs w:val="20"/>
+              </w:rPr>
+              <w:t xml:space="preserve"> to </w:t>
+            </w:r>
+            <w:proofErr w:type="spellStart"/>
+            <w:r>
+              <w:rPr>
+                <w:color w:val="000000"/>
+                <w:sz w:val="20"/>
+                <w:szCs w:val="20"/>
+              </w:rPr>
+              <w:t>containerise</w:t>
+            </w:r>
+            <w:proofErr w:type="spellEnd"/>
+            <w:r>
+              <w:rPr>
+                <w:color w:val="000000"/>
+                <w:sz w:val="20"/>
+                <w:szCs w:val="20"/>
+              </w:rPr>
+              <w:t xml:space="preserve"> the application (</w:t>
+            </w:r>
+            <w:proofErr w:type="spellStart"/>
+            <w:proofErr w:type="gramStart"/>
+            <w:r>
+              <w:rPr>
+                <w:color w:val="000000"/>
+                <w:sz w:val="20"/>
+                <w:szCs w:val="20"/>
+              </w:rPr>
+              <w:t>nginx:alpine</w:t>
+            </w:r>
+            <w:proofErr w:type="gramEnd"/>
+            <w:r>
+              <w:rPr>
+                <w:color w:val="000000"/>
+                <w:sz w:val="20"/>
+                <w:szCs w:val="20"/>
+              </w:rPr>
+              <w:t>-based</w:t>
+            </w:r>
+            <w:proofErr w:type="spellEnd"/>
+            <w:r>
+              <w:rPr>
+                <w:color w:val="000000"/>
+                <w:sz w:val="20"/>
+                <w:szCs w:val="20"/>
+              </w:rPr>
+              <w:t>)</w:t>
             </w:r>
           </w:p>
         </w:tc>
@@ -5687,8 +7027,42 @@
                 <w:sz w:val="20"/>
                 <w:szCs w:val="20"/>
               </w:rPr>
-              <w:t>.github/workflows/ci-dev.yml</w:t>
-            </w:r>
+              <w:t>.</w:t>
+            </w:r>
+            <w:proofErr w:type="spellStart"/>
+            <w:r>
+              <w:rPr>
+                <w:b/>
+                <w:bCs/>
+                <w:color w:val="000000"/>
+                <w:sz w:val="20"/>
+                <w:szCs w:val="20"/>
+              </w:rPr>
+              <w:t>github</w:t>
+            </w:r>
+            <w:proofErr w:type="spellEnd"/>
+            <w:r>
+              <w:rPr>
+                <w:b/>
+                <w:bCs/>
+                <w:color w:val="000000"/>
+                <w:sz w:val="20"/>
+                <w:szCs w:val="20"/>
+              </w:rPr>
+              <w:t>/workflows/ci-</w:t>
+            </w:r>
+            <w:proofErr w:type="spellStart"/>
+            <w:r>
+              <w:rPr>
+                <w:b/>
+                <w:bCs/>
+                <w:color w:val="000000"/>
+                <w:sz w:val="20"/>
+                <w:szCs w:val="20"/>
+              </w:rPr>
+              <w:t>dev.yml</w:t>
+            </w:r>
+            <w:proofErr w:type="spellEnd"/>
           </w:p>
         </w:tc>
         <w:tc>
@@ -5716,7 +7090,25 @@
                 <w:sz w:val="20"/>
                 <w:szCs w:val="20"/>
               </w:rPr>
-              <w:t>CI workflow for Development – triggered on pull_request targeting develop</w:t>
+              <w:t xml:space="preserve">CI workflow for Development – triggered on </w:t>
+            </w:r>
+            <w:proofErr w:type="spellStart"/>
+            <w:r>
+              <w:rPr>
+                <w:color w:val="000000"/>
+                <w:sz w:val="20"/>
+                <w:szCs w:val="20"/>
+              </w:rPr>
+              <w:t>pull_request</w:t>
+            </w:r>
+            <w:proofErr w:type="spellEnd"/>
+            <w:r>
+              <w:rPr>
+                <w:color w:val="000000"/>
+                <w:sz w:val="20"/>
+                <w:szCs w:val="20"/>
+              </w:rPr>
+              <w:t xml:space="preserve"> targeting develop</w:t>
             </w:r>
           </w:p>
         </w:tc>
@@ -5749,8 +7141,42 @@
                 <w:sz w:val="20"/>
                 <w:szCs w:val="20"/>
               </w:rPr>
-              <w:t>.github/workflows/cd-dev.yml</w:t>
-            </w:r>
+              <w:t>.</w:t>
+            </w:r>
+            <w:proofErr w:type="spellStart"/>
+            <w:r>
+              <w:rPr>
+                <w:b/>
+                <w:bCs/>
+                <w:color w:val="000000"/>
+                <w:sz w:val="20"/>
+                <w:szCs w:val="20"/>
+              </w:rPr>
+              <w:t>github</w:t>
+            </w:r>
+            <w:proofErr w:type="spellEnd"/>
+            <w:r>
+              <w:rPr>
+                <w:b/>
+                <w:bCs/>
+                <w:color w:val="000000"/>
+                <w:sz w:val="20"/>
+                <w:szCs w:val="20"/>
+              </w:rPr>
+              <w:t>/workflows/cd-</w:t>
+            </w:r>
+            <w:proofErr w:type="spellStart"/>
+            <w:r>
+              <w:rPr>
+                <w:b/>
+                <w:bCs/>
+                <w:color w:val="000000"/>
+                <w:sz w:val="20"/>
+                <w:szCs w:val="20"/>
+              </w:rPr>
+              <w:t>dev.yml</w:t>
+            </w:r>
+            <w:proofErr w:type="spellEnd"/>
           </w:p>
         </w:tc>
         <w:tc>
@@ -5811,8 +7237,42 @@
                 <w:sz w:val="20"/>
                 <w:szCs w:val="20"/>
               </w:rPr>
-              <w:t>.github/workflows/ci-staging.yml</w:t>
-            </w:r>
+              <w:t>.</w:t>
+            </w:r>
+            <w:proofErr w:type="spellStart"/>
+            <w:r>
+              <w:rPr>
+                <w:b/>
+                <w:bCs/>
+                <w:color w:val="000000"/>
+                <w:sz w:val="20"/>
+                <w:szCs w:val="20"/>
+              </w:rPr>
+              <w:t>github</w:t>
+            </w:r>
+            <w:proofErr w:type="spellEnd"/>
+            <w:r>
+              <w:rPr>
+                <w:b/>
+                <w:bCs/>
+                <w:color w:val="000000"/>
+                <w:sz w:val="20"/>
+                <w:szCs w:val="20"/>
+              </w:rPr>
+              <w:t>/workflows/ci-</w:t>
+            </w:r>
+            <w:proofErr w:type="spellStart"/>
+            <w:r>
+              <w:rPr>
+                <w:b/>
+                <w:bCs/>
+                <w:color w:val="000000"/>
+                <w:sz w:val="20"/>
+                <w:szCs w:val="20"/>
+              </w:rPr>
+              <w:t>staging.yml</w:t>
+            </w:r>
+            <w:proofErr w:type="spellEnd"/>
           </w:p>
         </w:tc>
         <w:tc>
@@ -5840,7 +7300,25 @@
                 <w:sz w:val="20"/>
                 <w:szCs w:val="20"/>
               </w:rPr>
-              <w:t>CI workflow for Staging – triggered on pull_request targeting staging</w:t>
+              <w:t xml:space="preserve">CI workflow for Staging – triggered on </w:t>
+            </w:r>
+            <w:proofErr w:type="spellStart"/>
+            <w:r>
+              <w:rPr>
+                <w:color w:val="000000"/>
+                <w:sz w:val="20"/>
+                <w:szCs w:val="20"/>
+              </w:rPr>
+              <w:t>pull_request</w:t>
+            </w:r>
+            <w:proofErr w:type="spellEnd"/>
+            <w:r>
+              <w:rPr>
+                <w:color w:val="000000"/>
+                <w:sz w:val="20"/>
+                <w:szCs w:val="20"/>
+              </w:rPr>
+              <w:t xml:space="preserve"> targeting staging</w:t>
             </w:r>
           </w:p>
         </w:tc>
@@ -5873,8 +7351,42 @@
                 <w:sz w:val="20"/>
                 <w:szCs w:val="20"/>
               </w:rPr>
-              <w:t>.github/workflows/cd-staging.yml</w:t>
-            </w:r>
+              <w:t>.</w:t>
+            </w:r>
+            <w:proofErr w:type="spellStart"/>
+            <w:r>
+              <w:rPr>
+                <w:b/>
+                <w:bCs/>
+                <w:color w:val="000000"/>
+                <w:sz w:val="20"/>
+                <w:szCs w:val="20"/>
+              </w:rPr>
+              <w:t>github</w:t>
+            </w:r>
+            <w:proofErr w:type="spellEnd"/>
+            <w:r>
+              <w:rPr>
+                <w:b/>
+                <w:bCs/>
+                <w:color w:val="000000"/>
+                <w:sz w:val="20"/>
+                <w:szCs w:val="20"/>
+              </w:rPr>
+              <w:t>/workflows/cd-</w:t>
+            </w:r>
+            <w:proofErr w:type="spellStart"/>
+            <w:r>
+              <w:rPr>
+                <w:b/>
+                <w:bCs/>
+                <w:color w:val="000000"/>
+                <w:sz w:val="20"/>
+                <w:szCs w:val="20"/>
+              </w:rPr>
+              <w:t>staging.yml</w:t>
+            </w:r>
+            <w:proofErr w:type="spellEnd"/>
           </w:p>
         </w:tc>
         <w:tc>
@@ -5935,8 +7447,42 @@
                 <w:sz w:val="20"/>
                 <w:szCs w:val="20"/>
               </w:rPr>
-              <w:t>.github/workflows/ci-prod.yml</w:t>
-            </w:r>
+              <w:t>.</w:t>
+            </w:r>
+            <w:proofErr w:type="spellStart"/>
+            <w:r>
+              <w:rPr>
+                <w:b/>
+                <w:bCs/>
+                <w:color w:val="000000"/>
+                <w:sz w:val="20"/>
+                <w:szCs w:val="20"/>
+              </w:rPr>
+              <w:t>github</w:t>
+            </w:r>
+            <w:proofErr w:type="spellEnd"/>
+            <w:r>
+              <w:rPr>
+                <w:b/>
+                <w:bCs/>
+                <w:color w:val="000000"/>
+                <w:sz w:val="20"/>
+                <w:szCs w:val="20"/>
+              </w:rPr>
+              <w:t>/workflows/ci-</w:t>
+            </w:r>
+            <w:proofErr w:type="spellStart"/>
+            <w:r>
+              <w:rPr>
+                <w:b/>
+                <w:bCs/>
+                <w:color w:val="000000"/>
+                <w:sz w:val="20"/>
+                <w:szCs w:val="20"/>
+              </w:rPr>
+              <w:t>prod.yml</w:t>
+            </w:r>
+            <w:proofErr w:type="spellEnd"/>
           </w:p>
         </w:tc>
         <w:tc>
@@ -5964,7 +7510,25 @@
                 <w:sz w:val="20"/>
                 <w:szCs w:val="20"/>
               </w:rPr>
-              <w:t>CI workflow for Production – triggered on pull_request targeting main</w:t>
+              <w:t xml:space="preserve">CI workflow for Production – triggered on </w:t>
+            </w:r>
+            <w:proofErr w:type="spellStart"/>
+            <w:r>
+              <w:rPr>
+                <w:color w:val="000000"/>
+                <w:sz w:val="20"/>
+                <w:szCs w:val="20"/>
+              </w:rPr>
+              <w:t>pull_request</w:t>
+            </w:r>
+            <w:proofErr w:type="spellEnd"/>
+            <w:r>
+              <w:rPr>
+                <w:color w:val="000000"/>
+                <w:sz w:val="20"/>
+                <w:szCs w:val="20"/>
+              </w:rPr>
+              <w:t xml:space="preserve"> targeting main</w:t>
             </w:r>
           </w:p>
         </w:tc>
@@ -5997,8 +7561,42 @@
                 <w:sz w:val="20"/>
                 <w:szCs w:val="20"/>
               </w:rPr>
-              <w:t>.github/workflows/cd-prod.yml</w:t>
-            </w:r>
+              <w:t>.</w:t>
+            </w:r>
+            <w:proofErr w:type="spellStart"/>
+            <w:r>
+              <w:rPr>
+                <w:b/>
+                <w:bCs/>
+                <w:color w:val="000000"/>
+                <w:sz w:val="20"/>
+                <w:szCs w:val="20"/>
+              </w:rPr>
+              <w:t>github</w:t>
+            </w:r>
+            <w:proofErr w:type="spellEnd"/>
+            <w:r>
+              <w:rPr>
+                <w:b/>
+                <w:bCs/>
+                <w:color w:val="000000"/>
+                <w:sz w:val="20"/>
+                <w:szCs w:val="20"/>
+              </w:rPr>
+              <w:t>/workflows/cd-</w:t>
+            </w:r>
+            <w:proofErr w:type="spellStart"/>
+            <w:r>
+              <w:rPr>
+                <w:b/>
+                <w:bCs/>
+                <w:color w:val="000000"/>
+                <w:sz w:val="20"/>
+                <w:szCs w:val="20"/>
+              </w:rPr>
+              <w:t>prod.yml</w:t>
+            </w:r>
+            <w:proofErr w:type="spellEnd"/>
           </w:p>
         </w:tc>
         <w:tc>
@@ -6125,8 +7723,13 @@
       <w:pPr>
         <w:pStyle w:val="Heading2"/>
       </w:pPr>
-      <w:r>
-        <w:t>6.1  Create GitHub Environments</w:t>
+      <w:proofErr w:type="gramStart"/>
+      <w:r>
+        <w:t>6.1  Create</w:t>
+      </w:r>
+      <w:proofErr w:type="gramEnd"/>
+      <w:r>
+        <w:t xml:space="preserve"> GitHub Environments</w:t>
       </w:r>
     </w:p>
     <w:p>
@@ -6200,8 +7803,13 @@
       <w:pPr>
         <w:pStyle w:val="Heading2"/>
       </w:pPr>
-      <w:r>
-        <w:t>6.2  Required Secrets</w:t>
+      <w:proofErr w:type="gramStart"/>
+      <w:r>
+        <w:t>6.2  Required</w:t>
+      </w:r>
+      <w:proofErr w:type="gramEnd"/>
+      <w:r>
+        <w:t xml:space="preserve"> Secrets</w:t>
       </w:r>
     </w:p>
     <w:p>
@@ -6616,7 +8224,25 @@
                 <w:sz w:val="20"/>
                 <w:szCs w:val="20"/>
               </w:rPr>
-              <w:t>Deploy-hook webhook URL from the pakvista-dev Render service. Added inside the 'development' environment secrets.</w:t>
+              <w:t xml:space="preserve">Deploy-hook webhook URL from the </w:t>
+            </w:r>
+            <w:proofErr w:type="spellStart"/>
+            <w:r>
+              <w:rPr>
+                <w:color w:val="000000"/>
+                <w:sz w:val="20"/>
+                <w:szCs w:val="20"/>
+              </w:rPr>
+              <w:t>pakvista</w:t>
+            </w:r>
+            <w:proofErr w:type="spellEnd"/>
+            <w:r>
+              <w:rPr>
+                <w:color w:val="000000"/>
+                <w:sz w:val="20"/>
+                <w:szCs w:val="20"/>
+              </w:rPr>
+              <w:t>-dev Render service. Added inside the 'development' environment secrets.</w:t>
             </w:r>
           </w:p>
         </w:tc>
@@ -6709,7 +8335,25 @@
                 <w:sz w:val="20"/>
                 <w:szCs w:val="20"/>
               </w:rPr>
-              <w:t>Deploy-hook webhook URL from the pakvista-staging Render service. Added inside the 'staging' environment secrets.</w:t>
+              <w:t xml:space="preserve">Deploy-hook webhook URL from the </w:t>
+            </w:r>
+            <w:proofErr w:type="spellStart"/>
+            <w:r>
+              <w:rPr>
+                <w:color w:val="000000"/>
+                <w:sz w:val="20"/>
+                <w:szCs w:val="20"/>
+              </w:rPr>
+              <w:t>pakvista</w:t>
+            </w:r>
+            <w:proofErr w:type="spellEnd"/>
+            <w:r>
+              <w:rPr>
+                <w:color w:val="000000"/>
+                <w:sz w:val="20"/>
+                <w:szCs w:val="20"/>
+              </w:rPr>
+              <w:t>-staging Render service. Added inside the 'staging' environment secrets.</w:t>
             </w:r>
           </w:p>
         </w:tc>
@@ -6802,7 +8446,25 @@
                 <w:sz w:val="20"/>
                 <w:szCs w:val="20"/>
               </w:rPr>
-              <w:t>Deploy-hook webhook URL from the pakvista-prod Render service. Added inside the 'production' environment secrets.</w:t>
+              <w:t xml:space="preserve">Deploy-hook webhook URL from the </w:t>
+            </w:r>
+            <w:proofErr w:type="spellStart"/>
+            <w:r>
+              <w:rPr>
+                <w:color w:val="000000"/>
+                <w:sz w:val="20"/>
+                <w:szCs w:val="20"/>
+              </w:rPr>
+              <w:t>pakvista</w:t>
+            </w:r>
+            <w:proofErr w:type="spellEnd"/>
+            <w:r>
+              <w:rPr>
+                <w:color w:val="000000"/>
+                <w:sz w:val="20"/>
+                <w:szCs w:val="20"/>
+              </w:rPr>
+              <w:t>-prod Render service. Added inside the 'production' environment secrets.</w:t>
             </w:r>
           </w:p>
         </w:tc>
@@ -6850,8 +8512,13 @@
       <w:pPr>
         <w:pStyle w:val="Heading2"/>
       </w:pPr>
-      <w:r>
-        <w:t>7.1  Trigger Configuration</w:t>
+      <w:proofErr w:type="gramStart"/>
+      <w:r>
+        <w:t>7.1  Trigger</w:t>
+      </w:r>
+      <w:proofErr w:type="gramEnd"/>
+      <w:r>
+        <w:t xml:space="preserve"> Configuration</w:t>
       </w:r>
     </w:p>
     <w:tbl>
@@ -7043,8 +8710,20 @@
                 <w:sz w:val="20"/>
                 <w:szCs w:val="20"/>
               </w:rPr>
-              <w:t>ci-dev.yml</w:t>
-            </w:r>
+              <w:t>ci-</w:t>
+            </w:r>
+            <w:proofErr w:type="spellStart"/>
+            <w:r>
+              <w:rPr>
+                <w:b/>
+                <w:bCs/>
+                <w:color w:val="000000"/>
+                <w:sz w:val="20"/>
+                <w:szCs w:val="20"/>
+              </w:rPr>
+              <w:t>dev.yml</w:t>
+            </w:r>
+            <w:proofErr w:type="spellEnd"/>
           </w:p>
         </w:tc>
         <w:tc>
@@ -7066,6 +8745,7 @@
             <w:vAlign w:val="center"/>
           </w:tcPr>
           <w:p>
+            <w:proofErr w:type="spellStart"/>
             <w:r>
               <w:rPr>
                 <w:color w:val="000000"/>
@@ -7074,6 +8754,7 @@
               </w:rPr>
               <w:t>pull_request</w:t>
             </w:r>
+            <w:proofErr w:type="spellEnd"/>
           </w:p>
         </w:tc>
         <w:tc>
@@ -7124,13 +8805,41 @@
             <w:vAlign w:val="center"/>
           </w:tcPr>
           <w:p>
-            <w:r>
-              <w:rPr>
-                <w:color w:val="000000"/>
-                <w:sz w:val="20"/>
-                <w:szCs w:val="20"/>
-              </w:rPr>
-              <w:t>:dev-latest  and  :dev-&lt;sha&gt;</w:t>
+            <w:proofErr w:type="gramStart"/>
+            <w:r>
+              <w:rPr>
+                <w:color w:val="000000"/>
+                <w:sz w:val="20"/>
+                <w:szCs w:val="20"/>
+              </w:rPr>
+              <w:t>:dev</w:t>
+            </w:r>
+            <w:proofErr w:type="gramEnd"/>
+            <w:r>
+              <w:rPr>
+                <w:color w:val="000000"/>
+                <w:sz w:val="20"/>
+                <w:szCs w:val="20"/>
+              </w:rPr>
+              <w:t>-</w:t>
+            </w:r>
+            <w:proofErr w:type="gramStart"/>
+            <w:r>
+              <w:rPr>
+                <w:color w:val="000000"/>
+                <w:sz w:val="20"/>
+                <w:szCs w:val="20"/>
+              </w:rPr>
+              <w:t>latest  and  :dev</w:t>
+            </w:r>
+            <w:proofErr w:type="gramEnd"/>
+            <w:r>
+              <w:rPr>
+                <w:color w:val="000000"/>
+                <w:sz w:val="20"/>
+                <w:szCs w:val="20"/>
+              </w:rPr>
+              <w:t>-&lt;sha&gt;</w:t>
             </w:r>
           </w:p>
         </w:tc>
@@ -7163,8 +8872,20 @@
                 <w:sz w:val="20"/>
                 <w:szCs w:val="20"/>
               </w:rPr>
-              <w:t>ci-staging.yml</w:t>
-            </w:r>
+              <w:t>ci-</w:t>
+            </w:r>
+            <w:proofErr w:type="spellStart"/>
+            <w:r>
+              <w:rPr>
+                <w:b/>
+                <w:bCs/>
+                <w:color w:val="000000"/>
+                <w:sz w:val="20"/>
+                <w:szCs w:val="20"/>
+              </w:rPr>
+              <w:t>staging.yml</w:t>
+            </w:r>
+            <w:proofErr w:type="spellEnd"/>
           </w:p>
         </w:tc>
         <w:tc>
@@ -7186,6 +8907,7 @@
             <w:vAlign w:val="center"/>
           </w:tcPr>
           <w:p>
+            <w:proofErr w:type="spellStart"/>
             <w:r>
               <w:rPr>
                 <w:color w:val="000000"/>
@@ -7194,6 +8916,7 @@
               </w:rPr>
               <w:t>pull_request</w:t>
             </w:r>
+            <w:proofErr w:type="spellEnd"/>
           </w:p>
         </w:tc>
         <w:tc>
@@ -7244,13 +8967,41 @@
             <w:vAlign w:val="center"/>
           </w:tcPr>
           <w:p>
-            <w:r>
-              <w:rPr>
-                <w:color w:val="000000"/>
-                <w:sz w:val="20"/>
-                <w:szCs w:val="20"/>
-              </w:rPr>
-              <w:t>:staging-latest  and  :staging-&lt;sha&gt;</w:t>
+            <w:proofErr w:type="gramStart"/>
+            <w:r>
+              <w:rPr>
+                <w:color w:val="000000"/>
+                <w:sz w:val="20"/>
+                <w:szCs w:val="20"/>
+              </w:rPr>
+              <w:t>:staging</w:t>
+            </w:r>
+            <w:proofErr w:type="gramEnd"/>
+            <w:r>
+              <w:rPr>
+                <w:color w:val="000000"/>
+                <w:sz w:val="20"/>
+                <w:szCs w:val="20"/>
+              </w:rPr>
+              <w:t>-</w:t>
+            </w:r>
+            <w:proofErr w:type="gramStart"/>
+            <w:r>
+              <w:rPr>
+                <w:color w:val="000000"/>
+                <w:sz w:val="20"/>
+                <w:szCs w:val="20"/>
+              </w:rPr>
+              <w:t>latest  and  :staging</w:t>
+            </w:r>
+            <w:proofErr w:type="gramEnd"/>
+            <w:r>
+              <w:rPr>
+                <w:color w:val="000000"/>
+                <w:sz w:val="20"/>
+                <w:szCs w:val="20"/>
+              </w:rPr>
+              <w:t>-&lt;sha&gt;</w:t>
             </w:r>
           </w:p>
         </w:tc>
@@ -7283,8 +9034,20 @@
                 <w:sz w:val="20"/>
                 <w:szCs w:val="20"/>
               </w:rPr>
-              <w:t>ci-prod.yml</w:t>
-            </w:r>
+              <w:t>ci-</w:t>
+            </w:r>
+            <w:proofErr w:type="spellStart"/>
+            <w:r>
+              <w:rPr>
+                <w:b/>
+                <w:bCs/>
+                <w:color w:val="000000"/>
+                <w:sz w:val="20"/>
+                <w:szCs w:val="20"/>
+              </w:rPr>
+              <w:t>prod.yml</w:t>
+            </w:r>
+            <w:proofErr w:type="spellEnd"/>
           </w:p>
         </w:tc>
         <w:tc>
@@ -7306,6 +9069,7 @@
             <w:vAlign w:val="center"/>
           </w:tcPr>
           <w:p>
+            <w:proofErr w:type="spellStart"/>
             <w:r>
               <w:rPr>
                 <w:color w:val="000000"/>
@@ -7314,6 +9078,7 @@
               </w:rPr>
               <w:t>pull_request</w:t>
             </w:r>
+            <w:proofErr w:type="spellEnd"/>
           </w:p>
         </w:tc>
         <w:tc>
@@ -7364,13 +9129,41 @@
             <w:vAlign w:val="center"/>
           </w:tcPr>
           <w:p>
-            <w:r>
-              <w:rPr>
-                <w:color w:val="000000"/>
-                <w:sz w:val="20"/>
-                <w:szCs w:val="20"/>
-              </w:rPr>
-              <w:t>:prod-latest  and  :prod-&lt;sha&gt;</w:t>
+            <w:proofErr w:type="gramStart"/>
+            <w:r>
+              <w:rPr>
+                <w:color w:val="000000"/>
+                <w:sz w:val="20"/>
+                <w:szCs w:val="20"/>
+              </w:rPr>
+              <w:t>:prod</w:t>
+            </w:r>
+            <w:proofErr w:type="gramEnd"/>
+            <w:r>
+              <w:rPr>
+                <w:color w:val="000000"/>
+                <w:sz w:val="20"/>
+                <w:szCs w:val="20"/>
+              </w:rPr>
+              <w:t>-</w:t>
+            </w:r>
+            <w:proofErr w:type="gramStart"/>
+            <w:r>
+              <w:rPr>
+                <w:color w:val="000000"/>
+                <w:sz w:val="20"/>
+                <w:szCs w:val="20"/>
+              </w:rPr>
+              <w:t>latest  and  :prod</w:t>
+            </w:r>
+            <w:proofErr w:type="gramEnd"/>
+            <w:r>
+              <w:rPr>
+                <w:color w:val="000000"/>
+                <w:sz w:val="20"/>
+                <w:szCs w:val="20"/>
+              </w:rPr>
+              <w:t>-&lt;sha&gt;</w:t>
             </w:r>
           </w:p>
         </w:tc>
@@ -7381,8 +9174,13 @@
       <w:pPr>
         <w:pStyle w:val="Heading2"/>
       </w:pPr>
-      <w:r>
-        <w:t>7.2  Mandatory Steps (all CI workflows)</w:t>
+      <w:proofErr w:type="gramStart"/>
+      <w:r>
+        <w:t>7.2  Mandatory</w:t>
+      </w:r>
+      <w:proofErr w:type="gramEnd"/>
+      <w:r>
+        <w:t xml:space="preserve"> Steps (all CI workflows)</w:t>
       </w:r>
     </w:p>
     <w:p>
@@ -7468,7 +9266,23 @@
     </w:p>
     <w:p>
       <w:r>
-        <w:t>Lint HTML with HTMLHint, CSS with Stylelint and Build with Parcel.</w:t>
+        <w:t xml:space="preserve">Lint HTML with </w:t>
+      </w:r>
+      <w:proofErr w:type="spellStart"/>
+      <w:r>
+        <w:t>HTMLHint</w:t>
+      </w:r>
+      <w:proofErr w:type="spellEnd"/>
+      <w:r>
+        <w:t xml:space="preserve">, CSS with </w:t>
+      </w:r>
+      <w:proofErr w:type="spellStart"/>
+      <w:r>
+        <w:t>Stylelint</w:t>
+      </w:r>
+      <w:proofErr w:type="spellEnd"/>
+      <w:r>
+        <w:t xml:space="preserve"> and Build with Parcel.</w:t>
       </w:r>
     </w:p>
     <w:p/>
@@ -7565,7 +9379,21 @@
         <w:rPr>
           <w:color w:val="000000"/>
         </w:rPr>
-        <w:t>Build the Docker image from the Dockerfile in the project root using docker/build-push-action@v5 with push: false.</w:t>
+        <w:t xml:space="preserve">Build the Docker image from the </w:t>
+      </w:r>
+      <w:proofErr w:type="spellStart"/>
+      <w:r>
+        <w:rPr>
+          <w:color w:val="000000"/>
+        </w:rPr>
+        <w:t>Dockerfile</w:t>
+      </w:r>
+      <w:proofErr w:type="spellEnd"/>
+      <w:r>
+        <w:rPr>
+          <w:color w:val="000000"/>
+        </w:rPr>
+        <w:t xml:space="preserve"> in the project root using docker/build-push-action@v5 with push: false.</w:t>
       </w:r>
     </w:p>
     <w:p>
@@ -7685,9 +9513,14 @@
       <w:pPr>
         <w:pStyle w:val="Heading2"/>
       </w:pPr>
+      <w:proofErr w:type="gramStart"/>
       <w:r>
         <w:lastRenderedPageBreak/>
-        <w:t>7.3  Additional CI Requirements</w:t>
+        <w:t>7.3  Additional</w:t>
+      </w:r>
+      <w:proofErr w:type="gramEnd"/>
+      <w:r>
+        <w:t xml:space="preserve"> CI Requirements</w:t>
       </w:r>
     </w:p>
     <w:p>
@@ -7703,7 +9536,21 @@
         <w:rPr>
           <w:color w:val="000000"/>
         </w:rPr>
-        <w:t>The workflow must exit with a non-zero code if any step fails, preventing a broken image from being available for deployment. This is the default behaviour of GitHub Actions (fail-fast).</w:t>
+        <w:t xml:space="preserve">The workflow must exit with a non-zero code if any step fails, preventing a broken image from being available for deployment. This is the default </w:t>
+      </w:r>
+      <w:proofErr w:type="spellStart"/>
+      <w:r>
+        <w:rPr>
+          <w:color w:val="000000"/>
+        </w:rPr>
+        <w:t>behaviour</w:t>
+      </w:r>
+      <w:proofErr w:type="spellEnd"/>
+      <w:r>
+        <w:rPr>
+          <w:color w:val="000000"/>
+        </w:rPr>
+        <w:t xml:space="preserve"> of GitHub Actions (fail-fast).</w:t>
       </w:r>
     </w:p>
     <w:p>
@@ -7771,8 +9618,13 @@
       <w:pPr>
         <w:pStyle w:val="Heading2"/>
       </w:pPr>
-      <w:r>
-        <w:t>8.1  Trigger Configuration</w:t>
+      <w:proofErr w:type="gramStart"/>
+      <w:r>
+        <w:t>8.1  Trigger</w:t>
+      </w:r>
+      <w:proofErr w:type="gramEnd"/>
+      <w:r>
+        <w:t xml:space="preserve"> Configuration</w:t>
       </w:r>
     </w:p>
     <w:tbl>
@@ -7964,8 +9816,20 @@
                 <w:sz w:val="20"/>
                 <w:szCs w:val="20"/>
               </w:rPr>
-              <w:t>cd-dev.yml</w:t>
-            </w:r>
+              <w:t>cd-</w:t>
+            </w:r>
+            <w:proofErr w:type="spellStart"/>
+            <w:r>
+              <w:rPr>
+                <w:b/>
+                <w:bCs/>
+                <w:color w:val="000000"/>
+                <w:sz w:val="20"/>
+                <w:szCs w:val="20"/>
+              </w:rPr>
+              <w:t>dev.yml</w:t>
+            </w:r>
+            <w:proofErr w:type="spellEnd"/>
           </w:p>
         </w:tc>
         <w:tc>
@@ -8084,8 +9948,20 @@
                 <w:sz w:val="20"/>
                 <w:szCs w:val="20"/>
               </w:rPr>
-              <w:t>cd-staging.yml</w:t>
-            </w:r>
+              <w:t>cd-</w:t>
+            </w:r>
+            <w:proofErr w:type="spellStart"/>
+            <w:r>
+              <w:rPr>
+                <w:b/>
+                <w:bCs/>
+                <w:color w:val="000000"/>
+                <w:sz w:val="20"/>
+                <w:szCs w:val="20"/>
+              </w:rPr>
+              <w:t>staging.yml</w:t>
+            </w:r>
+            <w:proofErr w:type="spellEnd"/>
           </w:p>
         </w:tc>
         <w:tc>
@@ -8204,8 +10080,20 @@
                 <w:sz w:val="20"/>
                 <w:szCs w:val="20"/>
               </w:rPr>
-              <w:t>cd-prod.yml</w:t>
-            </w:r>
+              <w:t>cd-</w:t>
+            </w:r>
+            <w:proofErr w:type="spellStart"/>
+            <w:r>
+              <w:rPr>
+                <w:b/>
+                <w:bCs/>
+                <w:color w:val="000000"/>
+                <w:sz w:val="20"/>
+                <w:szCs w:val="20"/>
+              </w:rPr>
+              <w:t>prod.yml</w:t>
+            </w:r>
+            <w:proofErr w:type="spellEnd"/>
           </w:p>
         </w:tc>
         <w:tc>
@@ -8302,8 +10190,13 @@
       <w:pPr>
         <w:pStyle w:val="Heading2"/>
       </w:pPr>
-      <w:r>
-        <w:t>8.2  Mandatory Steps (all CD workflows)</w:t>
+      <w:proofErr w:type="gramStart"/>
+      <w:r>
+        <w:t>8.2  Mandatory</w:t>
+      </w:r>
+      <w:proofErr w:type="gramEnd"/>
+      <w:r>
+        <w:t xml:space="preserve"> Steps (all CD workflows)</w:t>
       </w:r>
     </w:p>
     <w:p>
@@ -8419,7 +10312,21 @@
         <w:rPr>
           <w:color w:val="000000"/>
         </w:rPr>
-        <w:t>Send an HTTP POST request to the Render deploy hook URL using curl:</w:t>
+        <w:t xml:space="preserve">Send an HTTP POST request to the Render </w:t>
+      </w:r>
+      <w:proofErr w:type="gramStart"/>
+      <w:r>
+        <w:rPr>
+          <w:color w:val="000000"/>
+        </w:rPr>
+        <w:t>deploy</w:t>
+      </w:r>
+      <w:proofErr w:type="gramEnd"/>
+      <w:r>
+        <w:rPr>
+          <w:color w:val="000000"/>
+        </w:rPr>
+        <w:t xml:space="preserve"> hook URL using curl:</w:t>
       </w:r>
     </w:p>
     <w:p>
@@ -8434,14 +10341,9 @@
           <w:sz w:val="20"/>
           <w:szCs w:val="20"/>
         </w:rPr>
-        <w:t>curl -X POST ${{ secrets.RENDER_DEPLOY_HOOK_DEV_URL }}    # cd-dev.yml</w:t>
-      </w:r>
-    </w:p>
-    <w:p>
-      <w:pPr>
-        <w:spacing w:before="40" w:after="40"/>
-        <w:ind w:left="720"/>
-      </w:pPr>
+        <w:t>curl -X POST $</w:t>
+      </w:r>
+      <w:proofErr w:type="gramStart"/>
       <w:r>
         <w:rPr>
           <w:rFonts w:ascii="Courier New" w:eastAsia="Courier New" w:hAnsi="Courier New" w:cs="Courier New"/>
@@ -8449,14 +10351,9 @@
           <w:sz w:val="20"/>
           <w:szCs w:val="20"/>
         </w:rPr>
-        <w:t>curl -X POST ${{ secrets.RENDER_DEPLOY_HOOK_STAGING_URL }} # cd-staging.yml</w:t>
-      </w:r>
-    </w:p>
-    <w:p>
-      <w:pPr>
-        <w:spacing w:before="40" w:after="40"/>
-        <w:ind w:left="720"/>
-      </w:pPr>
+        <w:t xml:space="preserve">{{ </w:t>
+      </w:r>
+      <w:proofErr w:type="spellStart"/>
       <w:r>
         <w:rPr>
           <w:rFonts w:ascii="Courier New" w:eastAsia="Courier New" w:hAnsi="Courier New" w:cs="Courier New"/>
@@ -8464,8 +10361,231 @@
           <w:sz w:val="20"/>
           <w:szCs w:val="20"/>
         </w:rPr>
-        <w:t>curl -X POST ${{ secrets.RENDER_DEPLOY_HOOK_PROD_URL }}    # cd-prod.yml</w:t>
-      </w:r>
+        <w:t>secrets</w:t>
+      </w:r>
+      <w:proofErr w:type="gramEnd"/>
+      <w:r>
+        <w:rPr>
+          <w:rFonts w:ascii="Courier New" w:eastAsia="Courier New" w:hAnsi="Courier New" w:cs="Courier New"/>
+          <w:color w:val="C7254E"/>
+          <w:sz w:val="20"/>
+          <w:szCs w:val="20"/>
+        </w:rPr>
+        <w:t>.RENDER_DEPLOY_HOOK_DEV_</w:t>
+      </w:r>
+      <w:proofErr w:type="gramStart"/>
+      <w:r>
+        <w:rPr>
+          <w:rFonts w:ascii="Courier New" w:eastAsia="Courier New" w:hAnsi="Courier New" w:cs="Courier New"/>
+          <w:color w:val="C7254E"/>
+          <w:sz w:val="20"/>
+          <w:szCs w:val="20"/>
+        </w:rPr>
+        <w:t>URL</w:t>
+      </w:r>
+      <w:proofErr w:type="spellEnd"/>
+      <w:r>
+        <w:rPr>
+          <w:rFonts w:ascii="Courier New" w:eastAsia="Courier New" w:hAnsi="Courier New" w:cs="Courier New"/>
+          <w:color w:val="C7254E"/>
+          <w:sz w:val="20"/>
+          <w:szCs w:val="20"/>
+        </w:rPr>
+        <w:t xml:space="preserve"> }</w:t>
+      </w:r>
+      <w:proofErr w:type="gramEnd"/>
+      <w:r>
+        <w:rPr>
+          <w:rFonts w:ascii="Courier New" w:eastAsia="Courier New" w:hAnsi="Courier New" w:cs="Courier New"/>
+          <w:color w:val="C7254E"/>
+          <w:sz w:val="20"/>
+          <w:szCs w:val="20"/>
+        </w:rPr>
+        <w:t>}    # cd-</w:t>
+      </w:r>
+      <w:proofErr w:type="spellStart"/>
+      <w:r>
+        <w:rPr>
+          <w:rFonts w:ascii="Courier New" w:eastAsia="Courier New" w:hAnsi="Courier New" w:cs="Courier New"/>
+          <w:color w:val="C7254E"/>
+          <w:sz w:val="20"/>
+          <w:szCs w:val="20"/>
+        </w:rPr>
+        <w:t>dev.yml</w:t>
+      </w:r>
+      <w:proofErr w:type="spellEnd"/>
+    </w:p>
+    <w:p>
+      <w:pPr>
+        <w:spacing w:before="40" w:after="40"/>
+        <w:ind w:left="720"/>
+      </w:pPr>
+      <w:r>
+        <w:rPr>
+          <w:rFonts w:ascii="Courier New" w:eastAsia="Courier New" w:hAnsi="Courier New" w:cs="Courier New"/>
+          <w:color w:val="C7254E"/>
+          <w:sz w:val="20"/>
+          <w:szCs w:val="20"/>
+        </w:rPr>
+        <w:t>curl -X POST $</w:t>
+      </w:r>
+      <w:proofErr w:type="gramStart"/>
+      <w:r>
+        <w:rPr>
+          <w:rFonts w:ascii="Courier New" w:eastAsia="Courier New" w:hAnsi="Courier New" w:cs="Courier New"/>
+          <w:color w:val="C7254E"/>
+          <w:sz w:val="20"/>
+          <w:szCs w:val="20"/>
+        </w:rPr>
+        <w:t xml:space="preserve">{{ </w:t>
+      </w:r>
+      <w:proofErr w:type="spellStart"/>
+      <w:r>
+        <w:rPr>
+          <w:rFonts w:ascii="Courier New" w:eastAsia="Courier New" w:hAnsi="Courier New" w:cs="Courier New"/>
+          <w:color w:val="C7254E"/>
+          <w:sz w:val="20"/>
+          <w:szCs w:val="20"/>
+        </w:rPr>
+        <w:t>secrets</w:t>
+      </w:r>
+      <w:proofErr w:type="gramEnd"/>
+      <w:r>
+        <w:rPr>
+          <w:rFonts w:ascii="Courier New" w:eastAsia="Courier New" w:hAnsi="Courier New" w:cs="Courier New"/>
+          <w:color w:val="C7254E"/>
+          <w:sz w:val="20"/>
+          <w:szCs w:val="20"/>
+        </w:rPr>
+        <w:t>.RENDER_DEPLOY_HOOK_STAGING_</w:t>
+      </w:r>
+      <w:proofErr w:type="gramStart"/>
+      <w:r>
+        <w:rPr>
+          <w:rFonts w:ascii="Courier New" w:eastAsia="Courier New" w:hAnsi="Courier New" w:cs="Courier New"/>
+          <w:color w:val="C7254E"/>
+          <w:sz w:val="20"/>
+          <w:szCs w:val="20"/>
+        </w:rPr>
+        <w:t>URL</w:t>
+      </w:r>
+      <w:proofErr w:type="spellEnd"/>
+      <w:r>
+        <w:rPr>
+          <w:rFonts w:ascii="Courier New" w:eastAsia="Courier New" w:hAnsi="Courier New" w:cs="Courier New"/>
+          <w:color w:val="C7254E"/>
+          <w:sz w:val="20"/>
+          <w:szCs w:val="20"/>
+        </w:rPr>
+        <w:t xml:space="preserve"> }</w:t>
+      </w:r>
+      <w:proofErr w:type="gramEnd"/>
+      <w:r>
+        <w:rPr>
+          <w:rFonts w:ascii="Courier New" w:eastAsia="Courier New" w:hAnsi="Courier New" w:cs="Courier New"/>
+          <w:color w:val="C7254E"/>
+          <w:sz w:val="20"/>
+          <w:szCs w:val="20"/>
+        </w:rPr>
+        <w:t>} # cd-</w:t>
+      </w:r>
+      <w:proofErr w:type="spellStart"/>
+      <w:r>
+        <w:rPr>
+          <w:rFonts w:ascii="Courier New" w:eastAsia="Courier New" w:hAnsi="Courier New" w:cs="Courier New"/>
+          <w:color w:val="C7254E"/>
+          <w:sz w:val="20"/>
+          <w:szCs w:val="20"/>
+        </w:rPr>
+        <w:t>staging.yml</w:t>
+      </w:r>
+      <w:proofErr w:type="spellEnd"/>
+    </w:p>
+    <w:p>
+      <w:pPr>
+        <w:spacing w:before="40" w:after="40"/>
+        <w:ind w:left="720"/>
+      </w:pPr>
+      <w:r>
+        <w:rPr>
+          <w:rFonts w:ascii="Courier New" w:eastAsia="Courier New" w:hAnsi="Courier New" w:cs="Courier New"/>
+          <w:color w:val="C7254E"/>
+          <w:sz w:val="20"/>
+          <w:szCs w:val="20"/>
+        </w:rPr>
+        <w:t>curl -X POST $</w:t>
+      </w:r>
+      <w:proofErr w:type="gramStart"/>
+      <w:r>
+        <w:rPr>
+          <w:rFonts w:ascii="Courier New" w:eastAsia="Courier New" w:hAnsi="Courier New" w:cs="Courier New"/>
+          <w:color w:val="C7254E"/>
+          <w:sz w:val="20"/>
+          <w:szCs w:val="20"/>
+        </w:rPr>
+        <w:t xml:space="preserve">{{ </w:t>
+      </w:r>
+      <w:proofErr w:type="spellStart"/>
+      <w:r>
+        <w:rPr>
+          <w:rFonts w:ascii="Courier New" w:eastAsia="Courier New" w:hAnsi="Courier New" w:cs="Courier New"/>
+          <w:color w:val="C7254E"/>
+          <w:sz w:val="20"/>
+          <w:szCs w:val="20"/>
+        </w:rPr>
+        <w:t>secrets</w:t>
+      </w:r>
+      <w:proofErr w:type="gramEnd"/>
+      <w:r>
+        <w:rPr>
+          <w:rFonts w:ascii="Courier New" w:eastAsia="Courier New" w:hAnsi="Courier New" w:cs="Courier New"/>
+          <w:color w:val="C7254E"/>
+          <w:sz w:val="20"/>
+          <w:szCs w:val="20"/>
+        </w:rPr>
+        <w:t>.RENDER_DEPLOY_HOOK_PROD_</w:t>
+      </w:r>
+      <w:proofErr w:type="gramStart"/>
+      <w:r>
+        <w:rPr>
+          <w:rFonts w:ascii="Courier New" w:eastAsia="Courier New" w:hAnsi="Courier New" w:cs="Courier New"/>
+          <w:color w:val="C7254E"/>
+          <w:sz w:val="20"/>
+          <w:szCs w:val="20"/>
+        </w:rPr>
+        <w:t>URL</w:t>
+      </w:r>
+      <w:proofErr w:type="spellEnd"/>
+      <w:r>
+        <w:rPr>
+          <w:rFonts w:ascii="Courier New" w:eastAsia="Courier New" w:hAnsi="Courier New" w:cs="Courier New"/>
+          <w:color w:val="C7254E"/>
+          <w:sz w:val="20"/>
+          <w:szCs w:val="20"/>
+        </w:rPr>
+        <w:t xml:space="preserve"> }</w:t>
+      </w:r>
+      <w:proofErr w:type="gramEnd"/>
+      <w:r>
+        <w:rPr>
+          <w:rFonts w:ascii="Courier New" w:eastAsia="Courier New" w:hAnsi="Courier New" w:cs="Courier New"/>
+          <w:color w:val="C7254E"/>
+          <w:sz w:val="20"/>
+          <w:szCs w:val="20"/>
+        </w:rPr>
+        <w:t>}    # cd-</w:t>
+      </w:r>
+      <w:proofErr w:type="spellStart"/>
+      <w:r>
+        <w:rPr>
+          <w:rFonts w:ascii="Courier New" w:eastAsia="Courier New" w:hAnsi="Courier New" w:cs="Courier New"/>
+          <w:color w:val="C7254E"/>
+          <w:sz w:val="20"/>
+          <w:szCs w:val="20"/>
+        </w:rPr>
+        <w:t>prod.yml</w:t>
+      </w:r>
+      <w:proofErr w:type="spellEnd"/>
     </w:p>
     <w:p>
       <w:pPr>
@@ -8528,8 +10648,13 @@
       <w:pPr>
         <w:pStyle w:val="Heading2"/>
       </w:pPr>
-      <w:r>
-        <w:t>8.3  Additional CD Requirements</w:t>
+      <w:proofErr w:type="gramStart"/>
+      <w:r>
+        <w:t>8.3  Additional</w:t>
+      </w:r>
+      <w:proofErr w:type="gramEnd"/>
+      <w:r>
+        <w:t xml:space="preserve"> CD Requirements</w:t>
       </w:r>
     </w:p>
     <w:p>
@@ -8577,7 +10702,21 @@
         <w:rPr>
           <w:color w:val="000000"/>
         </w:rPr>
-        <w:t>The workflow must be triggered only on push events to the specified branch (no workflow_dispatch or schedule triggers are required, though they may be added as extras).</w:t>
+        <w:t xml:space="preserve">The workflow must be triggered only on push events to the specified branch (no </w:t>
+      </w:r>
+      <w:proofErr w:type="spellStart"/>
+      <w:r>
+        <w:rPr>
+          <w:color w:val="000000"/>
+        </w:rPr>
+        <w:t>workflow_dispatch</w:t>
+      </w:r>
+      <w:proofErr w:type="spellEnd"/>
+      <w:r>
+        <w:rPr>
+          <w:color w:val="000000"/>
+        </w:rPr>
+        <w:t xml:space="preserve"> or schedule triggers are required, though they may be added as extras).</w:t>
       </w:r>
     </w:p>
     <w:p/>
@@ -8603,7 +10742,21 @@
         <w:rPr>
           <w:color w:val="000000"/>
         </w:rPr>
-        <w:t>The Team Lead must create the Dockerfile in the repository root. The following requirements must be met:</w:t>
+        <w:t xml:space="preserve">The Team Lead must create the </w:t>
+      </w:r>
+      <w:proofErr w:type="spellStart"/>
+      <w:r>
+        <w:rPr>
+          <w:color w:val="000000"/>
+        </w:rPr>
+        <w:t>Dockerfile</w:t>
+      </w:r>
+      <w:proofErr w:type="spellEnd"/>
+      <w:r>
+        <w:rPr>
+          <w:color w:val="000000"/>
+        </w:rPr>
+        <w:t xml:space="preserve"> in the repository root. The following requirements must be met:</w:t>
       </w:r>
     </w:p>
     <w:p/>
@@ -8620,7 +10773,23 @@
         <w:rPr>
           <w:color w:val="000000"/>
         </w:rPr>
-        <w:t>Base image: nginx:alpine (official Nginx image on Alpine Linux). Reference: https://hub.docker.com/_/nginx</w:t>
+        <w:t xml:space="preserve">Base image: </w:t>
+      </w:r>
+      <w:proofErr w:type="spellStart"/>
+      <w:proofErr w:type="gramStart"/>
+      <w:r>
+        <w:rPr>
+          <w:color w:val="000000"/>
+        </w:rPr>
+        <w:t>nginx:alpine</w:t>
+      </w:r>
+      <w:proofErr w:type="spellEnd"/>
+      <w:proofErr w:type="gramEnd"/>
+      <w:r>
+        <w:rPr>
+          <w:color w:val="000000"/>
+        </w:rPr>
+        <w:t xml:space="preserve"> (official Nginx image on Alpine Linux). Reference: https://hub.docker.com/_/nginx</w:t>
       </w:r>
     </w:p>
     <w:p>
@@ -8636,7 +10805,21 @@
         <w:rPr>
           <w:color w:val="000000"/>
         </w:rPr>
-        <w:t>The COPY instruction must copy all HTML pages and style.css from the project root into /usr/share/nginx/html/.</w:t>
+        <w:t>The COPY instruction must copy all HTML pages and style.css from the project root into /</w:t>
+      </w:r>
+      <w:proofErr w:type="spellStart"/>
+      <w:r>
+        <w:rPr>
+          <w:color w:val="000000"/>
+        </w:rPr>
+        <w:t>usr</w:t>
+      </w:r>
+      <w:proofErr w:type="spellEnd"/>
+      <w:r>
+        <w:rPr>
+          <w:color w:val="000000"/>
+        </w:rPr>
+        <w:t>/share/nginx/html/.</w:t>
       </w:r>
     </w:p>
     <w:p>
@@ -8684,7 +10867,21 @@
         <w:rPr>
           <w:color w:val="000000"/>
         </w:rPr>
-        <w:t>The Dockerfile must be placed in the repository root (not in a subdirectory).</w:t>
+        <w:t xml:space="preserve">The </w:t>
+      </w:r>
+      <w:proofErr w:type="spellStart"/>
+      <w:r>
+        <w:rPr>
+          <w:color w:val="000000"/>
+        </w:rPr>
+        <w:t>Dockerfile</w:t>
+      </w:r>
+      <w:proofErr w:type="spellEnd"/>
+      <w:r>
+        <w:rPr>
+          <w:color w:val="000000"/>
+        </w:rPr>
+        <w:t xml:space="preserve"> must be placed in the repository root (not in a subdirectory).</w:t>
       </w:r>
     </w:p>
     <w:p/>
@@ -8696,7 +10893,21 @@
         <w:rPr>
           <w:color w:val="000000"/>
         </w:rPr>
-        <w:t>Example minimal Dockerfile:</w:t>
+        <w:t xml:space="preserve">Example minimal </w:t>
+      </w:r>
+      <w:proofErr w:type="spellStart"/>
+      <w:r>
+        <w:rPr>
+          <w:color w:val="000000"/>
+        </w:rPr>
+        <w:t>Dockerfile</w:t>
+      </w:r>
+      <w:proofErr w:type="spellEnd"/>
+      <w:r>
+        <w:rPr>
+          <w:color w:val="000000"/>
+        </w:rPr>
+        <w:t>:</w:t>
       </w:r>
     </w:p>
     <w:p>
@@ -8711,14 +10922,10 @@
           <w:sz w:val="20"/>
           <w:szCs w:val="20"/>
         </w:rPr>
-        <w:t>FROM nginx:alpine</w:t>
-      </w:r>
-    </w:p>
-    <w:p>
-      <w:pPr>
-        <w:spacing w:before="40" w:after="40"/>
-        <w:ind w:left="720"/>
-      </w:pPr>
+        <w:t xml:space="preserve">FROM </w:t>
+      </w:r>
+      <w:proofErr w:type="spellStart"/>
+      <w:proofErr w:type="gramStart"/>
       <w:r>
         <w:rPr>
           <w:rFonts w:ascii="Courier New" w:eastAsia="Courier New" w:hAnsi="Courier New" w:cs="Courier New"/>
@@ -8726,8 +10933,10 @@
           <w:sz w:val="20"/>
           <w:szCs w:val="20"/>
         </w:rPr>
-        <w:t>COPY *.html /usr/share/nginx/html/</w:t>
-      </w:r>
+        <w:t>nginx:alpine</w:t>
+      </w:r>
+      <w:proofErr w:type="spellEnd"/>
+      <w:proofErr w:type="gramEnd"/>
     </w:p>
     <w:p>
       <w:pPr>
@@ -8741,7 +10950,62 @@
           <w:sz w:val="20"/>
           <w:szCs w:val="20"/>
         </w:rPr>
-        <w:t>COPY style.css /usr/share/nginx/html/</w:t>
+        <w:t>COPY *.html /</w:t>
+      </w:r>
+      <w:proofErr w:type="spellStart"/>
+      <w:r>
+        <w:rPr>
+          <w:rFonts w:ascii="Courier New" w:eastAsia="Courier New" w:hAnsi="Courier New" w:cs="Courier New"/>
+          <w:color w:val="C7254E"/>
+          <w:sz w:val="20"/>
+          <w:szCs w:val="20"/>
+        </w:rPr>
+        <w:t>usr</w:t>
+      </w:r>
+      <w:proofErr w:type="spellEnd"/>
+      <w:r>
+        <w:rPr>
+          <w:rFonts w:ascii="Courier New" w:eastAsia="Courier New" w:hAnsi="Courier New" w:cs="Courier New"/>
+          <w:color w:val="C7254E"/>
+          <w:sz w:val="20"/>
+          <w:szCs w:val="20"/>
+        </w:rPr>
+        <w:t>/share/nginx/html/</w:t>
+      </w:r>
+    </w:p>
+    <w:p>
+      <w:pPr>
+        <w:spacing w:before="40" w:after="40"/>
+        <w:ind w:left="720"/>
+      </w:pPr>
+      <w:r>
+        <w:rPr>
+          <w:rFonts w:ascii="Courier New" w:eastAsia="Courier New" w:hAnsi="Courier New" w:cs="Courier New"/>
+          <w:color w:val="C7254E"/>
+          <w:sz w:val="20"/>
+          <w:szCs w:val="20"/>
+        </w:rPr>
+        <w:t>COPY style.css /</w:t>
+      </w:r>
+      <w:proofErr w:type="spellStart"/>
+      <w:r>
+        <w:rPr>
+          <w:rFonts w:ascii="Courier New" w:eastAsia="Courier New" w:hAnsi="Courier New" w:cs="Courier New"/>
+          <w:color w:val="C7254E"/>
+          <w:sz w:val="20"/>
+          <w:szCs w:val="20"/>
+        </w:rPr>
+        <w:t>usr</w:t>
+      </w:r>
+      <w:proofErr w:type="spellEnd"/>
+      <w:r>
+        <w:rPr>
+          <w:rFonts w:ascii="Courier New" w:eastAsia="Courier New" w:hAnsi="Courier New" w:cs="Courier New"/>
+          <w:color w:val="C7254E"/>
+          <w:sz w:val="20"/>
+          <w:szCs w:val="20"/>
+        </w:rPr>
+        <w:t>/share/nginx/html/</w:t>
       </w:r>
     </w:p>
     <w:p>
@@ -8772,7 +11036,29 @@
           <w:sz w:val="20"/>
           <w:szCs w:val="20"/>
         </w:rPr>
-        <w:t>Reference – Docker Official nginx Image: https://hub.docker.com/_/nginx | Dockerfile Reference: https://docs.docker.com/reference/dockerfile/</w:t>
+        <w:t xml:space="preserve">Reference – Docker Official nginx Image: https://hub.docker.com/_/nginx | </w:t>
+      </w:r>
+      <w:proofErr w:type="spellStart"/>
+      <w:r>
+        <w:rPr>
+          <w:i/>
+          <w:iCs/>
+          <w:color w:val="595959"/>
+          <w:sz w:val="20"/>
+          <w:szCs w:val="20"/>
+        </w:rPr>
+        <w:t>Dockerfile</w:t>
+      </w:r>
+      <w:proofErr w:type="spellEnd"/>
+      <w:r>
+        <w:rPr>
+          <w:i/>
+          <w:iCs/>
+          <w:color w:val="595959"/>
+          <w:sz w:val="20"/>
+          <w:szCs w:val="20"/>
+        </w:rPr>
+        <w:t xml:space="preserve"> Reference: https://docs.docker.com/reference/dockerfile/</w:t>
       </w:r>
     </w:p>
     <w:p/>
@@ -8841,7 +11127,35 @@
         <w:rPr>
           <w:color w:val="000000"/>
         </w:rPr>
-        <w:t>All pages must link to the shared style.css using: &lt;link rel="stylesheet" href="style.css"&gt;</w:t>
+        <w:t xml:space="preserve">All pages must link to the shared style.css using: &lt;link </w:t>
+      </w:r>
+      <w:proofErr w:type="spellStart"/>
+      <w:r>
+        <w:rPr>
+          <w:color w:val="000000"/>
+        </w:rPr>
+        <w:t>rel</w:t>
+      </w:r>
+      <w:proofErr w:type="spellEnd"/>
+      <w:r>
+        <w:rPr>
+          <w:color w:val="000000"/>
+        </w:rPr>
+        <w:t xml:space="preserve">="stylesheet" </w:t>
+      </w:r>
+      <w:proofErr w:type="spellStart"/>
+      <w:r>
+        <w:rPr>
+          <w:color w:val="000000"/>
+        </w:rPr>
+        <w:t>href</w:t>
+      </w:r>
+      <w:proofErr w:type="spellEnd"/>
+      <w:r>
+        <w:rPr>
+          <w:color w:val="000000"/>
+        </w:rPr>
+        <w:t>="style.css"&gt;</w:t>
       </w:r>
     </w:p>
     <w:p>
@@ -8889,7 +11203,35 @@
         <w:rPr>
           <w:color w:val="000000"/>
         </w:rPr>
-        <w:t>No JavaScript: &lt;script&gt; tags, inline event handlers (onclick, onsubmit, etc.), and external .js file links are strictly prohibited.</w:t>
+        <w:t xml:space="preserve">No JavaScript: &lt;script&gt; tags, inline event handlers (onclick, </w:t>
+      </w:r>
+      <w:proofErr w:type="spellStart"/>
+      <w:r>
+        <w:rPr>
+          <w:color w:val="000000"/>
+        </w:rPr>
+        <w:t>onsubmit</w:t>
+      </w:r>
+      <w:proofErr w:type="spellEnd"/>
+      <w:r>
+        <w:rPr>
+          <w:color w:val="000000"/>
+        </w:rPr>
+        <w:t>, etc.), and external .</w:t>
+      </w:r>
+      <w:proofErr w:type="spellStart"/>
+      <w:r>
+        <w:rPr>
+          <w:color w:val="000000"/>
+        </w:rPr>
+        <w:t>js</w:t>
+      </w:r>
+      <w:proofErr w:type="spellEnd"/>
+      <w:r>
+        <w:rPr>
+          <w:color w:val="000000"/>
+        </w:rPr>
+        <w:t xml:space="preserve"> file links are strictly prohibited.</w:t>
       </w:r>
     </w:p>
     <w:p>
@@ -8905,7 +11247,35 @@
         <w:rPr>
           <w:color w:val="000000"/>
         </w:rPr>
-        <w:t>All images must use HTML &lt;figure&gt; and &lt;figcaption&gt; elements with descriptive alt attributes. Actual image files are optional; a styled empty &lt;div class="img-placeholder"&gt; with a descriptive label inside is acceptable.</w:t>
+        <w:t>All images must use HTML &lt;figure&gt; and &lt;</w:t>
+      </w:r>
+      <w:proofErr w:type="spellStart"/>
+      <w:r>
+        <w:rPr>
+          <w:color w:val="000000"/>
+        </w:rPr>
+        <w:t>figcaption</w:t>
+      </w:r>
+      <w:proofErr w:type="spellEnd"/>
+      <w:r>
+        <w:rPr>
+          <w:color w:val="000000"/>
+        </w:rPr>
+        <w:t>&gt; elements with descriptive alt attributes. Actual image files are optional; a styled empty &lt;div class="</w:t>
+      </w:r>
+      <w:proofErr w:type="spellStart"/>
+      <w:r>
+        <w:rPr>
+          <w:color w:val="000000"/>
+        </w:rPr>
+        <w:t>img</w:t>
+      </w:r>
+      <w:proofErr w:type="spellEnd"/>
+      <w:r>
+        <w:rPr>
+          <w:color w:val="000000"/>
+        </w:rPr>
+        <w:t>-placeholder"&gt; with a descriptive label inside is acceptable.</w:t>
       </w:r>
     </w:p>
     <w:p>
@@ -8975,7 +11345,35 @@
         <w:rPr>
           <w:color w:val="000000"/>
         </w:rPr>
-        <w:t>Define a consistent colour palette using CSS custom properties (CSS variables) at :root level.</w:t>
+        <w:t xml:space="preserve">Define a consistent </w:t>
+      </w:r>
+      <w:proofErr w:type="spellStart"/>
+      <w:r>
+        <w:rPr>
+          <w:color w:val="000000"/>
+        </w:rPr>
+        <w:t>colour</w:t>
+      </w:r>
+      <w:proofErr w:type="spellEnd"/>
+      <w:r>
+        <w:rPr>
+          <w:color w:val="000000"/>
+        </w:rPr>
+        <w:t xml:space="preserve"> palette using CSS custom properties (CSS variables) </w:t>
+      </w:r>
+      <w:proofErr w:type="gramStart"/>
+      <w:r>
+        <w:rPr>
+          <w:color w:val="000000"/>
+        </w:rPr>
+        <w:t>at :root</w:t>
+      </w:r>
+      <w:proofErr w:type="gramEnd"/>
+      <w:r>
+        <w:rPr>
+          <w:color w:val="000000"/>
+        </w:rPr>
+        <w:t xml:space="preserve"> level.</w:t>
       </w:r>
     </w:p>
     <w:p>
@@ -8991,7 +11389,21 @@
         <w:rPr>
           <w:color w:val="000000"/>
         </w:rPr>
-        <w:t>Provide base styles for: body, h1–h3, p, a, nav, ul/li, table, th, td, footer.</w:t>
+        <w:t xml:space="preserve">Provide base styles for: body, h1–h3, p, a, nav, ul/li, table, </w:t>
+      </w:r>
+      <w:proofErr w:type="spellStart"/>
+      <w:r>
+        <w:rPr>
+          <w:color w:val="000000"/>
+        </w:rPr>
+        <w:t>th</w:t>
+      </w:r>
+      <w:proofErr w:type="spellEnd"/>
+      <w:r>
+        <w:rPr>
+          <w:color w:val="000000"/>
+        </w:rPr>
+        <w:t>, td, footer.</w:t>
       </w:r>
     </w:p>
     <w:p>
@@ -9023,7 +11435,35 @@
         <w:rPr>
           <w:color w:val="000000"/>
         </w:rPr>
-        <w:t>Provide a .img-placeholder class that renders an empty box (e.g., 200px × 150px, with a border and background colour) as a stand-in for actual images.</w:t>
+        <w:t>Provide a .</w:t>
+      </w:r>
+      <w:proofErr w:type="spellStart"/>
+      <w:r>
+        <w:rPr>
+          <w:color w:val="000000"/>
+        </w:rPr>
+        <w:t>img</w:t>
+      </w:r>
+      <w:proofErr w:type="spellEnd"/>
+      <w:r>
+        <w:rPr>
+          <w:color w:val="000000"/>
+        </w:rPr>
+        <w:t xml:space="preserve">-placeholder class that renders an empty box (e.g., 200px × 150px, with a border and background </w:t>
+      </w:r>
+      <w:proofErr w:type="spellStart"/>
+      <w:r>
+        <w:rPr>
+          <w:color w:val="000000"/>
+        </w:rPr>
+        <w:t>colour</w:t>
+      </w:r>
+      <w:proofErr w:type="spellEnd"/>
+      <w:r>
+        <w:rPr>
+          <w:color w:val="000000"/>
+        </w:rPr>
+        <w:t>) as a stand-in for actual images.</w:t>
       </w:r>
     </w:p>
     <w:p>
@@ -9290,8 +11730,20 @@
                 <w:sz w:val="20"/>
                 <w:szCs w:val="20"/>
               </w:rPr>
-              <w:t>ci-dev.yml</w:t>
-            </w:r>
+              <w:t>ci-</w:t>
+            </w:r>
+            <w:proofErr w:type="spellStart"/>
+            <w:r>
+              <w:rPr>
+                <w:b/>
+                <w:bCs/>
+                <w:color w:val="000000"/>
+                <w:sz w:val="20"/>
+                <w:szCs w:val="20"/>
+              </w:rPr>
+              <w:t>dev.yml</w:t>
+            </w:r>
+            <w:proofErr w:type="spellEnd"/>
           </w:p>
         </w:tc>
         <w:tc>
@@ -9313,13 +11765,23 @@
             <w:vAlign w:val="center"/>
           </w:tcPr>
           <w:p>
-            <w:r>
-              <w:rPr>
-                <w:color w:val="000000"/>
-                <w:sz w:val="20"/>
-                <w:szCs w:val="20"/>
-              </w:rPr>
-              <w:t>pull_request → develop</w:t>
+            <w:proofErr w:type="spellStart"/>
+            <w:r>
+              <w:rPr>
+                <w:color w:val="000000"/>
+                <w:sz w:val="20"/>
+                <w:szCs w:val="20"/>
+              </w:rPr>
+              <w:t>pull_request</w:t>
+            </w:r>
+            <w:proofErr w:type="spellEnd"/>
+            <w:r>
+              <w:rPr>
+                <w:color w:val="000000"/>
+                <w:sz w:val="20"/>
+                <w:szCs w:val="20"/>
+              </w:rPr>
+              <w:t xml:space="preserve"> → develop</w:t>
             </w:r>
           </w:p>
         </w:tc>
@@ -9377,7 +11839,43 @@
                 <w:sz w:val="20"/>
                 <w:szCs w:val="20"/>
               </w:rPr>
-              <w:t>Checkout → Docker Login → Build Image → Tag (:dev-latest, :dev-&lt;sha&gt;) → Push to Docker Hub</w:t>
+              <w:t xml:space="preserve">Checkout → Docker Login → Build Image → Tag </w:t>
+            </w:r>
+            <w:proofErr w:type="gramStart"/>
+            <w:r>
+              <w:rPr>
+                <w:color w:val="000000"/>
+                <w:sz w:val="20"/>
+                <w:szCs w:val="20"/>
+              </w:rPr>
+              <w:t>(:dev</w:t>
+            </w:r>
+            <w:proofErr w:type="gramEnd"/>
+            <w:r>
+              <w:rPr>
+                <w:color w:val="000000"/>
+                <w:sz w:val="20"/>
+                <w:szCs w:val="20"/>
+              </w:rPr>
+              <w:t>-latest</w:t>
+            </w:r>
+            <w:proofErr w:type="gramStart"/>
+            <w:r>
+              <w:rPr>
+                <w:color w:val="000000"/>
+                <w:sz w:val="20"/>
+                <w:szCs w:val="20"/>
+              </w:rPr>
+              <w:t>, :dev</w:t>
+            </w:r>
+            <w:proofErr w:type="gramEnd"/>
+            <w:r>
+              <w:rPr>
+                <w:color w:val="000000"/>
+                <w:sz w:val="20"/>
+                <w:szCs w:val="20"/>
+              </w:rPr>
+              <w:t>-&lt;sha&gt;) → Push to Docker Hub</w:t>
             </w:r>
           </w:p>
         </w:tc>
@@ -9410,8 +11908,20 @@
                 <w:sz w:val="20"/>
                 <w:szCs w:val="20"/>
               </w:rPr>
-              <w:t>cd-dev.yml</w:t>
-            </w:r>
+              <w:t>cd-</w:t>
+            </w:r>
+            <w:proofErr w:type="spellStart"/>
+            <w:r>
+              <w:rPr>
+                <w:b/>
+                <w:bCs/>
+                <w:color w:val="000000"/>
+                <w:sz w:val="20"/>
+                <w:szCs w:val="20"/>
+              </w:rPr>
+              <w:t>dev.yml</w:t>
+            </w:r>
+            <w:proofErr w:type="spellEnd"/>
           </w:p>
         </w:tc>
         <w:tc>
@@ -9530,8 +12040,20 @@
                 <w:sz w:val="20"/>
                 <w:szCs w:val="20"/>
               </w:rPr>
-              <w:t>ci-staging.yml</w:t>
-            </w:r>
+              <w:t>ci-</w:t>
+            </w:r>
+            <w:proofErr w:type="spellStart"/>
+            <w:r>
+              <w:rPr>
+                <w:b/>
+                <w:bCs/>
+                <w:color w:val="000000"/>
+                <w:sz w:val="20"/>
+                <w:szCs w:val="20"/>
+              </w:rPr>
+              <w:t>staging.yml</w:t>
+            </w:r>
+            <w:proofErr w:type="spellEnd"/>
           </w:p>
         </w:tc>
         <w:tc>
@@ -9553,13 +12075,23 @@
             <w:vAlign w:val="center"/>
           </w:tcPr>
           <w:p>
-            <w:r>
-              <w:rPr>
-                <w:color w:val="000000"/>
-                <w:sz w:val="20"/>
-                <w:szCs w:val="20"/>
-              </w:rPr>
-              <w:t>pull_request → staging</w:t>
+            <w:proofErr w:type="spellStart"/>
+            <w:r>
+              <w:rPr>
+                <w:color w:val="000000"/>
+                <w:sz w:val="20"/>
+                <w:szCs w:val="20"/>
+              </w:rPr>
+              <w:t>pull_request</w:t>
+            </w:r>
+            <w:proofErr w:type="spellEnd"/>
+            <w:r>
+              <w:rPr>
+                <w:color w:val="000000"/>
+                <w:sz w:val="20"/>
+                <w:szCs w:val="20"/>
+              </w:rPr>
+              <w:t xml:space="preserve"> → staging</w:t>
             </w:r>
           </w:p>
         </w:tc>
@@ -9617,7 +12149,43 @@
                 <w:sz w:val="20"/>
                 <w:szCs w:val="20"/>
               </w:rPr>
-              <w:t>Checkout → Docker Login → Build Image → Tag (:staging-latest, :staging-&lt;sha&gt;) → Push to Docker Hub</w:t>
+              <w:t xml:space="preserve">Checkout → Docker Login → Build Image → Tag </w:t>
+            </w:r>
+            <w:proofErr w:type="gramStart"/>
+            <w:r>
+              <w:rPr>
+                <w:color w:val="000000"/>
+                <w:sz w:val="20"/>
+                <w:szCs w:val="20"/>
+              </w:rPr>
+              <w:t>(:staging</w:t>
+            </w:r>
+            <w:proofErr w:type="gramEnd"/>
+            <w:r>
+              <w:rPr>
+                <w:color w:val="000000"/>
+                <w:sz w:val="20"/>
+                <w:szCs w:val="20"/>
+              </w:rPr>
+              <w:t>-latest</w:t>
+            </w:r>
+            <w:proofErr w:type="gramStart"/>
+            <w:r>
+              <w:rPr>
+                <w:color w:val="000000"/>
+                <w:sz w:val="20"/>
+                <w:szCs w:val="20"/>
+              </w:rPr>
+              <w:t>, :staging</w:t>
+            </w:r>
+            <w:proofErr w:type="gramEnd"/>
+            <w:r>
+              <w:rPr>
+                <w:color w:val="000000"/>
+                <w:sz w:val="20"/>
+                <w:szCs w:val="20"/>
+              </w:rPr>
+              <w:t>-&lt;sha&gt;) → Push to Docker Hub</w:t>
             </w:r>
           </w:p>
         </w:tc>
@@ -9650,8 +12218,20 @@
                 <w:sz w:val="20"/>
                 <w:szCs w:val="20"/>
               </w:rPr>
-              <w:t>cd-staging.yml</w:t>
-            </w:r>
+              <w:t>cd-</w:t>
+            </w:r>
+            <w:proofErr w:type="spellStart"/>
+            <w:r>
+              <w:rPr>
+                <w:b/>
+                <w:bCs/>
+                <w:color w:val="000000"/>
+                <w:sz w:val="20"/>
+                <w:szCs w:val="20"/>
+              </w:rPr>
+              <w:t>staging.yml</w:t>
+            </w:r>
+            <w:proofErr w:type="spellEnd"/>
           </w:p>
         </w:tc>
         <w:tc>
@@ -9770,8 +12350,20 @@
                 <w:sz w:val="20"/>
                 <w:szCs w:val="20"/>
               </w:rPr>
-              <w:t>ci-prod.yml</w:t>
-            </w:r>
+              <w:t>ci-</w:t>
+            </w:r>
+            <w:proofErr w:type="spellStart"/>
+            <w:r>
+              <w:rPr>
+                <w:b/>
+                <w:bCs/>
+                <w:color w:val="000000"/>
+                <w:sz w:val="20"/>
+                <w:szCs w:val="20"/>
+              </w:rPr>
+              <w:t>prod.yml</w:t>
+            </w:r>
+            <w:proofErr w:type="spellEnd"/>
           </w:p>
         </w:tc>
         <w:tc>
@@ -9793,13 +12385,23 @@
             <w:vAlign w:val="center"/>
           </w:tcPr>
           <w:p>
-            <w:r>
-              <w:rPr>
-                <w:color w:val="000000"/>
-                <w:sz w:val="20"/>
-                <w:szCs w:val="20"/>
-              </w:rPr>
-              <w:t>pull_request → main</w:t>
+            <w:proofErr w:type="spellStart"/>
+            <w:r>
+              <w:rPr>
+                <w:color w:val="000000"/>
+                <w:sz w:val="20"/>
+                <w:szCs w:val="20"/>
+              </w:rPr>
+              <w:t>pull_request</w:t>
+            </w:r>
+            <w:proofErr w:type="spellEnd"/>
+            <w:r>
+              <w:rPr>
+                <w:color w:val="000000"/>
+                <w:sz w:val="20"/>
+                <w:szCs w:val="20"/>
+              </w:rPr>
+              <w:t xml:space="preserve"> → main</w:t>
             </w:r>
           </w:p>
         </w:tc>
@@ -9857,7 +12459,43 @@
                 <w:sz w:val="20"/>
                 <w:szCs w:val="20"/>
               </w:rPr>
-              <w:t>Checkout → Docker Login → Build Image → Tag (:prod-latest, :prod-&lt;sha&gt;) → Push to Docker Hub</w:t>
+              <w:t xml:space="preserve">Checkout → Docker Login → Build Image → Tag </w:t>
+            </w:r>
+            <w:proofErr w:type="gramStart"/>
+            <w:r>
+              <w:rPr>
+                <w:color w:val="000000"/>
+                <w:sz w:val="20"/>
+                <w:szCs w:val="20"/>
+              </w:rPr>
+              <w:t>(:prod</w:t>
+            </w:r>
+            <w:proofErr w:type="gramEnd"/>
+            <w:r>
+              <w:rPr>
+                <w:color w:val="000000"/>
+                <w:sz w:val="20"/>
+                <w:szCs w:val="20"/>
+              </w:rPr>
+              <w:t>-latest</w:t>
+            </w:r>
+            <w:proofErr w:type="gramStart"/>
+            <w:r>
+              <w:rPr>
+                <w:color w:val="000000"/>
+                <w:sz w:val="20"/>
+                <w:szCs w:val="20"/>
+              </w:rPr>
+              <w:t>, :prod</w:t>
+            </w:r>
+            <w:proofErr w:type="gramEnd"/>
+            <w:r>
+              <w:rPr>
+                <w:color w:val="000000"/>
+                <w:sz w:val="20"/>
+                <w:szCs w:val="20"/>
+              </w:rPr>
+              <w:t>-&lt;sha&gt;) → Push to Docker Hub</w:t>
             </w:r>
           </w:p>
         </w:tc>
@@ -9890,8 +12528,20 @@
                 <w:sz w:val="20"/>
                 <w:szCs w:val="20"/>
               </w:rPr>
-              <w:t>cd-prod.yml</w:t>
-            </w:r>
+              <w:t>cd-</w:t>
+            </w:r>
+            <w:proofErr w:type="spellStart"/>
+            <w:r>
+              <w:rPr>
+                <w:b/>
+                <w:bCs/>
+                <w:color w:val="000000"/>
+                <w:sz w:val="20"/>
+                <w:szCs w:val="20"/>
+              </w:rPr>
+              <w:t>prod.yml</w:t>
+            </w:r>
+            <w:proofErr w:type="spellEnd"/>
           </w:p>
         </w:tc>
         <w:tc>
@@ -10008,8 +12658,13 @@
       <w:pPr>
         <w:pStyle w:val="Heading2"/>
       </w:pPr>
-      <w:r>
-        <w:t>13.1  Team Lead Tasks</w:t>
+      <w:proofErr w:type="gramStart"/>
+      <w:r>
+        <w:t>13.1  Team</w:t>
+      </w:r>
+      <w:proofErr w:type="gramEnd"/>
+      <w:r>
+        <w:t xml:space="preserve"> Lead Tasks</w:t>
       </w:r>
     </w:p>
     <w:p>
@@ -10025,7 +12680,21 @@
         <w:rPr>
           <w:color w:val="000000"/>
         </w:rPr>
-        <w:t>Create a new GitHub repository from scratch (pakvista-cicd or team-agreed name). Do NOT reuse any previous repository.</w:t>
+        <w:t>Create a new GitHub repository from scratch (</w:t>
+      </w:r>
+      <w:proofErr w:type="spellStart"/>
+      <w:r>
+        <w:rPr>
+          <w:color w:val="000000"/>
+        </w:rPr>
+        <w:t>pakvista-cicd</w:t>
+      </w:r>
+      <w:proofErr w:type="spellEnd"/>
+      <w:r>
+        <w:rPr>
+          <w:color w:val="000000"/>
+        </w:rPr>
+        <w:t xml:space="preserve"> or team-agreed name). Do NOT reuse any previous repository.</w:t>
       </w:r>
     </w:p>
     <w:p>
@@ -10089,7 +12758,49 @@
         <w:rPr>
           <w:color w:val="000000"/>
         </w:rPr>
-        <w:t>Create three Render Web Services (pakvista-dev, pakvista-staging, pakvista-prod) each connected to the TL's Docker Hub image. Copy each deploy hook URL and store it in the correct GitHub Environment secret.</w:t>
+        <w:t>Create three Render Web Services (</w:t>
+      </w:r>
+      <w:proofErr w:type="spellStart"/>
+      <w:r>
+        <w:rPr>
+          <w:color w:val="000000"/>
+        </w:rPr>
+        <w:t>pakvista</w:t>
+      </w:r>
+      <w:proofErr w:type="spellEnd"/>
+      <w:r>
+        <w:rPr>
+          <w:color w:val="000000"/>
+        </w:rPr>
+        <w:t xml:space="preserve">-dev, </w:t>
+      </w:r>
+      <w:proofErr w:type="spellStart"/>
+      <w:r>
+        <w:rPr>
+          <w:color w:val="000000"/>
+        </w:rPr>
+        <w:t>pakvista</w:t>
+      </w:r>
+      <w:proofErr w:type="spellEnd"/>
+      <w:r>
+        <w:rPr>
+          <w:color w:val="000000"/>
+        </w:rPr>
+        <w:t xml:space="preserve">-staging, </w:t>
+      </w:r>
+      <w:proofErr w:type="spellStart"/>
+      <w:r>
+        <w:rPr>
+          <w:color w:val="000000"/>
+        </w:rPr>
+        <w:t>pakvista</w:t>
+      </w:r>
+      <w:proofErr w:type="spellEnd"/>
+      <w:r>
+        <w:rPr>
+          <w:color w:val="000000"/>
+        </w:rPr>
+        <w:t>-prod) each connected to the TL's Docker Hub image. Copy each deploy hook URL and store it in the correct GitHub Environment secret.</w:t>
       </w:r>
     </w:p>
     <w:p>
@@ -10121,7 +12832,21 @@
         <w:rPr>
           <w:color w:val="000000"/>
         </w:rPr>
-        <w:t>Set up the initial repository structure: commit style.css, the Dockerfile, and a skeleton index.html (Home / Welcome page).</w:t>
+        <w:t xml:space="preserve">Set up the initial repository structure: commit style.css, the </w:t>
+      </w:r>
+      <w:proofErr w:type="spellStart"/>
+      <w:r>
+        <w:rPr>
+          <w:color w:val="000000"/>
+        </w:rPr>
+        <w:t>Dockerfile</w:t>
+      </w:r>
+      <w:proofErr w:type="spellEnd"/>
+      <w:r>
+        <w:rPr>
+          <w:color w:val="000000"/>
+        </w:rPr>
+        <w:t>, and a skeleton index.html (Home / Welcome page).</w:t>
       </w:r>
     </w:p>
     <w:p>
@@ -10170,7 +12895,21 @@
           <w:color w:val="000000"/>
         </w:rPr>
         <w:lastRenderedPageBreak/>
-        <w:t>After all five PRs are merged into develop, promote the changes: open a PR from develop → staging, merge it; then from staging → main, merge it. Verify the CI and CD pipelines fire correctly for each promotion.</w:t>
+        <w:t xml:space="preserve">After </w:t>
+      </w:r>
+      <w:proofErr w:type="gramStart"/>
+      <w:r>
+        <w:rPr>
+          <w:color w:val="000000"/>
+        </w:rPr>
+        <w:t>all</w:t>
+      </w:r>
+      <w:proofErr w:type="gramEnd"/>
+      <w:r>
+        <w:rPr>
+          <w:color w:val="000000"/>
+        </w:rPr>
+        <w:t xml:space="preserve"> five PRs are merged into develop, promote the changes: open a PR from develop → staging, merge it; then from staging → main, merge it. Verify the CI and CD pipelines fire correctly for each promotion.</w:t>
       </w:r>
     </w:p>
     <w:p/>
@@ -10178,8 +12917,13 @@
       <w:pPr>
         <w:pStyle w:val="Heading2"/>
       </w:pPr>
-      <w:r>
-        <w:t>13.2  Each Team Member's Individual Tasks</w:t>
+      <w:proofErr w:type="gramStart"/>
+      <w:r>
+        <w:t>13.2  Each</w:t>
+      </w:r>
+      <w:proofErr w:type="gramEnd"/>
+      <w:r>
+        <w:t xml:space="preserve"> Team Member's Individual Tasks</w:t>
       </w:r>
     </w:p>
     <w:p>
@@ -10195,7 +12939,21 @@
         <w:rPr>
           <w:color w:val="000000"/>
         </w:rPr>
-        <w:t>Create a personal feature branch from develop using the convention: feature/&lt;github-username&gt;/&lt;page-name&gt;.</w:t>
+        <w:t>Create a personal feature branch from develop using the convention: feature/&lt;</w:t>
+      </w:r>
+      <w:proofErr w:type="spellStart"/>
+      <w:r>
+        <w:rPr>
+          <w:color w:val="000000"/>
+        </w:rPr>
+        <w:t>github</w:t>
+      </w:r>
+      <w:proofErr w:type="spellEnd"/>
+      <w:r>
+        <w:rPr>
+          <w:color w:val="000000"/>
+        </w:rPr>
+        <w:t>-username&gt;/&lt;page-name&gt;.</w:t>
       </w:r>
     </w:p>
     <w:p>
@@ -10227,7 +12985,29 @@
         <w:rPr>
           <w:color w:val="000000"/>
         </w:rPr>
-        <w:t>Author the assigned workflow file (Table 3) in .github/workflows/. The workflow must be syntactically correct, well-commented YAML.</w:t>
+        <w:t xml:space="preserve">Author the assigned workflow file (Table 3) </w:t>
+      </w:r>
+      <w:proofErr w:type="gramStart"/>
+      <w:r>
+        <w:rPr>
+          <w:color w:val="000000"/>
+        </w:rPr>
+        <w:t>in .</w:t>
+      </w:r>
+      <w:proofErr w:type="spellStart"/>
+      <w:r>
+        <w:rPr>
+          <w:color w:val="000000"/>
+        </w:rPr>
+        <w:t>github</w:t>
+      </w:r>
+      <w:proofErr w:type="spellEnd"/>
+      <w:proofErr w:type="gramEnd"/>
+      <w:r>
+        <w:rPr>
+          <w:color w:val="000000"/>
+        </w:rPr>
+        <w:t>/workflows/. The workflow must be syntactically correct, well-commented YAML.</w:t>
       </w:r>
     </w:p>
     <w:p>
@@ -10259,7 +13039,21 @@
         <w:rPr>
           <w:color w:val="000000"/>
         </w:rPr>
-        <w:t>Open a Pull Request targeting the develop branch with a meaningful PR description. Verify the CI workflow (ci-dev.yml) fires and all steps pass.</w:t>
+        <w:t>Open a Pull Request targeting the develop branch with a meaningful PR description. Verify the CI workflow (ci-</w:t>
+      </w:r>
+      <w:proofErr w:type="spellStart"/>
+      <w:r>
+        <w:rPr>
+          <w:color w:val="000000"/>
+        </w:rPr>
+        <w:t>dev.yml</w:t>
+      </w:r>
+      <w:proofErr w:type="spellEnd"/>
+      <w:r>
+        <w:rPr>
+          <w:color w:val="000000"/>
+        </w:rPr>
+        <w:t>) fires and all steps pass.</w:t>
       </w:r>
     </w:p>
     <w:p>
@@ -10275,7 +13069,21 @@
         <w:rPr>
           <w:color w:val="000000"/>
         </w:rPr>
-        <w:t>After the Team Lead reviews and approves the PR, confirm the PR is merged and the CD workflow (cd-dev.yml) fires automatically.</w:t>
+        <w:t>After the Team Lead reviews and approves the PR, confirm the PR is merged and the CD workflow (cd-</w:t>
+      </w:r>
+      <w:proofErr w:type="spellStart"/>
+      <w:r>
+        <w:rPr>
+          <w:color w:val="000000"/>
+        </w:rPr>
+        <w:t>dev.yml</w:t>
+      </w:r>
+      <w:proofErr w:type="spellEnd"/>
+      <w:r>
+        <w:rPr>
+          <w:color w:val="000000"/>
+        </w:rPr>
+        <w:t>) fires automatically.</w:t>
       </w:r>
     </w:p>
     <w:p>
@@ -10291,7 +13099,21 @@
         <w:rPr>
           <w:color w:val="000000"/>
         </w:rPr>
-        <w:t>Verify the live PakVista Development site on Render reflects the newly added page.</w:t>
+        <w:t xml:space="preserve">Verify the live </w:t>
+      </w:r>
+      <w:proofErr w:type="spellStart"/>
+      <w:r>
+        <w:rPr>
+          <w:color w:val="000000"/>
+        </w:rPr>
+        <w:t>PakVista</w:t>
+      </w:r>
+      <w:proofErr w:type="spellEnd"/>
+      <w:r>
+        <w:rPr>
+          <w:color w:val="000000"/>
+        </w:rPr>
+        <w:t xml:space="preserve"> Development site on Render reflects the newly added page.</w:t>
       </w:r>
     </w:p>
     <w:p>
@@ -10323,7 +13145,21 @@
         <w:rPr>
           <w:color w:val="000000"/>
         </w:rPr>
-        <w:t>Write a 4–5 line individual reflection (Section 17).</w:t>
+        <w:t>Write a 4–</w:t>
+      </w:r>
+      <w:proofErr w:type="gramStart"/>
+      <w:r>
+        <w:rPr>
+          <w:color w:val="000000"/>
+        </w:rPr>
+        <w:t>5 line</w:t>
+      </w:r>
+      <w:proofErr w:type="gramEnd"/>
+      <w:r>
+        <w:rPr>
+          <w:color w:val="000000"/>
+        </w:rPr>
+        <w:t xml:space="preserve"> individual reflection (Section 17).</w:t>
       </w:r>
     </w:p>
     <w:p/>
@@ -10605,7 +13441,25 @@
                 <w:sz w:val="20"/>
                 <w:szCs w:val="20"/>
               </w:rPr>
-              <w:t>Create a new GitHub repository from scratch (pakvista-cicd or team-agreed name). Do NOT reuse any previous assignment repository.</w:t>
+              <w:t>Create a new GitHub repository from scratch (</w:t>
+            </w:r>
+            <w:proofErr w:type="spellStart"/>
+            <w:r>
+              <w:rPr>
+                <w:color w:val="000000"/>
+                <w:sz w:val="20"/>
+                <w:szCs w:val="20"/>
+              </w:rPr>
+              <w:t>pakvista-cicd</w:t>
+            </w:r>
+            <w:proofErr w:type="spellEnd"/>
+            <w:r>
+              <w:rPr>
+                <w:color w:val="000000"/>
+                <w:sz w:val="20"/>
+                <w:szCs w:val="20"/>
+              </w:rPr>
+              <w:t xml:space="preserve"> or team-agreed name). Do NOT reuse any previous assignment repository.</w:t>
             </w:r>
           </w:p>
         </w:tc>
@@ -11684,7 +14538,61 @@
                 <w:sz w:val="20"/>
                 <w:szCs w:val="20"/>
               </w:rPr>
-              <w:t>ci-dev.yml: correct pull_request trigger targeting develop, all five mandatory steps present and correctly configured.</w:t>
+              <w:t>ci-</w:t>
+            </w:r>
+            <w:proofErr w:type="spellStart"/>
+            <w:r>
+              <w:rPr>
+                <w:color w:val="000000"/>
+                <w:sz w:val="20"/>
+                <w:szCs w:val="20"/>
+              </w:rPr>
+              <w:t>dev.yml</w:t>
+            </w:r>
+            <w:proofErr w:type="spellEnd"/>
+            <w:r>
+              <w:rPr>
+                <w:color w:val="000000"/>
+                <w:sz w:val="20"/>
+                <w:szCs w:val="20"/>
+              </w:rPr>
+              <w:t xml:space="preserve">: correct </w:t>
+            </w:r>
+            <w:proofErr w:type="spellStart"/>
+            <w:r>
+              <w:rPr>
+                <w:color w:val="000000"/>
+                <w:sz w:val="20"/>
+                <w:szCs w:val="20"/>
+              </w:rPr>
+              <w:t>pull_request</w:t>
+            </w:r>
+            <w:proofErr w:type="spellEnd"/>
+            <w:r>
+              <w:rPr>
+                <w:color w:val="000000"/>
+                <w:sz w:val="20"/>
+                <w:szCs w:val="20"/>
+              </w:rPr>
+              <w:t xml:space="preserve"> trigger targeting </w:t>
+            </w:r>
+            <w:proofErr w:type="gramStart"/>
+            <w:r>
+              <w:rPr>
+                <w:color w:val="000000"/>
+                <w:sz w:val="20"/>
+                <w:szCs w:val="20"/>
+              </w:rPr>
+              <w:t>develop</w:t>
+            </w:r>
+            <w:proofErr w:type="gramEnd"/>
+            <w:r>
+              <w:rPr>
+                <w:color w:val="000000"/>
+                <w:sz w:val="20"/>
+                <w:szCs w:val="20"/>
+              </w:rPr>
+              <w:t>, all five mandatory steps present and correctly configured.</w:t>
             </w:r>
           </w:p>
         </w:tc>
@@ -11781,7 +14689,79 @@
                 <w:sz w:val="20"/>
                 <w:szCs w:val="20"/>
               </w:rPr>
-              <w:t>ci-staging.yml: correct pull_request trigger targeting staging, environment-specific image tags (:staging-latest, :staging-&lt;sha&gt;), push to Docker Hub succeeds.</w:t>
+              <w:t>ci-</w:t>
+            </w:r>
+            <w:proofErr w:type="spellStart"/>
+            <w:r>
+              <w:rPr>
+                <w:color w:val="000000"/>
+                <w:sz w:val="20"/>
+                <w:szCs w:val="20"/>
+              </w:rPr>
+              <w:t>staging.yml</w:t>
+            </w:r>
+            <w:proofErr w:type="spellEnd"/>
+            <w:r>
+              <w:rPr>
+                <w:color w:val="000000"/>
+                <w:sz w:val="20"/>
+                <w:szCs w:val="20"/>
+              </w:rPr>
+              <w:t xml:space="preserve">: correct </w:t>
+            </w:r>
+            <w:proofErr w:type="spellStart"/>
+            <w:r>
+              <w:rPr>
+                <w:color w:val="000000"/>
+                <w:sz w:val="20"/>
+                <w:szCs w:val="20"/>
+              </w:rPr>
+              <w:t>pull_request</w:t>
+            </w:r>
+            <w:proofErr w:type="spellEnd"/>
+            <w:r>
+              <w:rPr>
+                <w:color w:val="000000"/>
+                <w:sz w:val="20"/>
+                <w:szCs w:val="20"/>
+              </w:rPr>
+              <w:t xml:space="preserve"> trigger targeting staging, environment-specific image tags </w:t>
+            </w:r>
+            <w:proofErr w:type="gramStart"/>
+            <w:r>
+              <w:rPr>
+                <w:color w:val="000000"/>
+                <w:sz w:val="20"/>
+                <w:szCs w:val="20"/>
+              </w:rPr>
+              <w:t>(:staging</w:t>
+            </w:r>
+            <w:proofErr w:type="gramEnd"/>
+            <w:r>
+              <w:rPr>
+                <w:color w:val="000000"/>
+                <w:sz w:val="20"/>
+                <w:szCs w:val="20"/>
+              </w:rPr>
+              <w:t>-latest</w:t>
+            </w:r>
+            <w:proofErr w:type="gramStart"/>
+            <w:r>
+              <w:rPr>
+                <w:color w:val="000000"/>
+                <w:sz w:val="20"/>
+                <w:szCs w:val="20"/>
+              </w:rPr>
+              <w:t>, :staging</w:t>
+            </w:r>
+            <w:proofErr w:type="gramEnd"/>
+            <w:r>
+              <w:rPr>
+                <w:color w:val="000000"/>
+                <w:sz w:val="20"/>
+                <w:szCs w:val="20"/>
+              </w:rPr>
+              <w:t>-&lt;sha&gt;), push to Docker Hub succeeds.</w:t>
             </w:r>
           </w:p>
         </w:tc>
@@ -11878,7 +14858,79 @@
                 <w:sz w:val="20"/>
                 <w:szCs w:val="20"/>
               </w:rPr>
-              <w:t>ci-prod.yml: correct pull_request trigger targeting main, environment-specific image tags (:prod-latest, :prod-&lt;sha&gt;), push to Docker Hub succeeds.</w:t>
+              <w:t>ci-</w:t>
+            </w:r>
+            <w:proofErr w:type="spellStart"/>
+            <w:r>
+              <w:rPr>
+                <w:color w:val="000000"/>
+                <w:sz w:val="20"/>
+                <w:szCs w:val="20"/>
+              </w:rPr>
+              <w:t>prod.yml</w:t>
+            </w:r>
+            <w:proofErr w:type="spellEnd"/>
+            <w:r>
+              <w:rPr>
+                <w:color w:val="000000"/>
+                <w:sz w:val="20"/>
+                <w:szCs w:val="20"/>
+              </w:rPr>
+              <w:t xml:space="preserve">: correct </w:t>
+            </w:r>
+            <w:proofErr w:type="spellStart"/>
+            <w:r>
+              <w:rPr>
+                <w:color w:val="000000"/>
+                <w:sz w:val="20"/>
+                <w:szCs w:val="20"/>
+              </w:rPr>
+              <w:t>pull_request</w:t>
+            </w:r>
+            <w:proofErr w:type="spellEnd"/>
+            <w:r>
+              <w:rPr>
+                <w:color w:val="000000"/>
+                <w:sz w:val="20"/>
+                <w:szCs w:val="20"/>
+              </w:rPr>
+              <w:t xml:space="preserve"> trigger targeting main, environment-specific image tags </w:t>
+            </w:r>
+            <w:proofErr w:type="gramStart"/>
+            <w:r>
+              <w:rPr>
+                <w:color w:val="000000"/>
+                <w:sz w:val="20"/>
+                <w:szCs w:val="20"/>
+              </w:rPr>
+              <w:t>(:prod</w:t>
+            </w:r>
+            <w:proofErr w:type="gramEnd"/>
+            <w:r>
+              <w:rPr>
+                <w:color w:val="000000"/>
+                <w:sz w:val="20"/>
+                <w:szCs w:val="20"/>
+              </w:rPr>
+              <w:t>-latest</w:t>
+            </w:r>
+            <w:proofErr w:type="gramStart"/>
+            <w:r>
+              <w:rPr>
+                <w:color w:val="000000"/>
+                <w:sz w:val="20"/>
+                <w:szCs w:val="20"/>
+              </w:rPr>
+              <w:t>, :prod</w:t>
+            </w:r>
+            <w:proofErr w:type="gramEnd"/>
+            <w:r>
+              <w:rPr>
+                <w:color w:val="000000"/>
+                <w:sz w:val="20"/>
+                <w:szCs w:val="20"/>
+              </w:rPr>
+              <w:t>-&lt;sha&gt;), push to Docker Hub succeeds.</w:t>
             </w:r>
           </w:p>
         </w:tc>
@@ -12042,7 +15094,25 @@
                 <w:sz w:val="20"/>
                 <w:szCs w:val="20"/>
               </w:rPr>
-              <w:t>cd-dev.yml: correct push trigger on develop, declares environment: development, curl POST to RENDER_DEPLOY_HOOK_DEV_URL, echo confirmation.</w:t>
+              <w:t>cd-</w:t>
+            </w:r>
+            <w:proofErr w:type="spellStart"/>
+            <w:r>
+              <w:rPr>
+                <w:color w:val="000000"/>
+                <w:sz w:val="20"/>
+                <w:szCs w:val="20"/>
+              </w:rPr>
+              <w:t>dev.yml</w:t>
+            </w:r>
+            <w:proofErr w:type="spellEnd"/>
+            <w:r>
+              <w:rPr>
+                <w:color w:val="000000"/>
+                <w:sz w:val="20"/>
+                <w:szCs w:val="20"/>
+              </w:rPr>
+              <w:t>: correct push trigger on develop, declares environment: development, curl POST to RENDER_DEPLOY_HOOK_DEV_URL, echo confirmation.</w:t>
             </w:r>
           </w:p>
         </w:tc>
@@ -12139,7 +15209,25 @@
                 <w:sz w:val="20"/>
                 <w:szCs w:val="20"/>
               </w:rPr>
-              <w:t>cd-staging.yml: correct push trigger on staging, declares environment: staging, curl POST to RENDER_DEPLOY_HOOK_STAGING_URL, echo confirmation.</w:t>
+              <w:t>cd-</w:t>
+            </w:r>
+            <w:proofErr w:type="spellStart"/>
+            <w:r>
+              <w:rPr>
+                <w:color w:val="000000"/>
+                <w:sz w:val="20"/>
+                <w:szCs w:val="20"/>
+              </w:rPr>
+              <w:t>staging.yml</w:t>
+            </w:r>
+            <w:proofErr w:type="spellEnd"/>
+            <w:r>
+              <w:rPr>
+                <w:color w:val="000000"/>
+                <w:sz w:val="20"/>
+                <w:szCs w:val="20"/>
+              </w:rPr>
+              <w:t>: correct push trigger on staging, declares environment: staging, curl POST to RENDER_DEPLOY_HOOK_STAGING_URL, echo confirmation.</w:t>
             </w:r>
           </w:p>
         </w:tc>
@@ -12236,7 +15324,43 @@
                 <w:sz w:val="20"/>
                 <w:szCs w:val="20"/>
               </w:rPr>
-              <w:t>cd-prod.yml: correct push trigger on main, declares environment: production, curl POST to RENDER_DEPLOY_HOOK_PROD_URL, echo confirmation. Live production PakVista on Render displays all five pages.</w:t>
+              <w:t>cd-</w:t>
+            </w:r>
+            <w:proofErr w:type="spellStart"/>
+            <w:r>
+              <w:rPr>
+                <w:color w:val="000000"/>
+                <w:sz w:val="20"/>
+                <w:szCs w:val="20"/>
+              </w:rPr>
+              <w:t>prod.yml</w:t>
+            </w:r>
+            <w:proofErr w:type="spellEnd"/>
+            <w:r>
+              <w:rPr>
+                <w:color w:val="000000"/>
+                <w:sz w:val="20"/>
+                <w:szCs w:val="20"/>
+              </w:rPr>
+              <w:t xml:space="preserve">: correct push trigger on main, declares environment: production, curl POST to RENDER_DEPLOY_HOOK_PROD_URL, echo confirmation. Live production </w:t>
+            </w:r>
+            <w:proofErr w:type="spellStart"/>
+            <w:r>
+              <w:rPr>
+                <w:color w:val="000000"/>
+                <w:sz w:val="20"/>
+                <w:szCs w:val="20"/>
+              </w:rPr>
+              <w:t>PakVista</w:t>
+            </w:r>
+            <w:proofErr w:type="spellEnd"/>
+            <w:r>
+              <w:rPr>
+                <w:color w:val="000000"/>
+                <w:sz w:val="20"/>
+                <w:szCs w:val="20"/>
+              </w:rPr>
+              <w:t xml:space="preserve"> on Render displays all five pages.</w:t>
             </w:r>
           </w:p>
         </w:tc>
@@ -12707,7 +15831,21 @@
         <w:rPr>
           <w:color w:val="000000"/>
         </w:rPr>
-        <w:t>Screenshot 2: Each member's CI workflow run (ci-dev.yml) triggered by their individual PR – all steps green. One screenshot per member or a combined view showing all members' runs.</w:t>
+        <w:t>Screenshot 2: Each member's CI workflow run (ci-</w:t>
+      </w:r>
+      <w:proofErr w:type="spellStart"/>
+      <w:r>
+        <w:rPr>
+          <w:color w:val="000000"/>
+        </w:rPr>
+        <w:t>dev.yml</w:t>
+      </w:r>
+      <w:proofErr w:type="spellEnd"/>
+      <w:r>
+        <w:rPr>
+          <w:color w:val="000000"/>
+        </w:rPr>
+        <w:t>) triggered by their individual PR – all steps green. One screenshot per member or a combined view showing all members' runs.</w:t>
       </w:r>
     </w:p>
     <w:p>
@@ -12739,7 +15877,49 @@
         <w:rPr>
           <w:color w:val="000000"/>
         </w:rPr>
-        <w:t>Screenshot 4: All three CD workflow runs (cd-dev.yml, cd-staging.yml, cd-prod.yml) – deploy step completed and confirmation echo visible.</w:t>
+        <w:t>Screenshot 4: All three CD workflow runs (cd-</w:t>
+      </w:r>
+      <w:proofErr w:type="spellStart"/>
+      <w:r>
+        <w:rPr>
+          <w:color w:val="000000"/>
+        </w:rPr>
+        <w:t>dev.yml</w:t>
+      </w:r>
+      <w:proofErr w:type="spellEnd"/>
+      <w:r>
+        <w:rPr>
+          <w:color w:val="000000"/>
+        </w:rPr>
+        <w:t>, cd-</w:t>
+      </w:r>
+      <w:proofErr w:type="spellStart"/>
+      <w:r>
+        <w:rPr>
+          <w:color w:val="000000"/>
+        </w:rPr>
+        <w:t>staging.yml</w:t>
+      </w:r>
+      <w:proofErr w:type="spellEnd"/>
+      <w:r>
+        <w:rPr>
+          <w:color w:val="000000"/>
+        </w:rPr>
+        <w:t>, cd-</w:t>
+      </w:r>
+      <w:proofErr w:type="spellStart"/>
+      <w:r>
+        <w:rPr>
+          <w:color w:val="000000"/>
+        </w:rPr>
+        <w:t>prod.yml</w:t>
+      </w:r>
+      <w:proofErr w:type="spellEnd"/>
+      <w:r>
+        <w:rPr>
+          <w:color w:val="000000"/>
+        </w:rPr>
+        <w:t>) – deploy step completed and confirmation echo visible.</w:t>
       </w:r>
     </w:p>
     <w:p>
@@ -12755,7 +15935,21 @@
         <w:rPr>
           <w:color w:val="000000"/>
         </w:rPr>
-        <w:t>Screenshot 5: Live PakVista site on each of the three Render services showing all five pages are accessible (three screenshots total, one per environment).</w:t>
+        <w:t xml:space="preserve">Screenshot 5: Live </w:t>
+      </w:r>
+      <w:proofErr w:type="spellStart"/>
+      <w:r>
+        <w:rPr>
+          <w:color w:val="000000"/>
+        </w:rPr>
+        <w:t>PakVista</w:t>
+      </w:r>
+      <w:proofErr w:type="spellEnd"/>
+      <w:r>
+        <w:rPr>
+          <w:color w:val="000000"/>
+        </w:rPr>
+        <w:t xml:space="preserve"> site on each of the three Render services showing all five pages are accessible (three screenshots total, one per environment).</w:t>
       </w:r>
     </w:p>
     <w:p>
@@ -12829,8 +16023,8 @@
         <w:tblLook w:val="04A0" w:firstRow="1" w:lastRow="0" w:firstColumn="1" w:lastColumn="0" w:noHBand="0" w:noVBand="1"/>
       </w:tblPr>
       <w:tblGrid>
-        <w:gridCol w:w="3200"/>
-        <w:gridCol w:w="6160"/>
+        <w:gridCol w:w="1576"/>
+        <w:gridCol w:w="8502"/>
       </w:tblGrid>
       <w:tr>
         <w:tc>
@@ -12954,6 +16148,374 @@
           <w:p>
             <w:r>
               <w:rPr>
+                <w:noProof/>
+              </w:rPr>
+              <w:drawing>
+                <wp:inline distT="0" distB="0" distL="0" distR="0" wp14:anchorId="3FC17983" wp14:editId="76F41DBE">
+                  <wp:extent cx="5215467" cy="2933700"/>
+                  <wp:effectExtent l="0" t="0" r="4445" b="0"/>
+                  <wp:docPr id="2059634393" name="Picture 1"/>
+                  <wp:cNvGraphicFramePr>
+                    <a:graphicFrameLocks xmlns:a="http://schemas.openxmlformats.org/drawingml/2006/main" noChangeAspect="1"/>
+                  </wp:cNvGraphicFramePr>
+                  <a:graphic xmlns:a="http://schemas.openxmlformats.org/drawingml/2006/main">
+                    <a:graphicData uri="http://schemas.openxmlformats.org/drawingml/2006/picture">
+                      <pic:pic xmlns:pic="http://schemas.openxmlformats.org/drawingml/2006/picture">
+                        <pic:nvPicPr>
+                          <pic:cNvPr id="2059634393" name=""/>
+                          <pic:cNvPicPr/>
+                        </pic:nvPicPr>
+                        <pic:blipFill>
+                          <a:blip r:embed="rId7"/>
+                          <a:stretch>
+                            <a:fillRect/>
+                          </a:stretch>
+                        </pic:blipFill>
+                        <pic:spPr>
+                          <a:xfrm>
+                            <a:off x="0" y="0"/>
+                            <a:ext cx="5222918" cy="2937891"/>
+                          </a:xfrm>
+                          <a:prstGeom prst="rect">
+                            <a:avLst/>
+                          </a:prstGeom>
+                        </pic:spPr>
+                      </pic:pic>
+                    </a:graphicData>
+                  </a:graphic>
+                </wp:inline>
+              </w:drawing>
+            </w:r>
+          </w:p>
+        </w:tc>
+      </w:tr>
+      <w:tr>
+        <w:tc>
+          <w:tcPr>
+            <w:tcW w:w="3200" w:type="dxa"/>
+            <w:tcBorders>
+              <w:top w:val="single" w:sz="1" w:space="0" w:color="AAAAAA"/>
+              <w:left w:val="single" w:sz="1" w:space="0" w:color="AAAAAA"/>
+              <w:bottom w:val="single" w:sz="1" w:space="0" w:color="AAAAAA"/>
+              <w:right w:val="single" w:sz="1" w:space="0" w:color="AAAAAA"/>
+            </w:tcBorders>
+            <w:shd w:val="clear" w:color="auto" w:fill="FFFFFF"/>
+            <w:tcMar>
+              <w:top w:w="80" w:type="dxa"/>
+              <w:left w:w="120" w:type="dxa"/>
+              <w:bottom w:w="80" w:type="dxa"/>
+              <w:right w:w="120" w:type="dxa"/>
+            </w:tcMar>
+            <w:vAlign w:val="center"/>
+          </w:tcPr>
+          <w:p>
+            <w:r>
+              <w:rPr>
+                <w:b/>
+                <w:bCs/>
+                <w:color w:val="000000"/>
+                <w:sz w:val="20"/>
+                <w:szCs w:val="20"/>
+              </w:rPr>
+              <w:lastRenderedPageBreak/>
+              <w:t>CI Workflow Runs – Triggered by each member's PR on develop (all steps green)</w:t>
+            </w:r>
+          </w:p>
+        </w:tc>
+        <w:tc>
+          <w:tcPr>
+            <w:tcW w:w="6160" w:type="dxa"/>
+            <w:tcBorders>
+              <w:top w:val="single" w:sz="1" w:space="0" w:color="AAAAAA"/>
+              <w:left w:val="single" w:sz="1" w:space="0" w:color="AAAAAA"/>
+              <w:bottom w:val="single" w:sz="1" w:space="0" w:color="AAAAAA"/>
+              <w:right w:val="single" w:sz="1" w:space="0" w:color="AAAAAA"/>
+            </w:tcBorders>
+            <w:shd w:val="clear" w:color="auto" w:fill="FFFFFF"/>
+            <w:tcMar>
+              <w:top w:w="80" w:type="dxa"/>
+              <w:left w:w="120" w:type="dxa"/>
+              <w:bottom w:w="80" w:type="dxa"/>
+              <w:right w:w="120" w:type="dxa"/>
+            </w:tcMar>
+          </w:tcPr>
+          <w:p>
+            <w:r>
+              <w:rPr>
+                <w:noProof/>
+              </w:rPr>
+              <w:drawing>
+                <wp:inline distT="0" distB="0" distL="0" distR="0" wp14:anchorId="222F0FE0" wp14:editId="151D376D">
+                  <wp:extent cx="5323840" cy="2994660"/>
+                  <wp:effectExtent l="0" t="0" r="0" b="0"/>
+                  <wp:docPr id="1559361309" name="Picture 1"/>
+                  <wp:cNvGraphicFramePr>
+                    <a:graphicFrameLocks xmlns:a="http://schemas.openxmlformats.org/drawingml/2006/main" noChangeAspect="1"/>
+                  </wp:cNvGraphicFramePr>
+                  <a:graphic xmlns:a="http://schemas.openxmlformats.org/drawingml/2006/main">
+                    <a:graphicData uri="http://schemas.openxmlformats.org/drawingml/2006/picture">
+                      <pic:pic xmlns:pic="http://schemas.openxmlformats.org/drawingml/2006/picture">
+                        <pic:nvPicPr>
+                          <pic:cNvPr id="1559361309" name=""/>
+                          <pic:cNvPicPr/>
+                        </pic:nvPicPr>
+                        <pic:blipFill>
+                          <a:blip r:embed="rId8"/>
+                          <a:stretch>
+                            <a:fillRect/>
+                          </a:stretch>
+                        </pic:blipFill>
+                        <pic:spPr>
+                          <a:xfrm>
+                            <a:off x="0" y="0"/>
+                            <a:ext cx="5335512" cy="3001226"/>
+                          </a:xfrm>
+                          <a:prstGeom prst="rect">
+                            <a:avLst/>
+                          </a:prstGeom>
+                        </pic:spPr>
+                      </pic:pic>
+                    </a:graphicData>
+                  </a:graphic>
+                </wp:inline>
+              </w:drawing>
+            </w:r>
+          </w:p>
+        </w:tc>
+      </w:tr>
+      <w:tr>
+        <w:tc>
+          <w:tcPr>
+            <w:tcW w:w="3200" w:type="dxa"/>
+            <w:tcBorders>
+              <w:top w:val="single" w:sz="1" w:space="0" w:color="AAAAAA"/>
+              <w:left w:val="single" w:sz="1" w:space="0" w:color="AAAAAA"/>
+              <w:bottom w:val="single" w:sz="1" w:space="0" w:color="AAAAAA"/>
+              <w:right w:val="single" w:sz="1" w:space="0" w:color="AAAAAA"/>
+            </w:tcBorders>
+            <w:shd w:val="clear" w:color="auto" w:fill="EBF3FA"/>
+            <w:tcMar>
+              <w:top w:w="80" w:type="dxa"/>
+              <w:left w:w="120" w:type="dxa"/>
+              <w:bottom w:w="80" w:type="dxa"/>
+              <w:right w:w="120" w:type="dxa"/>
+            </w:tcMar>
+            <w:vAlign w:val="center"/>
+          </w:tcPr>
+          <w:p>
+            <w:r>
+              <w:rPr>
+                <w:b/>
+                <w:bCs/>
+                <w:color w:val="000000"/>
+                <w:sz w:val="20"/>
+                <w:szCs w:val="20"/>
+              </w:rPr>
+              <w:t>Docker Hub – Pushed Images with All Environment Tags (dev, staging, prod)</w:t>
+            </w:r>
+          </w:p>
+        </w:tc>
+        <w:tc>
+          <w:tcPr>
+            <w:tcW w:w="6160" w:type="dxa"/>
+            <w:tcBorders>
+              <w:top w:val="single" w:sz="1" w:space="0" w:color="AAAAAA"/>
+              <w:left w:val="single" w:sz="1" w:space="0" w:color="AAAAAA"/>
+              <w:bottom w:val="single" w:sz="1" w:space="0" w:color="AAAAAA"/>
+              <w:right w:val="single" w:sz="1" w:space="0" w:color="AAAAAA"/>
+            </w:tcBorders>
+            <w:shd w:val="clear" w:color="auto" w:fill="EBF3FA"/>
+            <w:tcMar>
+              <w:top w:w="80" w:type="dxa"/>
+              <w:left w:w="120" w:type="dxa"/>
+              <w:bottom w:w="80" w:type="dxa"/>
+              <w:right w:w="120" w:type="dxa"/>
+            </w:tcMar>
+          </w:tcPr>
+          <w:p>
+            <w:r>
+              <w:rPr>
+                <w:noProof/>
+              </w:rPr>
+              <w:drawing>
+                <wp:inline distT="0" distB="0" distL="0" distR="0" wp14:anchorId="5929B7EF" wp14:editId="11522A16">
+                  <wp:extent cx="5219700" cy="2936081"/>
+                  <wp:effectExtent l="0" t="0" r="0" b="0"/>
+                  <wp:docPr id="1678614510" name="Picture 1"/>
+                  <wp:cNvGraphicFramePr>
+                    <a:graphicFrameLocks xmlns:a="http://schemas.openxmlformats.org/drawingml/2006/main" noChangeAspect="1"/>
+                  </wp:cNvGraphicFramePr>
+                  <a:graphic xmlns:a="http://schemas.openxmlformats.org/drawingml/2006/main">
+                    <a:graphicData uri="http://schemas.openxmlformats.org/drawingml/2006/picture">
+                      <pic:pic xmlns:pic="http://schemas.openxmlformats.org/drawingml/2006/picture">
+                        <pic:nvPicPr>
+                          <pic:cNvPr id="1678614510" name=""/>
+                          <pic:cNvPicPr/>
+                        </pic:nvPicPr>
+                        <pic:blipFill>
+                          <a:blip r:embed="rId9"/>
+                          <a:stretch>
+                            <a:fillRect/>
+                          </a:stretch>
+                        </pic:blipFill>
+                        <pic:spPr>
+                          <a:xfrm>
+                            <a:off x="0" y="0"/>
+                            <a:ext cx="5230429" cy="2942116"/>
+                          </a:xfrm>
+                          <a:prstGeom prst="rect">
+                            <a:avLst/>
+                          </a:prstGeom>
+                        </pic:spPr>
+                      </pic:pic>
+                    </a:graphicData>
+                  </a:graphic>
+                </wp:inline>
+              </w:drawing>
+            </w:r>
+          </w:p>
+          <w:p/>
+          <w:p>
+            <w:r>
+              <w:rPr>
+                <w:noProof/>
+              </w:rPr>
+              <w:lastRenderedPageBreak/>
+              <w:drawing>
+                <wp:inline distT="0" distB="0" distL="0" distR="0" wp14:anchorId="7F3C3642" wp14:editId="67A36F9C">
+                  <wp:extent cx="5135880" cy="2888933"/>
+                  <wp:effectExtent l="0" t="0" r="7620" b="6985"/>
+                  <wp:docPr id="203143335" name="Picture 1"/>
+                  <wp:cNvGraphicFramePr>
+                    <a:graphicFrameLocks xmlns:a="http://schemas.openxmlformats.org/drawingml/2006/main" noChangeAspect="1"/>
+                  </wp:cNvGraphicFramePr>
+                  <a:graphic xmlns:a="http://schemas.openxmlformats.org/drawingml/2006/main">
+                    <a:graphicData uri="http://schemas.openxmlformats.org/drawingml/2006/picture">
+                      <pic:pic xmlns:pic="http://schemas.openxmlformats.org/drawingml/2006/picture">
+                        <pic:nvPicPr>
+                          <pic:cNvPr id="203143335" name=""/>
+                          <pic:cNvPicPr/>
+                        </pic:nvPicPr>
+                        <pic:blipFill>
+                          <a:blip r:embed="rId10"/>
+                          <a:stretch>
+                            <a:fillRect/>
+                          </a:stretch>
+                        </pic:blipFill>
+                        <pic:spPr>
+                          <a:xfrm>
+                            <a:off x="0" y="0"/>
+                            <a:ext cx="5140225" cy="2891377"/>
+                          </a:xfrm>
+                          <a:prstGeom prst="rect">
+                            <a:avLst/>
+                          </a:prstGeom>
+                        </pic:spPr>
+                      </pic:pic>
+                    </a:graphicData>
+                  </a:graphic>
+                </wp:inline>
+              </w:drawing>
+            </w:r>
+          </w:p>
+          <w:p/>
+          <w:p>
+            <w:r>
+              <w:rPr>
+                <w:noProof/>
+              </w:rPr>
+              <w:drawing>
+                <wp:inline distT="0" distB="0" distL="0" distR="0" wp14:anchorId="2800FFEE" wp14:editId="60F2F446">
+                  <wp:extent cx="5120640" cy="2880360"/>
+                  <wp:effectExtent l="0" t="0" r="3810" b="0"/>
+                  <wp:docPr id="1737384792" name="Picture 1"/>
+                  <wp:cNvGraphicFramePr>
+                    <a:graphicFrameLocks xmlns:a="http://schemas.openxmlformats.org/drawingml/2006/main" noChangeAspect="1"/>
+                  </wp:cNvGraphicFramePr>
+                  <a:graphic xmlns:a="http://schemas.openxmlformats.org/drawingml/2006/main">
+                    <a:graphicData uri="http://schemas.openxmlformats.org/drawingml/2006/picture">
+                      <pic:pic xmlns:pic="http://schemas.openxmlformats.org/drawingml/2006/picture">
+                        <pic:nvPicPr>
+                          <pic:cNvPr id="1737384792" name=""/>
+                          <pic:cNvPicPr/>
+                        </pic:nvPicPr>
+                        <pic:blipFill>
+                          <a:blip r:embed="rId11"/>
+                          <a:stretch>
+                            <a:fillRect/>
+                          </a:stretch>
+                        </pic:blipFill>
+                        <pic:spPr>
+                          <a:xfrm>
+                            <a:off x="0" y="0"/>
+                            <a:ext cx="5123815" cy="2882146"/>
+                          </a:xfrm>
+                          <a:prstGeom prst="rect">
+                            <a:avLst/>
+                          </a:prstGeom>
+                        </pic:spPr>
+                      </pic:pic>
+                    </a:graphicData>
+                  </a:graphic>
+                </wp:inline>
+              </w:drawing>
+            </w:r>
+          </w:p>
+        </w:tc>
+      </w:tr>
+      <w:tr>
+        <w:tc>
+          <w:tcPr>
+            <w:tcW w:w="3200" w:type="dxa"/>
+            <w:tcBorders>
+              <w:top w:val="single" w:sz="1" w:space="0" w:color="AAAAAA"/>
+              <w:left w:val="single" w:sz="1" w:space="0" w:color="AAAAAA"/>
+              <w:bottom w:val="single" w:sz="1" w:space="0" w:color="AAAAAA"/>
+              <w:right w:val="single" w:sz="1" w:space="0" w:color="AAAAAA"/>
+            </w:tcBorders>
+            <w:shd w:val="clear" w:color="auto" w:fill="FFFFFF"/>
+            <w:tcMar>
+              <w:top w:w="80" w:type="dxa"/>
+              <w:left w:w="120" w:type="dxa"/>
+              <w:bottom w:w="80" w:type="dxa"/>
+              <w:right w:w="120" w:type="dxa"/>
+            </w:tcMar>
+            <w:vAlign w:val="center"/>
+          </w:tcPr>
+          <w:p>
+            <w:r>
+              <w:rPr>
+                <w:b/>
+                <w:bCs/>
+                <w:color w:val="000000"/>
+                <w:sz w:val="20"/>
+                <w:szCs w:val="20"/>
+              </w:rPr>
+              <w:lastRenderedPageBreak/>
+              <w:t>CD Workflow Runs – All three environments triggered by push events</w:t>
+            </w:r>
+          </w:p>
+        </w:tc>
+        <w:tc>
+          <w:tcPr>
+            <w:tcW w:w="6160" w:type="dxa"/>
+            <w:tcBorders>
+              <w:top w:val="single" w:sz="1" w:space="0" w:color="AAAAAA"/>
+              <w:left w:val="single" w:sz="1" w:space="0" w:color="AAAAAA"/>
+              <w:bottom w:val="single" w:sz="1" w:space="0" w:color="AAAAAA"/>
+              <w:right w:val="single" w:sz="1" w:space="0" w:color="AAAAAA"/>
+            </w:tcBorders>
+            <w:shd w:val="clear" w:color="auto" w:fill="FFFFFF"/>
+            <w:tcMar>
+              <w:top w:w="80" w:type="dxa"/>
+              <w:left w:w="120" w:type="dxa"/>
+              <w:bottom w:w="80" w:type="dxa"/>
+              <w:right w:w="120" w:type="dxa"/>
+            </w:tcMar>
+          </w:tcPr>
+          <w:p>
+            <w:r>
+              <w:rPr>
                 <w:i/>
                 <w:iCs/>
                 <w:color w:val="595959"/>
@@ -12975,6 +16537,296 @@
               <w:bottom w:val="single" w:sz="1" w:space="0" w:color="AAAAAA"/>
               <w:right w:val="single" w:sz="1" w:space="0" w:color="AAAAAA"/>
             </w:tcBorders>
+            <w:shd w:val="clear" w:color="auto" w:fill="EBF3FA"/>
+            <w:tcMar>
+              <w:top w:w="80" w:type="dxa"/>
+              <w:left w:w="120" w:type="dxa"/>
+              <w:bottom w:w="80" w:type="dxa"/>
+              <w:right w:w="120" w:type="dxa"/>
+            </w:tcMar>
+            <w:vAlign w:val="center"/>
+          </w:tcPr>
+          <w:p>
+            <w:r>
+              <w:rPr>
+                <w:b/>
+                <w:bCs/>
+                <w:color w:val="000000"/>
+                <w:sz w:val="20"/>
+                <w:szCs w:val="20"/>
+              </w:rPr>
+              <w:lastRenderedPageBreak/>
+              <w:t xml:space="preserve">Live </w:t>
+            </w:r>
+            <w:proofErr w:type="spellStart"/>
+            <w:r>
+              <w:rPr>
+                <w:b/>
+                <w:bCs/>
+                <w:color w:val="000000"/>
+                <w:sz w:val="20"/>
+                <w:szCs w:val="20"/>
+              </w:rPr>
+              <w:t>PakVista</w:t>
+            </w:r>
+            <w:proofErr w:type="spellEnd"/>
+            <w:r>
+              <w:rPr>
+                <w:b/>
+                <w:bCs/>
+                <w:color w:val="000000"/>
+                <w:sz w:val="20"/>
+                <w:szCs w:val="20"/>
+              </w:rPr>
+              <w:t xml:space="preserve"> – Development Render Service (all 5 pages accessible)</w:t>
+            </w:r>
+          </w:p>
+        </w:tc>
+        <w:tc>
+          <w:tcPr>
+            <w:tcW w:w="6160" w:type="dxa"/>
+            <w:tcBorders>
+              <w:top w:val="single" w:sz="1" w:space="0" w:color="AAAAAA"/>
+              <w:left w:val="single" w:sz="1" w:space="0" w:color="AAAAAA"/>
+              <w:bottom w:val="single" w:sz="1" w:space="0" w:color="AAAAAA"/>
+              <w:right w:val="single" w:sz="1" w:space="0" w:color="AAAAAA"/>
+            </w:tcBorders>
+            <w:shd w:val="clear" w:color="auto" w:fill="EBF3FA"/>
+            <w:tcMar>
+              <w:top w:w="80" w:type="dxa"/>
+              <w:left w:w="120" w:type="dxa"/>
+              <w:bottom w:w="80" w:type="dxa"/>
+              <w:right w:w="120" w:type="dxa"/>
+            </w:tcMar>
+          </w:tcPr>
+          <w:p>
+            <w:r>
+              <w:rPr>
+                <w:noProof/>
+              </w:rPr>
+              <w:drawing>
+                <wp:inline distT="0" distB="0" distL="0" distR="0" wp14:anchorId="6D1ABD13" wp14:editId="105AAC43">
+                  <wp:extent cx="5052060" cy="2841784"/>
+                  <wp:effectExtent l="0" t="0" r="0" b="0"/>
+                  <wp:docPr id="1728645323" name="Picture 1"/>
+                  <wp:cNvGraphicFramePr>
+                    <a:graphicFrameLocks xmlns:a="http://schemas.openxmlformats.org/drawingml/2006/main" noChangeAspect="1"/>
+                  </wp:cNvGraphicFramePr>
+                  <a:graphic xmlns:a="http://schemas.openxmlformats.org/drawingml/2006/main">
+                    <a:graphicData uri="http://schemas.openxmlformats.org/drawingml/2006/picture">
+                      <pic:pic xmlns:pic="http://schemas.openxmlformats.org/drawingml/2006/picture">
+                        <pic:nvPicPr>
+                          <pic:cNvPr id="1728645323" name=""/>
+                          <pic:cNvPicPr/>
+                        </pic:nvPicPr>
+                        <pic:blipFill>
+                          <a:blip r:embed="rId12"/>
+                          <a:stretch>
+                            <a:fillRect/>
+                          </a:stretch>
+                        </pic:blipFill>
+                        <pic:spPr>
+                          <a:xfrm>
+                            <a:off x="0" y="0"/>
+                            <a:ext cx="5057147" cy="2844645"/>
+                          </a:xfrm>
+                          <a:prstGeom prst="rect">
+                            <a:avLst/>
+                          </a:prstGeom>
+                        </pic:spPr>
+                      </pic:pic>
+                    </a:graphicData>
+                  </a:graphic>
+                </wp:inline>
+              </w:drawing>
+            </w:r>
+          </w:p>
+          <w:p/>
+          <w:p>
+            <w:r>
+              <w:rPr>
+                <w:noProof/>
+              </w:rPr>
+              <w:drawing>
+                <wp:inline distT="0" distB="0" distL="0" distR="0" wp14:anchorId="1063AE55" wp14:editId="1A8FE6E5">
+                  <wp:extent cx="5090160" cy="2863215"/>
+                  <wp:effectExtent l="0" t="0" r="0" b="0"/>
+                  <wp:docPr id="2082417663" name="Picture 1"/>
+                  <wp:cNvGraphicFramePr>
+                    <a:graphicFrameLocks xmlns:a="http://schemas.openxmlformats.org/drawingml/2006/main" noChangeAspect="1"/>
+                  </wp:cNvGraphicFramePr>
+                  <a:graphic xmlns:a="http://schemas.openxmlformats.org/drawingml/2006/main">
+                    <a:graphicData uri="http://schemas.openxmlformats.org/drawingml/2006/picture">
+                      <pic:pic xmlns:pic="http://schemas.openxmlformats.org/drawingml/2006/picture">
+                        <pic:nvPicPr>
+                          <pic:cNvPr id="2082417663" name=""/>
+                          <pic:cNvPicPr/>
+                        </pic:nvPicPr>
+                        <pic:blipFill>
+                          <a:blip r:embed="rId13"/>
+                          <a:stretch>
+                            <a:fillRect/>
+                          </a:stretch>
+                        </pic:blipFill>
+                        <pic:spPr>
+                          <a:xfrm>
+                            <a:off x="0" y="0"/>
+                            <a:ext cx="5099851" cy="2868666"/>
+                          </a:xfrm>
+                          <a:prstGeom prst="rect">
+                            <a:avLst/>
+                          </a:prstGeom>
+                        </pic:spPr>
+                      </pic:pic>
+                    </a:graphicData>
+                  </a:graphic>
+                </wp:inline>
+              </w:drawing>
+            </w:r>
+          </w:p>
+          <w:p/>
+          <w:p>
+            <w:r>
+              <w:rPr>
+                <w:noProof/>
+              </w:rPr>
+              <w:lastRenderedPageBreak/>
+              <w:drawing>
+                <wp:inline distT="0" distB="0" distL="0" distR="0" wp14:anchorId="7EB6345E" wp14:editId="4F7AB79E">
+                  <wp:extent cx="5181600" cy="2914650"/>
+                  <wp:effectExtent l="0" t="0" r="0" b="0"/>
+                  <wp:docPr id="194895796" name="Picture 1"/>
+                  <wp:cNvGraphicFramePr>
+                    <a:graphicFrameLocks xmlns:a="http://schemas.openxmlformats.org/drawingml/2006/main" noChangeAspect="1"/>
+                  </wp:cNvGraphicFramePr>
+                  <a:graphic xmlns:a="http://schemas.openxmlformats.org/drawingml/2006/main">
+                    <a:graphicData uri="http://schemas.openxmlformats.org/drawingml/2006/picture">
+                      <pic:pic xmlns:pic="http://schemas.openxmlformats.org/drawingml/2006/picture">
+                        <pic:nvPicPr>
+                          <pic:cNvPr id="194895796" name=""/>
+                          <pic:cNvPicPr/>
+                        </pic:nvPicPr>
+                        <pic:blipFill>
+                          <a:blip r:embed="rId14"/>
+                          <a:stretch>
+                            <a:fillRect/>
+                          </a:stretch>
+                        </pic:blipFill>
+                        <pic:spPr>
+                          <a:xfrm>
+                            <a:off x="0" y="0"/>
+                            <a:ext cx="5196821" cy="2923212"/>
+                          </a:xfrm>
+                          <a:prstGeom prst="rect">
+                            <a:avLst/>
+                          </a:prstGeom>
+                        </pic:spPr>
+                      </pic:pic>
+                    </a:graphicData>
+                  </a:graphic>
+                </wp:inline>
+              </w:drawing>
+            </w:r>
+          </w:p>
+          <w:p/>
+          <w:p>
+            <w:r>
+              <w:rPr>
+                <w:noProof/>
+              </w:rPr>
+              <w:drawing>
+                <wp:inline distT="0" distB="0" distL="0" distR="0" wp14:anchorId="126816B9" wp14:editId="6D31B0BB">
+                  <wp:extent cx="5143500" cy="2893219"/>
+                  <wp:effectExtent l="0" t="0" r="0" b="2540"/>
+                  <wp:docPr id="1288435859" name="Picture 1"/>
+                  <wp:cNvGraphicFramePr>
+                    <a:graphicFrameLocks xmlns:a="http://schemas.openxmlformats.org/drawingml/2006/main" noChangeAspect="1"/>
+                  </wp:cNvGraphicFramePr>
+                  <a:graphic xmlns:a="http://schemas.openxmlformats.org/drawingml/2006/main">
+                    <a:graphicData uri="http://schemas.openxmlformats.org/drawingml/2006/picture">
+                      <pic:pic xmlns:pic="http://schemas.openxmlformats.org/drawingml/2006/picture">
+                        <pic:nvPicPr>
+                          <pic:cNvPr id="1288435859" name=""/>
+                          <pic:cNvPicPr/>
+                        </pic:nvPicPr>
+                        <pic:blipFill>
+                          <a:blip r:embed="rId15"/>
+                          <a:stretch>
+                            <a:fillRect/>
+                          </a:stretch>
+                        </pic:blipFill>
+                        <pic:spPr>
+                          <a:xfrm>
+                            <a:off x="0" y="0"/>
+                            <a:ext cx="5149113" cy="2896376"/>
+                          </a:xfrm>
+                          <a:prstGeom prst="rect">
+                            <a:avLst/>
+                          </a:prstGeom>
+                        </pic:spPr>
+                      </pic:pic>
+                    </a:graphicData>
+                  </a:graphic>
+                </wp:inline>
+              </w:drawing>
+            </w:r>
+          </w:p>
+          <w:p/>
+          <w:p>
+            <w:r>
+              <w:rPr>
+                <w:noProof/>
+              </w:rPr>
+              <w:lastRenderedPageBreak/>
+              <w:drawing>
+                <wp:inline distT="0" distB="0" distL="0" distR="0" wp14:anchorId="1B7FC86F" wp14:editId="6EE8BADF">
+                  <wp:extent cx="5189220" cy="2918936"/>
+                  <wp:effectExtent l="0" t="0" r="0" b="0"/>
+                  <wp:docPr id="842724791" name="Picture 1"/>
+                  <wp:cNvGraphicFramePr>
+                    <a:graphicFrameLocks xmlns:a="http://schemas.openxmlformats.org/drawingml/2006/main" noChangeAspect="1"/>
+                  </wp:cNvGraphicFramePr>
+                  <a:graphic xmlns:a="http://schemas.openxmlformats.org/drawingml/2006/main">
+                    <a:graphicData uri="http://schemas.openxmlformats.org/drawingml/2006/picture">
+                      <pic:pic xmlns:pic="http://schemas.openxmlformats.org/drawingml/2006/picture">
+                        <pic:nvPicPr>
+                          <pic:cNvPr id="842724791" name=""/>
+                          <pic:cNvPicPr/>
+                        </pic:nvPicPr>
+                        <pic:blipFill>
+                          <a:blip r:embed="rId16"/>
+                          <a:stretch>
+                            <a:fillRect/>
+                          </a:stretch>
+                        </pic:blipFill>
+                        <pic:spPr>
+                          <a:xfrm>
+                            <a:off x="0" y="0"/>
+                            <a:ext cx="5195658" cy="2922558"/>
+                          </a:xfrm>
+                          <a:prstGeom prst="rect">
+                            <a:avLst/>
+                          </a:prstGeom>
+                        </pic:spPr>
+                      </pic:pic>
+                    </a:graphicData>
+                  </a:graphic>
+                </wp:inline>
+              </w:drawing>
+            </w:r>
+          </w:p>
+        </w:tc>
+      </w:tr>
+      <w:tr>
+        <w:tc>
+          <w:tcPr>
+            <w:tcW w:w="3200" w:type="dxa"/>
+            <w:tcBorders>
+              <w:top w:val="single" w:sz="1" w:space="0" w:color="AAAAAA"/>
+              <w:left w:val="single" w:sz="1" w:space="0" w:color="AAAAAA"/>
+              <w:bottom w:val="single" w:sz="1" w:space="0" w:color="AAAAAA"/>
+              <w:right w:val="single" w:sz="1" w:space="0" w:color="AAAAAA"/>
+            </w:tcBorders>
             <w:shd w:val="clear" w:color="auto" w:fill="FFFFFF"/>
             <w:tcMar>
               <w:top w:w="80" w:type="dxa"/>
@@ -12993,7 +16845,459 @@
                 <w:sz w:val="20"/>
                 <w:szCs w:val="20"/>
               </w:rPr>
-              <w:t>CI Workflow Runs – Triggered by each member's PR on develop (all steps green)</w:t>
+              <w:lastRenderedPageBreak/>
+              <w:t xml:space="preserve">Live </w:t>
+            </w:r>
+            <w:proofErr w:type="spellStart"/>
+            <w:r>
+              <w:rPr>
+                <w:b/>
+                <w:bCs/>
+                <w:color w:val="000000"/>
+                <w:sz w:val="20"/>
+                <w:szCs w:val="20"/>
+              </w:rPr>
+              <w:t>PakVista</w:t>
+            </w:r>
+            <w:proofErr w:type="spellEnd"/>
+            <w:r>
+              <w:rPr>
+                <w:b/>
+                <w:bCs/>
+                <w:color w:val="000000"/>
+                <w:sz w:val="20"/>
+                <w:szCs w:val="20"/>
+              </w:rPr>
+              <w:t xml:space="preserve"> – Staging Render Service (all 5 pages accessible)</w:t>
+            </w:r>
+          </w:p>
+        </w:tc>
+        <w:tc>
+          <w:tcPr>
+            <w:tcW w:w="6160" w:type="dxa"/>
+            <w:tcBorders>
+              <w:top w:val="single" w:sz="1" w:space="0" w:color="AAAAAA"/>
+              <w:left w:val="single" w:sz="1" w:space="0" w:color="AAAAAA"/>
+              <w:bottom w:val="single" w:sz="1" w:space="0" w:color="AAAAAA"/>
+              <w:right w:val="single" w:sz="1" w:space="0" w:color="AAAAAA"/>
+            </w:tcBorders>
+            <w:shd w:val="clear" w:color="auto" w:fill="FFFFFF"/>
+            <w:tcMar>
+              <w:top w:w="80" w:type="dxa"/>
+              <w:left w:w="120" w:type="dxa"/>
+              <w:bottom w:w="80" w:type="dxa"/>
+              <w:right w:w="120" w:type="dxa"/>
+            </w:tcMar>
+          </w:tcPr>
+          <w:p>
+            <w:r>
+              <w:rPr>
+                <w:noProof/>
+              </w:rPr>
+              <w:drawing>
+                <wp:inline distT="0" distB="0" distL="0" distR="0" wp14:anchorId="6D50E6B7" wp14:editId="6BD4945C">
+                  <wp:extent cx="5112455" cy="2875756"/>
+                  <wp:effectExtent l="0" t="0" r="0" b="1270"/>
+                  <wp:docPr id="1854736229" name="Picture 1"/>
+                  <wp:cNvGraphicFramePr>
+                    <a:graphicFrameLocks xmlns:a="http://schemas.openxmlformats.org/drawingml/2006/main" noChangeAspect="1"/>
+                  </wp:cNvGraphicFramePr>
+                  <a:graphic xmlns:a="http://schemas.openxmlformats.org/drawingml/2006/main">
+                    <a:graphicData uri="http://schemas.openxmlformats.org/drawingml/2006/picture">
+                      <pic:pic xmlns:pic="http://schemas.openxmlformats.org/drawingml/2006/picture">
+                        <pic:nvPicPr>
+                          <pic:cNvPr id="1854736229" name=""/>
+                          <pic:cNvPicPr/>
+                        </pic:nvPicPr>
+                        <pic:blipFill>
+                          <a:blip r:embed="rId17"/>
+                          <a:stretch>
+                            <a:fillRect/>
+                          </a:stretch>
+                        </pic:blipFill>
+                        <pic:spPr>
+                          <a:xfrm>
+                            <a:off x="0" y="0"/>
+                            <a:ext cx="5120462" cy="2880260"/>
+                          </a:xfrm>
+                          <a:prstGeom prst="rect">
+                            <a:avLst/>
+                          </a:prstGeom>
+                        </pic:spPr>
+                      </pic:pic>
+                    </a:graphicData>
+                  </a:graphic>
+                </wp:inline>
+              </w:drawing>
+            </w:r>
+          </w:p>
+          <w:p/>
+          <w:p>
+            <w:r>
+              <w:rPr>
+                <w:noProof/>
+              </w:rPr>
+              <w:lastRenderedPageBreak/>
+              <w:drawing>
+                <wp:inline distT="0" distB="0" distL="0" distR="0" wp14:anchorId="3662F080" wp14:editId="4174C5F3">
+                  <wp:extent cx="5093547" cy="2865120"/>
+                  <wp:effectExtent l="0" t="0" r="0" b="0"/>
+                  <wp:docPr id="1119082594" name="Picture 1"/>
+                  <wp:cNvGraphicFramePr>
+                    <a:graphicFrameLocks xmlns:a="http://schemas.openxmlformats.org/drawingml/2006/main" noChangeAspect="1"/>
+                  </wp:cNvGraphicFramePr>
+                  <a:graphic xmlns:a="http://schemas.openxmlformats.org/drawingml/2006/main">
+                    <a:graphicData uri="http://schemas.openxmlformats.org/drawingml/2006/picture">
+                      <pic:pic xmlns:pic="http://schemas.openxmlformats.org/drawingml/2006/picture">
+                        <pic:nvPicPr>
+                          <pic:cNvPr id="1119082594" name=""/>
+                          <pic:cNvPicPr/>
+                        </pic:nvPicPr>
+                        <pic:blipFill>
+                          <a:blip r:embed="rId17"/>
+                          <a:stretch>
+                            <a:fillRect/>
+                          </a:stretch>
+                        </pic:blipFill>
+                        <pic:spPr>
+                          <a:xfrm>
+                            <a:off x="0" y="0"/>
+                            <a:ext cx="5100847" cy="2869226"/>
+                          </a:xfrm>
+                          <a:prstGeom prst="rect">
+                            <a:avLst/>
+                          </a:prstGeom>
+                        </pic:spPr>
+                      </pic:pic>
+                    </a:graphicData>
+                  </a:graphic>
+                </wp:inline>
+              </w:drawing>
+            </w:r>
+          </w:p>
+          <w:p/>
+          <w:p>
+            <w:r>
+              <w:rPr>
+                <w:noProof/>
+              </w:rPr>
+              <w:drawing>
+                <wp:inline distT="0" distB="0" distL="0" distR="0" wp14:anchorId="7681FCC8" wp14:editId="2886C88B">
+                  <wp:extent cx="5120640" cy="2880360"/>
+                  <wp:effectExtent l="0" t="0" r="3810" b="0"/>
+                  <wp:docPr id="1105479171" name="Picture 1"/>
+                  <wp:cNvGraphicFramePr>
+                    <a:graphicFrameLocks xmlns:a="http://schemas.openxmlformats.org/drawingml/2006/main" noChangeAspect="1"/>
+                  </wp:cNvGraphicFramePr>
+                  <a:graphic xmlns:a="http://schemas.openxmlformats.org/drawingml/2006/main">
+                    <a:graphicData uri="http://schemas.openxmlformats.org/drawingml/2006/picture">
+                      <pic:pic xmlns:pic="http://schemas.openxmlformats.org/drawingml/2006/picture">
+                        <pic:nvPicPr>
+                          <pic:cNvPr id="1105479171" name=""/>
+                          <pic:cNvPicPr/>
+                        </pic:nvPicPr>
+                        <pic:blipFill>
+                          <a:blip r:embed="rId18"/>
+                          <a:stretch>
+                            <a:fillRect/>
+                          </a:stretch>
+                        </pic:blipFill>
+                        <pic:spPr>
+                          <a:xfrm>
+                            <a:off x="0" y="0"/>
+                            <a:ext cx="5128697" cy="2884892"/>
+                          </a:xfrm>
+                          <a:prstGeom prst="rect">
+                            <a:avLst/>
+                          </a:prstGeom>
+                        </pic:spPr>
+                      </pic:pic>
+                    </a:graphicData>
+                  </a:graphic>
+                </wp:inline>
+              </w:drawing>
+            </w:r>
+          </w:p>
+          <w:p/>
+          <w:p>
+            <w:r>
+              <w:rPr>
+                <w:noProof/>
+              </w:rPr>
+              <w:lastRenderedPageBreak/>
+              <w:drawing>
+                <wp:inline distT="0" distB="0" distL="0" distR="0" wp14:anchorId="60274D65" wp14:editId="0F704C4B">
+                  <wp:extent cx="5090160" cy="2863215"/>
+                  <wp:effectExtent l="0" t="0" r="0" b="0"/>
+                  <wp:docPr id="1849788629" name="Picture 1"/>
+                  <wp:cNvGraphicFramePr>
+                    <a:graphicFrameLocks xmlns:a="http://schemas.openxmlformats.org/drawingml/2006/main" noChangeAspect="1"/>
+                  </wp:cNvGraphicFramePr>
+                  <a:graphic xmlns:a="http://schemas.openxmlformats.org/drawingml/2006/main">
+                    <a:graphicData uri="http://schemas.openxmlformats.org/drawingml/2006/picture">
+                      <pic:pic xmlns:pic="http://schemas.openxmlformats.org/drawingml/2006/picture">
+                        <pic:nvPicPr>
+                          <pic:cNvPr id="1849788629" name=""/>
+                          <pic:cNvPicPr/>
+                        </pic:nvPicPr>
+                        <pic:blipFill>
+                          <a:blip r:embed="rId19"/>
+                          <a:stretch>
+                            <a:fillRect/>
+                          </a:stretch>
+                        </pic:blipFill>
+                        <pic:spPr>
+                          <a:xfrm>
+                            <a:off x="0" y="0"/>
+                            <a:ext cx="5096519" cy="2866792"/>
+                          </a:xfrm>
+                          <a:prstGeom prst="rect">
+                            <a:avLst/>
+                          </a:prstGeom>
+                        </pic:spPr>
+                      </pic:pic>
+                    </a:graphicData>
+                  </a:graphic>
+                </wp:inline>
+              </w:drawing>
+            </w:r>
+          </w:p>
+          <w:p/>
+          <w:p>
+            <w:r>
+              <w:rPr>
+                <w:noProof/>
+              </w:rPr>
+              <w:drawing>
+                <wp:inline distT="0" distB="0" distL="0" distR="0" wp14:anchorId="66C6D8E1" wp14:editId="76E9F3D0">
+                  <wp:extent cx="5151120" cy="2897505"/>
+                  <wp:effectExtent l="0" t="0" r="0" b="0"/>
+                  <wp:docPr id="1838719723" name="Picture 1"/>
+                  <wp:cNvGraphicFramePr>
+                    <a:graphicFrameLocks xmlns:a="http://schemas.openxmlformats.org/drawingml/2006/main" noChangeAspect="1"/>
+                  </wp:cNvGraphicFramePr>
+                  <a:graphic xmlns:a="http://schemas.openxmlformats.org/drawingml/2006/main">
+                    <a:graphicData uri="http://schemas.openxmlformats.org/drawingml/2006/picture">
+                      <pic:pic xmlns:pic="http://schemas.openxmlformats.org/drawingml/2006/picture">
+                        <pic:nvPicPr>
+                          <pic:cNvPr id="1838719723" name=""/>
+                          <pic:cNvPicPr/>
+                        </pic:nvPicPr>
+                        <pic:blipFill>
+                          <a:blip r:embed="rId19"/>
+                          <a:stretch>
+                            <a:fillRect/>
+                          </a:stretch>
+                        </pic:blipFill>
+                        <pic:spPr>
+                          <a:xfrm>
+                            <a:off x="0" y="0"/>
+                            <a:ext cx="5154119" cy="2899192"/>
+                          </a:xfrm>
+                          <a:prstGeom prst="rect">
+                            <a:avLst/>
+                          </a:prstGeom>
+                        </pic:spPr>
+                      </pic:pic>
+                    </a:graphicData>
+                  </a:graphic>
+                </wp:inline>
+              </w:drawing>
+            </w:r>
+          </w:p>
+          <w:p/>
+          <w:p>
+            <w:r>
+              <w:rPr>
+                <w:noProof/>
+              </w:rPr>
+              <w:lastRenderedPageBreak/>
+              <w:drawing>
+                <wp:inline distT="0" distB="0" distL="0" distR="0" wp14:anchorId="69CF1B58" wp14:editId="201F7038">
+                  <wp:extent cx="5201920" cy="2926080"/>
+                  <wp:effectExtent l="0" t="0" r="0" b="7620"/>
+                  <wp:docPr id="1240694541" name="Picture 1"/>
+                  <wp:cNvGraphicFramePr>
+                    <a:graphicFrameLocks xmlns:a="http://schemas.openxmlformats.org/drawingml/2006/main" noChangeAspect="1"/>
+                  </wp:cNvGraphicFramePr>
+                  <a:graphic xmlns:a="http://schemas.openxmlformats.org/drawingml/2006/main">
+                    <a:graphicData uri="http://schemas.openxmlformats.org/drawingml/2006/picture">
+                      <pic:pic xmlns:pic="http://schemas.openxmlformats.org/drawingml/2006/picture">
+                        <pic:nvPicPr>
+                          <pic:cNvPr id="1240694541" name=""/>
+                          <pic:cNvPicPr/>
+                        </pic:nvPicPr>
+                        <pic:blipFill>
+                          <a:blip r:embed="rId20"/>
+                          <a:stretch>
+                            <a:fillRect/>
+                          </a:stretch>
+                        </pic:blipFill>
+                        <pic:spPr>
+                          <a:xfrm>
+                            <a:off x="0" y="0"/>
+                            <a:ext cx="5204846" cy="2927726"/>
+                          </a:xfrm>
+                          <a:prstGeom prst="rect">
+                            <a:avLst/>
+                          </a:prstGeom>
+                        </pic:spPr>
+                      </pic:pic>
+                    </a:graphicData>
+                  </a:graphic>
+                </wp:inline>
+              </w:drawing>
+            </w:r>
+          </w:p>
+        </w:tc>
+      </w:tr>
+      <w:tr>
+        <w:tc>
+          <w:tcPr>
+            <w:tcW w:w="3200" w:type="dxa"/>
+            <w:tcBorders>
+              <w:top w:val="single" w:sz="1" w:space="0" w:color="AAAAAA"/>
+              <w:left w:val="single" w:sz="1" w:space="0" w:color="AAAAAA"/>
+              <w:bottom w:val="single" w:sz="1" w:space="0" w:color="AAAAAA"/>
+              <w:right w:val="single" w:sz="1" w:space="0" w:color="AAAAAA"/>
+            </w:tcBorders>
+            <w:shd w:val="clear" w:color="auto" w:fill="EBF3FA"/>
+            <w:tcMar>
+              <w:top w:w="80" w:type="dxa"/>
+              <w:left w:w="120" w:type="dxa"/>
+              <w:bottom w:w="80" w:type="dxa"/>
+              <w:right w:w="120" w:type="dxa"/>
+            </w:tcMar>
+            <w:vAlign w:val="center"/>
+          </w:tcPr>
+          <w:p>
+            <w:r>
+              <w:rPr>
+                <w:b/>
+                <w:bCs/>
+                <w:color w:val="000000"/>
+                <w:sz w:val="20"/>
+                <w:szCs w:val="20"/>
+              </w:rPr>
+              <w:lastRenderedPageBreak/>
+              <w:t xml:space="preserve">Live </w:t>
+            </w:r>
+            <w:proofErr w:type="spellStart"/>
+            <w:r>
+              <w:rPr>
+                <w:b/>
+                <w:bCs/>
+                <w:color w:val="000000"/>
+                <w:sz w:val="20"/>
+                <w:szCs w:val="20"/>
+              </w:rPr>
+              <w:t>PakVista</w:t>
+            </w:r>
+            <w:proofErr w:type="spellEnd"/>
+            <w:r>
+              <w:rPr>
+                <w:b/>
+                <w:bCs/>
+                <w:color w:val="000000"/>
+                <w:sz w:val="20"/>
+                <w:szCs w:val="20"/>
+              </w:rPr>
+              <w:t xml:space="preserve"> – Production Render Service (all 5 pages accessible)</w:t>
+            </w:r>
+          </w:p>
+        </w:tc>
+        <w:tc>
+          <w:tcPr>
+            <w:tcW w:w="6160" w:type="dxa"/>
+            <w:tcBorders>
+              <w:top w:val="single" w:sz="1" w:space="0" w:color="AAAAAA"/>
+              <w:left w:val="single" w:sz="1" w:space="0" w:color="AAAAAA"/>
+              <w:bottom w:val="single" w:sz="1" w:space="0" w:color="AAAAAA"/>
+              <w:right w:val="single" w:sz="1" w:space="0" w:color="AAAAAA"/>
+            </w:tcBorders>
+            <w:shd w:val="clear" w:color="auto" w:fill="EBF3FA"/>
+            <w:tcMar>
+              <w:top w:w="80" w:type="dxa"/>
+              <w:left w:w="120" w:type="dxa"/>
+              <w:bottom w:w="80" w:type="dxa"/>
+              <w:right w:w="120" w:type="dxa"/>
+            </w:tcMar>
+          </w:tcPr>
+          <w:p>
+            <w:r>
+              <w:rPr>
+                <w:noProof/>
+              </w:rPr>
+              <w:drawing>
+                <wp:inline distT="0" distB="0" distL="0" distR="0" wp14:anchorId="7D006B63" wp14:editId="4BC09CC2">
+                  <wp:extent cx="5113020" cy="2876074"/>
+                  <wp:effectExtent l="0" t="0" r="0" b="635"/>
+                  <wp:docPr id="2121864875" name="Picture 1"/>
+                  <wp:cNvGraphicFramePr>
+                    <a:graphicFrameLocks xmlns:a="http://schemas.openxmlformats.org/drawingml/2006/main" noChangeAspect="1"/>
+                  </wp:cNvGraphicFramePr>
+                  <a:graphic xmlns:a="http://schemas.openxmlformats.org/drawingml/2006/main">
+                    <a:graphicData uri="http://schemas.openxmlformats.org/drawingml/2006/picture">
+                      <pic:pic xmlns:pic="http://schemas.openxmlformats.org/drawingml/2006/picture">
+                        <pic:nvPicPr>
+                          <pic:cNvPr id="2121864875" name=""/>
+                          <pic:cNvPicPr/>
+                        </pic:nvPicPr>
+                        <pic:blipFill>
+                          <a:blip r:embed="rId21"/>
+                          <a:stretch>
+                            <a:fillRect/>
+                          </a:stretch>
+                        </pic:blipFill>
+                        <pic:spPr>
+                          <a:xfrm>
+                            <a:off x="0" y="0"/>
+                            <a:ext cx="5122237" cy="2881258"/>
+                          </a:xfrm>
+                          <a:prstGeom prst="rect">
+                            <a:avLst/>
+                          </a:prstGeom>
+                        </pic:spPr>
+                      </pic:pic>
+                    </a:graphicData>
+                  </a:graphic>
+                </wp:inline>
+              </w:drawing>
+            </w:r>
+          </w:p>
+          <w:p/>
+          <w:p/>
+        </w:tc>
+      </w:tr>
+      <w:tr>
+        <w:tc>
+          <w:tcPr>
+            <w:tcW w:w="3200" w:type="dxa"/>
+            <w:tcBorders>
+              <w:top w:val="single" w:sz="1" w:space="0" w:color="AAAAAA"/>
+              <w:left w:val="single" w:sz="1" w:space="0" w:color="AAAAAA"/>
+              <w:bottom w:val="single" w:sz="1" w:space="0" w:color="AAAAAA"/>
+              <w:right w:val="single" w:sz="1" w:space="0" w:color="AAAAAA"/>
+            </w:tcBorders>
+            <w:shd w:val="clear" w:color="auto" w:fill="FFFFFF"/>
+            <w:tcMar>
+              <w:top w:w="80" w:type="dxa"/>
+              <w:left w:w="120" w:type="dxa"/>
+              <w:bottom w:w="80" w:type="dxa"/>
+              <w:right w:w="120" w:type="dxa"/>
+            </w:tcMar>
+            <w:vAlign w:val="center"/>
+          </w:tcPr>
+          <w:p>
+            <w:r>
+              <w:rPr>
+                <w:b/>
+                <w:bCs/>
+                <w:color w:val="000000"/>
+                <w:sz w:val="20"/>
+                <w:szCs w:val="20"/>
+              </w:rPr>
+              <w:t>Term Project .docx visible in GitHub Repository file listing</w:t>
             </w:r>
           </w:p>
         </w:tc>
@@ -13023,386 +17327,7 @@
                 <w:sz w:val="20"/>
                 <w:szCs w:val="20"/>
               </w:rPr>
-              <w:t>[Paste screenshot here]</w:t>
-            </w:r>
-          </w:p>
-        </w:tc>
-      </w:tr>
-      <w:tr>
-        <w:tc>
-          <w:tcPr>
-            <w:tcW w:w="3200" w:type="dxa"/>
-            <w:tcBorders>
-              <w:top w:val="single" w:sz="1" w:space="0" w:color="AAAAAA"/>
-              <w:left w:val="single" w:sz="1" w:space="0" w:color="AAAAAA"/>
-              <w:bottom w:val="single" w:sz="1" w:space="0" w:color="AAAAAA"/>
-              <w:right w:val="single" w:sz="1" w:space="0" w:color="AAAAAA"/>
-            </w:tcBorders>
-            <w:shd w:val="clear" w:color="auto" w:fill="EBF3FA"/>
-            <w:tcMar>
-              <w:top w:w="80" w:type="dxa"/>
-              <w:left w:w="120" w:type="dxa"/>
-              <w:bottom w:w="80" w:type="dxa"/>
-              <w:right w:w="120" w:type="dxa"/>
-            </w:tcMar>
-            <w:vAlign w:val="center"/>
-          </w:tcPr>
-          <w:p>
-            <w:r>
-              <w:rPr>
-                <w:b/>
-                <w:bCs/>
-                <w:color w:val="000000"/>
-                <w:sz w:val="20"/>
-                <w:szCs w:val="20"/>
-              </w:rPr>
-              <w:t>Docker Hub – Pushed Images with All Environment Tags (dev, staging, prod)</w:t>
-            </w:r>
-          </w:p>
-        </w:tc>
-        <w:tc>
-          <w:tcPr>
-            <w:tcW w:w="6160" w:type="dxa"/>
-            <w:tcBorders>
-              <w:top w:val="single" w:sz="1" w:space="0" w:color="AAAAAA"/>
-              <w:left w:val="single" w:sz="1" w:space="0" w:color="AAAAAA"/>
-              <w:bottom w:val="single" w:sz="1" w:space="0" w:color="AAAAAA"/>
-              <w:right w:val="single" w:sz="1" w:space="0" w:color="AAAAAA"/>
-            </w:tcBorders>
-            <w:shd w:val="clear" w:color="auto" w:fill="EBF3FA"/>
-            <w:tcMar>
-              <w:top w:w="80" w:type="dxa"/>
-              <w:left w:w="120" w:type="dxa"/>
-              <w:bottom w:w="80" w:type="dxa"/>
-              <w:right w:w="120" w:type="dxa"/>
-            </w:tcMar>
-          </w:tcPr>
-          <w:p>
-            <w:r>
-              <w:rPr>
-                <w:i/>
-                <w:iCs/>
-                <w:color w:val="595959"/>
-                <w:sz w:val="20"/>
-                <w:szCs w:val="20"/>
-              </w:rPr>
-              <w:t>[Paste screenshot here]</w:t>
-            </w:r>
-          </w:p>
-        </w:tc>
-      </w:tr>
-      <w:tr>
-        <w:tc>
-          <w:tcPr>
-            <w:tcW w:w="3200" w:type="dxa"/>
-            <w:tcBorders>
-              <w:top w:val="single" w:sz="1" w:space="0" w:color="AAAAAA"/>
-              <w:left w:val="single" w:sz="1" w:space="0" w:color="AAAAAA"/>
-              <w:bottom w:val="single" w:sz="1" w:space="0" w:color="AAAAAA"/>
-              <w:right w:val="single" w:sz="1" w:space="0" w:color="AAAAAA"/>
-            </w:tcBorders>
-            <w:shd w:val="clear" w:color="auto" w:fill="FFFFFF"/>
-            <w:tcMar>
-              <w:top w:w="80" w:type="dxa"/>
-              <w:left w:w="120" w:type="dxa"/>
-              <w:bottom w:w="80" w:type="dxa"/>
-              <w:right w:w="120" w:type="dxa"/>
-            </w:tcMar>
-            <w:vAlign w:val="center"/>
-          </w:tcPr>
-          <w:p>
-            <w:r>
-              <w:rPr>
-                <w:b/>
-                <w:bCs/>
-                <w:color w:val="000000"/>
-                <w:sz w:val="20"/>
-                <w:szCs w:val="20"/>
-              </w:rPr>
-              <w:t>CD Workflow Runs – All three environments triggered by push events</w:t>
-            </w:r>
-          </w:p>
-        </w:tc>
-        <w:tc>
-          <w:tcPr>
-            <w:tcW w:w="6160" w:type="dxa"/>
-            <w:tcBorders>
-              <w:top w:val="single" w:sz="1" w:space="0" w:color="AAAAAA"/>
-              <w:left w:val="single" w:sz="1" w:space="0" w:color="AAAAAA"/>
-              <w:bottom w:val="single" w:sz="1" w:space="0" w:color="AAAAAA"/>
-              <w:right w:val="single" w:sz="1" w:space="0" w:color="AAAAAA"/>
-            </w:tcBorders>
-            <w:shd w:val="clear" w:color="auto" w:fill="FFFFFF"/>
-            <w:tcMar>
-              <w:top w:w="80" w:type="dxa"/>
-              <w:left w:w="120" w:type="dxa"/>
-              <w:bottom w:w="80" w:type="dxa"/>
-              <w:right w:w="120" w:type="dxa"/>
-            </w:tcMar>
-          </w:tcPr>
-          <w:p>
-            <w:r>
-              <w:rPr>
-                <w:i/>
-                <w:iCs/>
-                <w:color w:val="595959"/>
-                <w:sz w:val="20"/>
-                <w:szCs w:val="20"/>
-              </w:rPr>
-              <w:t>[Paste screenshot here]</w:t>
-            </w:r>
-          </w:p>
-        </w:tc>
-      </w:tr>
-      <w:tr>
-        <w:tc>
-          <w:tcPr>
-            <w:tcW w:w="3200" w:type="dxa"/>
-            <w:tcBorders>
-              <w:top w:val="single" w:sz="1" w:space="0" w:color="AAAAAA"/>
-              <w:left w:val="single" w:sz="1" w:space="0" w:color="AAAAAA"/>
-              <w:bottom w:val="single" w:sz="1" w:space="0" w:color="AAAAAA"/>
-              <w:right w:val="single" w:sz="1" w:space="0" w:color="AAAAAA"/>
-            </w:tcBorders>
-            <w:shd w:val="clear" w:color="auto" w:fill="EBF3FA"/>
-            <w:tcMar>
-              <w:top w:w="80" w:type="dxa"/>
-              <w:left w:w="120" w:type="dxa"/>
-              <w:bottom w:w="80" w:type="dxa"/>
-              <w:right w:w="120" w:type="dxa"/>
-            </w:tcMar>
-            <w:vAlign w:val="center"/>
-          </w:tcPr>
-          <w:p>
-            <w:r>
-              <w:rPr>
-                <w:b/>
-                <w:bCs/>
-                <w:color w:val="000000"/>
-                <w:sz w:val="20"/>
-                <w:szCs w:val="20"/>
-              </w:rPr>
-              <w:t>Live PakVista – Development Render Service (all 5 pages accessible)</w:t>
-            </w:r>
-          </w:p>
-        </w:tc>
-        <w:tc>
-          <w:tcPr>
-            <w:tcW w:w="6160" w:type="dxa"/>
-            <w:tcBorders>
-              <w:top w:val="single" w:sz="1" w:space="0" w:color="AAAAAA"/>
-              <w:left w:val="single" w:sz="1" w:space="0" w:color="AAAAAA"/>
-              <w:bottom w:val="single" w:sz="1" w:space="0" w:color="AAAAAA"/>
-              <w:right w:val="single" w:sz="1" w:space="0" w:color="AAAAAA"/>
-            </w:tcBorders>
-            <w:shd w:val="clear" w:color="auto" w:fill="EBF3FA"/>
-            <w:tcMar>
-              <w:top w:w="80" w:type="dxa"/>
-              <w:left w:w="120" w:type="dxa"/>
-              <w:bottom w:w="80" w:type="dxa"/>
-              <w:right w:w="120" w:type="dxa"/>
-            </w:tcMar>
-          </w:tcPr>
-          <w:p>
-            <w:r>
-              <w:rPr>
-                <w:i/>
-                <w:iCs/>
-                <w:color w:val="595959"/>
-                <w:sz w:val="20"/>
-                <w:szCs w:val="20"/>
-              </w:rPr>
-              <w:t>[Paste screenshot here]</w:t>
-            </w:r>
-          </w:p>
-        </w:tc>
-      </w:tr>
-      <w:tr>
-        <w:tc>
-          <w:tcPr>
-            <w:tcW w:w="3200" w:type="dxa"/>
-            <w:tcBorders>
-              <w:top w:val="single" w:sz="1" w:space="0" w:color="AAAAAA"/>
-              <w:left w:val="single" w:sz="1" w:space="0" w:color="AAAAAA"/>
-              <w:bottom w:val="single" w:sz="1" w:space="0" w:color="AAAAAA"/>
-              <w:right w:val="single" w:sz="1" w:space="0" w:color="AAAAAA"/>
-            </w:tcBorders>
-            <w:shd w:val="clear" w:color="auto" w:fill="FFFFFF"/>
-            <w:tcMar>
-              <w:top w:w="80" w:type="dxa"/>
-              <w:left w:w="120" w:type="dxa"/>
-              <w:bottom w:w="80" w:type="dxa"/>
-              <w:right w:w="120" w:type="dxa"/>
-            </w:tcMar>
-            <w:vAlign w:val="center"/>
-          </w:tcPr>
-          <w:p>
-            <w:r>
-              <w:rPr>
-                <w:b/>
-                <w:bCs/>
-                <w:color w:val="000000"/>
-                <w:sz w:val="20"/>
-                <w:szCs w:val="20"/>
-              </w:rPr>
-              <w:t>Live PakVista – Staging Render Service (all 5 pages accessible)</w:t>
-            </w:r>
-          </w:p>
-        </w:tc>
-        <w:tc>
-          <w:tcPr>
-            <w:tcW w:w="6160" w:type="dxa"/>
-            <w:tcBorders>
-              <w:top w:val="single" w:sz="1" w:space="0" w:color="AAAAAA"/>
-              <w:left w:val="single" w:sz="1" w:space="0" w:color="AAAAAA"/>
-              <w:bottom w:val="single" w:sz="1" w:space="0" w:color="AAAAAA"/>
-              <w:right w:val="single" w:sz="1" w:space="0" w:color="AAAAAA"/>
-            </w:tcBorders>
-            <w:shd w:val="clear" w:color="auto" w:fill="FFFFFF"/>
-            <w:tcMar>
-              <w:top w:w="80" w:type="dxa"/>
-              <w:left w:w="120" w:type="dxa"/>
-              <w:bottom w:w="80" w:type="dxa"/>
-              <w:right w:w="120" w:type="dxa"/>
-            </w:tcMar>
-          </w:tcPr>
-          <w:p>
-            <w:r>
-              <w:rPr>
-                <w:i/>
-                <w:iCs/>
-                <w:color w:val="595959"/>
-                <w:sz w:val="20"/>
-                <w:szCs w:val="20"/>
-              </w:rPr>
-              <w:t>[Paste screenshot here]</w:t>
-            </w:r>
-          </w:p>
-        </w:tc>
-      </w:tr>
-      <w:tr>
-        <w:tc>
-          <w:tcPr>
-            <w:tcW w:w="3200" w:type="dxa"/>
-            <w:tcBorders>
-              <w:top w:val="single" w:sz="1" w:space="0" w:color="AAAAAA"/>
-              <w:left w:val="single" w:sz="1" w:space="0" w:color="AAAAAA"/>
-              <w:bottom w:val="single" w:sz="1" w:space="0" w:color="AAAAAA"/>
-              <w:right w:val="single" w:sz="1" w:space="0" w:color="AAAAAA"/>
-            </w:tcBorders>
-            <w:shd w:val="clear" w:color="auto" w:fill="EBF3FA"/>
-            <w:tcMar>
-              <w:top w:w="80" w:type="dxa"/>
-              <w:left w:w="120" w:type="dxa"/>
-              <w:bottom w:w="80" w:type="dxa"/>
-              <w:right w:w="120" w:type="dxa"/>
-            </w:tcMar>
-            <w:vAlign w:val="center"/>
-          </w:tcPr>
-          <w:p>
-            <w:r>
-              <w:rPr>
-                <w:b/>
-                <w:bCs/>
-                <w:color w:val="000000"/>
-                <w:sz w:val="20"/>
-                <w:szCs w:val="20"/>
-              </w:rPr>
-              <w:lastRenderedPageBreak/>
-              <w:t>Live PakVista – Production Render Service (all 5 pages accessible)</w:t>
-            </w:r>
-          </w:p>
-        </w:tc>
-        <w:tc>
-          <w:tcPr>
-            <w:tcW w:w="6160" w:type="dxa"/>
-            <w:tcBorders>
-              <w:top w:val="single" w:sz="1" w:space="0" w:color="AAAAAA"/>
-              <w:left w:val="single" w:sz="1" w:space="0" w:color="AAAAAA"/>
-              <w:bottom w:val="single" w:sz="1" w:space="0" w:color="AAAAAA"/>
-              <w:right w:val="single" w:sz="1" w:space="0" w:color="AAAAAA"/>
-            </w:tcBorders>
-            <w:shd w:val="clear" w:color="auto" w:fill="EBF3FA"/>
-            <w:tcMar>
-              <w:top w:w="80" w:type="dxa"/>
-              <w:left w:w="120" w:type="dxa"/>
-              <w:bottom w:w="80" w:type="dxa"/>
-              <w:right w:w="120" w:type="dxa"/>
-            </w:tcMar>
-          </w:tcPr>
-          <w:p>
-            <w:r>
-              <w:rPr>
-                <w:i/>
-                <w:iCs/>
-                <w:color w:val="595959"/>
-                <w:sz w:val="20"/>
-                <w:szCs w:val="20"/>
-              </w:rPr>
-              <w:t>[Paste screenshot here]</w:t>
-            </w:r>
-          </w:p>
-        </w:tc>
-      </w:tr>
-      <w:tr>
-        <w:tc>
-          <w:tcPr>
-            <w:tcW w:w="3200" w:type="dxa"/>
-            <w:tcBorders>
-              <w:top w:val="single" w:sz="1" w:space="0" w:color="AAAAAA"/>
-              <w:left w:val="single" w:sz="1" w:space="0" w:color="AAAAAA"/>
-              <w:bottom w:val="single" w:sz="1" w:space="0" w:color="AAAAAA"/>
-              <w:right w:val="single" w:sz="1" w:space="0" w:color="AAAAAA"/>
-            </w:tcBorders>
-            <w:shd w:val="clear" w:color="auto" w:fill="FFFFFF"/>
-            <w:tcMar>
-              <w:top w:w="80" w:type="dxa"/>
-              <w:left w:w="120" w:type="dxa"/>
-              <w:bottom w:w="80" w:type="dxa"/>
-              <w:right w:w="120" w:type="dxa"/>
-            </w:tcMar>
-            <w:vAlign w:val="center"/>
-          </w:tcPr>
-          <w:p>
-            <w:r>
-              <w:rPr>
-                <w:b/>
-                <w:bCs/>
-                <w:color w:val="000000"/>
-                <w:sz w:val="20"/>
-                <w:szCs w:val="20"/>
-              </w:rPr>
-              <w:t>Term Project .docx visible in GitHub Repository file listing</w:t>
-            </w:r>
-          </w:p>
-        </w:tc>
-        <w:tc>
-          <w:tcPr>
-            <w:tcW w:w="6160" w:type="dxa"/>
-            <w:tcBorders>
-              <w:top w:val="single" w:sz="1" w:space="0" w:color="AAAAAA"/>
-              <w:left w:val="single" w:sz="1" w:space="0" w:color="AAAAAA"/>
-              <w:bottom w:val="single" w:sz="1" w:space="0" w:color="AAAAAA"/>
-              <w:right w:val="single" w:sz="1" w:space="0" w:color="AAAAAA"/>
-            </w:tcBorders>
-            <w:shd w:val="clear" w:color="auto" w:fill="FFFFFF"/>
-            <w:tcMar>
-              <w:top w:w="80" w:type="dxa"/>
-              <w:left w:w="120" w:type="dxa"/>
-              <w:bottom w:w="80" w:type="dxa"/>
-              <w:right w:w="120" w:type="dxa"/>
-            </w:tcMar>
-          </w:tcPr>
-          <w:p>
-            <w:r>
-              <w:rPr>
-                <w:i/>
-                <w:iCs/>
-                <w:color w:val="595959"/>
-                <w:sz w:val="20"/>
-                <w:szCs w:val="20"/>
-              </w:rPr>
-              <w:t>[Paste screenshot here]</w:t>
+              <w:t>[</w:t>
             </w:r>
           </w:p>
         </w:tc>
@@ -13439,7 +17364,24 @@
           <w:bCs/>
           <w:color w:val="2E75B6"/>
         </w:rPr>
-        <w:t>Member 1: [Student Name] – Reflection</w:t>
+        <w:lastRenderedPageBreak/>
+        <w:t>Member 1: [</w:t>
+      </w:r>
+      <w:r>
+        <w:rPr>
+          <w:b/>
+          <w:bCs/>
+          <w:color w:val="2E75B6"/>
+        </w:rPr>
+        <w:t>Abdullah Ehsan</w:t>
+      </w:r>
+      <w:r>
+        <w:rPr>
+          <w:b/>
+          <w:bCs/>
+          <w:color w:val="2E75B6"/>
+        </w:rPr>
+        <w:t>] – Reflection</w:t>
       </w:r>
     </w:p>
     <w:p>
@@ -13455,7 +17397,59 @@
           <w:iCs/>
           <w:color w:val="595959"/>
         </w:rPr>
-        <w:t>[Write your 4–5 line reflection here]</w:t>
+        <w:t>[</w:t>
+      </w:r>
+      <w:r>
+        <w:rPr>
+          <w:i/>
+          <w:iCs/>
+          <w:color w:val="595959"/>
+        </w:rPr>
+        <w:t>As Team Lead, I was responsible for setting up the entire repository structure, configuring GitHub Environments and secrets, provisioning three Render Web Services, and authoring both ci-</w:t>
+      </w:r>
+      <w:proofErr w:type="spellStart"/>
+      <w:r>
+        <w:rPr>
+          <w:i/>
+          <w:iCs/>
+          <w:color w:val="595959"/>
+        </w:rPr>
+        <w:t>dev.yml</w:t>
+      </w:r>
+      <w:proofErr w:type="spellEnd"/>
+      <w:r>
+        <w:rPr>
+          <w:i/>
+          <w:iCs/>
+          <w:color w:val="595959"/>
+        </w:rPr>
+        <w:t xml:space="preserve"> and cd-</w:t>
+      </w:r>
+      <w:proofErr w:type="spellStart"/>
+      <w:r>
+        <w:rPr>
+          <w:i/>
+          <w:iCs/>
+          <w:color w:val="595959"/>
+        </w:rPr>
+        <w:t>prod.yml</w:t>
+      </w:r>
+      <w:proofErr w:type="spellEnd"/>
+      <w:r>
+        <w:rPr>
+          <w:i/>
+          <w:iCs/>
+          <w:color w:val="595959"/>
+        </w:rPr>
+        <w:t xml:space="preserve"> — covering the full pipeline from development CI to production CD. Building index.html alongside managing the team's PRs and branch promotions gave me a complete end-to-end understanding of how a professional multi-environment CI/CD workflow operates in practice.</w:t>
+      </w:r>
+      <w:r>
+        <w:rPr>
+          <w:i/>
+          <w:iCs/>
+          <w:color w:val="595959"/>
+        </w:rPr>
+        <w:t>]</w:t>
       </w:r>
     </w:p>
     <w:p/>
@@ -13469,7 +17463,23 @@
           <w:bCs/>
           <w:color w:val="2E75B6"/>
         </w:rPr>
-        <w:t>Member 2: [Student Name] – Reflection</w:t>
+        <w:t>Member 2: [</w:t>
+      </w:r>
+      <w:r>
+        <w:rPr>
+          <w:b/>
+          <w:bCs/>
+          <w:color w:val="2E75B6"/>
+        </w:rPr>
+        <w:t>Muhammad Salahuddin Momi</w:t>
+      </w:r>
+      <w:r>
+        <w:rPr>
+          <w:b/>
+          <w:bCs/>
+          <w:color w:val="2E75B6"/>
+        </w:rPr>
+        <w:t>] – Reflection</w:t>
       </w:r>
     </w:p>
     <w:p>
@@ -13485,7 +17495,41 @@
           <w:iCs/>
           <w:color w:val="595959"/>
         </w:rPr>
-        <w:t>[Write your 4–5 line reflection here]</w:t>
+        <w:t>[</w:t>
+      </w:r>
+      <w:r>
+        <w:rPr>
+          <w:i/>
+          <w:iCs/>
+          <w:color w:val="595959"/>
+        </w:rPr>
+        <w:t>Building lahore.html strengthened my understanding of semantic HTML5 while authoring cd-</w:t>
+      </w:r>
+      <w:proofErr w:type="spellStart"/>
+      <w:r>
+        <w:rPr>
+          <w:i/>
+          <w:iCs/>
+          <w:color w:val="595959"/>
+        </w:rPr>
+        <w:t>dev.yml</w:t>
+      </w:r>
+      <w:proofErr w:type="spellEnd"/>
+      <w:r>
+        <w:rPr>
+          <w:i/>
+          <w:iCs/>
+          <w:color w:val="595959"/>
+        </w:rPr>
+        <w:t xml:space="preserve"> clarified how a CD pipeline triggers automated Render deployments via a curl POST to a deploy hook URL. I learnt that the environment: declaration must be placed at the job level to correctly inject environment-level secrets into the workflow.</w:t>
+      </w:r>
+      <w:r>
+        <w:rPr>
+          <w:i/>
+          <w:iCs/>
+          <w:color w:val="595959"/>
+        </w:rPr>
+        <w:t>]</w:t>
       </w:r>
     </w:p>
     <w:p/>
@@ -13499,7 +17543,23 @@
           <w:bCs/>
           <w:color w:val="2E75B6"/>
         </w:rPr>
-        <w:t>Member 3: [Student Name] – Reflection</w:t>
+        <w:t>Member 3: [</w:t>
+      </w:r>
+      <w:r>
+        <w:rPr>
+          <w:b/>
+          <w:bCs/>
+          <w:color w:val="2E75B6"/>
+        </w:rPr>
+        <w:t>Affan Badar</w:t>
+      </w:r>
+      <w:r>
+        <w:rPr>
+          <w:b/>
+          <w:bCs/>
+          <w:color w:val="2E75B6"/>
+        </w:rPr>
+        <w:t>] – Reflection</w:t>
       </w:r>
     </w:p>
     <w:p>
@@ -13515,7 +17575,41 @@
           <w:iCs/>
           <w:color w:val="595959"/>
         </w:rPr>
-        <w:t>[Write your 4–5 line reflection here]</w:t>
+        <w:t>[</w:t>
+      </w:r>
+      <w:r>
+        <w:rPr>
+          <w:i/>
+          <w:iCs/>
+          <w:color w:val="595959"/>
+        </w:rPr>
+        <w:t>Developing hunza.html reinforced semantic HTML5 best practices, while authoring ci-</w:t>
+      </w:r>
+      <w:proofErr w:type="spellStart"/>
+      <w:r>
+        <w:rPr>
+          <w:i/>
+          <w:iCs/>
+          <w:color w:val="595959"/>
+        </w:rPr>
+        <w:t>staging.yml</w:t>
+      </w:r>
+      <w:proofErr w:type="spellEnd"/>
+      <w:r>
+        <w:rPr>
+          <w:i/>
+          <w:iCs/>
+          <w:color w:val="595959"/>
+        </w:rPr>
+        <w:t xml:space="preserve"> taught me the importance of environment-specific Docker image tagging to maintain clear separation between deployment environments. Correcting a YAML indentation error using an online linter also highlighted how precise workflow syntax is critical for pipeline reliability.</w:t>
+      </w:r>
+      <w:r>
+        <w:rPr>
+          <w:i/>
+          <w:iCs/>
+          <w:color w:val="595959"/>
+        </w:rPr>
+        <w:t>]</w:t>
       </w:r>
     </w:p>
     <w:p/>
@@ -13529,7 +17623,23 @@
           <w:bCs/>
           <w:color w:val="2E75B6"/>
         </w:rPr>
-        <w:t>Member 4: [Student Name] – Reflection</w:t>
+        <w:t>Member 4: [</w:t>
+      </w:r>
+      <w:r>
+        <w:rPr>
+          <w:b/>
+          <w:bCs/>
+          <w:color w:val="2E75B6"/>
+        </w:rPr>
+        <w:t>Hamza Aftab</w:t>
+      </w:r>
+      <w:r>
+        <w:rPr>
+          <w:b/>
+          <w:bCs/>
+          <w:color w:val="2E75B6"/>
+        </w:rPr>
+        <w:t>] – Reflection</w:t>
       </w:r>
     </w:p>
     <w:p>
@@ -13545,7 +17655,41 @@
           <w:iCs/>
           <w:color w:val="595959"/>
         </w:rPr>
-        <w:t>[Write your 4–5 line reflection here]</w:t>
+        <w:t>[</w:t>
+      </w:r>
+      <w:r>
+        <w:rPr>
+          <w:i/>
+          <w:iCs/>
+          <w:color w:val="595959"/>
+        </w:rPr>
+        <w:t>Building karachi.html demonstrated how a consistent shared stylesheet enables professional multi-page static sites without any JavaScript. Authoring cd-</w:t>
+      </w:r>
+      <w:proofErr w:type="spellStart"/>
+      <w:r>
+        <w:rPr>
+          <w:i/>
+          <w:iCs/>
+          <w:color w:val="595959"/>
+        </w:rPr>
+        <w:t>staging.yml</w:t>
+      </w:r>
+      <w:proofErr w:type="spellEnd"/>
+      <w:r>
+        <w:rPr>
+          <w:i/>
+          <w:iCs/>
+          <w:color w:val="595959"/>
+        </w:rPr>
+        <w:t xml:space="preserve"> taught me how environment-level secret scoping works in GitHub Actions and why the environment: key at the job level is essential for injecting the correct deploy hook URL.</w:t>
+      </w:r>
+      <w:r>
+        <w:rPr>
+          <w:i/>
+          <w:iCs/>
+          <w:color w:val="595959"/>
+        </w:rPr>
+        <w:t>]</w:t>
       </w:r>
     </w:p>
     <w:p/>
@@ -13575,7 +17719,25 @@
           <w:iCs/>
           <w:color w:val="595959"/>
         </w:rPr>
-        <w:t>[Write your 4–5 line reflection here]</w:t>
+        <w:t>[Write your 4–</w:t>
+      </w:r>
+      <w:proofErr w:type="gramStart"/>
+      <w:r>
+        <w:rPr>
+          <w:i/>
+          <w:iCs/>
+          <w:color w:val="595959"/>
+        </w:rPr>
+        <w:t>5 line</w:t>
+      </w:r>
+      <w:proofErr w:type="gramEnd"/>
+      <w:r>
+        <w:rPr>
+          <w:i/>
+          <w:iCs/>
+          <w:color w:val="595959"/>
+        </w:rPr>
+        <w:t xml:space="preserve"> reflection here]</w:t>
       </w:r>
     </w:p>
     <w:p/>
@@ -13601,7 +17763,21 @@
         <w:rPr>
           <w:color w:val="000000"/>
         </w:rPr>
-        <w:t>All technical work must align with the official documentation listed below. Students are expected to consult these resources while building their workflow files, Dockerfile, and HTML pages.</w:t>
+        <w:t xml:space="preserve">All technical work must align with the official documentation listed below. Students are expected to consult these resources while building their workflow files, </w:t>
+      </w:r>
+      <w:proofErr w:type="spellStart"/>
+      <w:r>
+        <w:rPr>
+          <w:color w:val="000000"/>
+        </w:rPr>
+        <w:t>Dockerfile</w:t>
+      </w:r>
+      <w:proofErr w:type="spellEnd"/>
+      <w:r>
+        <w:rPr>
+          <w:color w:val="000000"/>
+        </w:rPr>
+        <w:t>, and HTML pages.</w:t>
       </w:r>
     </w:p>
     <w:p/>
@@ -13848,7 +18024,29 @@
                 <w:sz w:val="20"/>
                 <w:szCs w:val="20"/>
               </w:rPr>
-              <w:t>GitHub Actions – Contexts (github.sha, secrets, etc.)</w:t>
+              <w:t>GitHub Actions – Contexts (</w:t>
+            </w:r>
+            <w:proofErr w:type="spellStart"/>
+            <w:r>
+              <w:rPr>
+                <w:b/>
+                <w:bCs/>
+                <w:color w:val="000000"/>
+                <w:sz w:val="20"/>
+                <w:szCs w:val="20"/>
+              </w:rPr>
+              <w:t>github.sha</w:t>
+            </w:r>
+            <w:proofErr w:type="spellEnd"/>
+            <w:r>
+              <w:rPr>
+                <w:b/>
+                <w:bCs/>
+                <w:color w:val="000000"/>
+                <w:sz w:val="20"/>
+                <w:szCs w:val="20"/>
+              </w:rPr>
+              <w:t>, secrets, etc.)</w:t>
             </w:r>
           </w:p>
         </w:tc>
@@ -14460,15 +18658,27 @@
             <w:vAlign w:val="center"/>
           </w:tcPr>
           <w:p>
-            <w:r>
-              <w:rPr>
-                <w:b/>
-                <w:bCs/>
-                <w:color w:val="000000"/>
-                <w:sz w:val="20"/>
-                <w:szCs w:val="20"/>
-              </w:rPr>
-              <w:t>Dockerfile Reference</w:t>
+            <w:proofErr w:type="spellStart"/>
+            <w:r>
+              <w:rPr>
+                <w:b/>
+                <w:bCs/>
+                <w:color w:val="000000"/>
+                <w:sz w:val="20"/>
+                <w:szCs w:val="20"/>
+              </w:rPr>
+              <w:t>Dockerfile</w:t>
+            </w:r>
+            <w:proofErr w:type="spellEnd"/>
+            <w:r>
+              <w:rPr>
+                <w:b/>
+                <w:bCs/>
+                <w:color w:val="000000"/>
+                <w:sz w:val="20"/>
+                <w:szCs w:val="20"/>
+              </w:rPr>
+              <w:t xml:space="preserve"> Reference</w:t>
             </w:r>
           </w:p>
         </w:tc>
@@ -14878,8 +19088,8 @@
     </w:tbl>
     <w:p/>
     <w:sectPr>
-      <w:headerReference w:type="default" r:id="rId7"/>
-      <w:footerReference w:type="default" r:id="rId8"/>
+      <w:headerReference w:type="default" r:id="rId22"/>
+      <w:footerReference w:type="default" r:id="rId23"/>
       <w:pgSz w:w="12240" w:h="15840"/>
       <w:pgMar w:top="1080" w:right="1080" w:bottom="1080" w:left="1080" w:header="708" w:footer="708" w:gutter="0"/>
       <w:cols w:space="720"/>
@@ -14925,7 +19135,25 @@
         <w:sz w:val="18"/>
         <w:szCs w:val="18"/>
       </w:rPr>
-      <w:t>CSST4713 – DevOps Fundamentals  |  BSSE Spring 2026</w:t>
+      <w:t xml:space="preserve">CSST4713 – DevOps </w:t>
+    </w:r>
+    <w:proofErr w:type="gramStart"/>
+    <w:r>
+      <w:rPr>
+        <w:color w:val="595959"/>
+        <w:sz w:val="18"/>
+        <w:szCs w:val="18"/>
+      </w:rPr>
+      <w:t>Fundamentals  |</w:t>
+    </w:r>
+    <w:proofErr w:type="gramEnd"/>
+    <w:r>
+      <w:rPr>
+        <w:color w:val="595959"/>
+        <w:sz w:val="18"/>
+        <w:szCs w:val="18"/>
+      </w:rPr>
+      <w:t xml:space="preserve">  BSSE Spring 2026</w:t>
     </w:r>
     <w:r>
       <w:rPr>
@@ -16042,7 +20270,6 @@
   <w:style w:type="character" w:default="1" w:styleId="DefaultParagraphFont">
     <w:name w:val="Default Paragraph Font"/>
     <w:uiPriority w:val="1"/>
-    <w:semiHidden/>
     <w:unhideWhenUsed/>
   </w:style>
   <w:style w:type="table" w:default="1" w:styleId="TableNormal">
